--- a/计算机设计大赛软件赛道作品文档.docx
+++ b/计算机设计大赛软件赛道作品文档.docx
@@ -331,7 +331,7 @@
     </w:p>
     <w:tbl>
       <w:tblPr>
-        <w:tblStyle w:val="8"/>
+        <w:tblStyle w:val="10"/>
         <w:tblW w:w="0" w:type="auto"/>
         <w:tblCellSpacing w:w="0" w:type="dxa"/>
         <w:tblInd w:w="0" w:type="dxa"/>
@@ -644,7 +644,7 @@
         </w:p>
         <w:p>
           <w:pPr>
-            <w:pStyle w:val="6"/>
+            <w:pStyle w:val="7"/>
             <w:widowControl/>
             <w:rPr>
               <w:rFonts w:hint="eastAsia"/>
@@ -664,7 +664,7 @@
           </w:r>
           <w:r>
             <w:rPr>
-              <w:rStyle w:val="11"/>
+              <w:rStyle w:val="13"/>
               <w:rFonts w:cs="等线"/>
               <w:b w:val="0"/>
             </w:rPr>
@@ -672,7 +672,7 @@
           </w:r>
           <w:r>
             <w:rPr>
-              <w:rStyle w:val="11"/>
+              <w:rStyle w:val="13"/>
               <w:b w:val="0"/>
               <w:sz w:val="21"/>
               <w:szCs w:val="21"/>
@@ -681,7 +681,7 @@
           </w:r>
           <w:r>
             <w:rPr>
-              <w:rStyle w:val="11"/>
+              <w:rStyle w:val="13"/>
               <w:rFonts w:cs="等线"/>
               <w:b w:val="0"/>
             </w:rPr>
@@ -689,49 +689,49 @@
           </w:r>
           <w:r>
             <w:rPr>
-              <w:rStyle w:val="11"/>
+              <w:rStyle w:val="13"/>
               <w:b w:val="0"/>
             </w:rPr>
             <w:tab/>
           </w:r>
           <w:r>
             <w:rPr>
-              <w:rStyle w:val="11"/>
+              <w:rStyle w:val="13"/>
               <w:b w:val="0"/>
             </w:rPr>
             <w:fldChar w:fldCharType="begin"/>
           </w:r>
           <w:r>
             <w:rPr>
-              <w:rStyle w:val="11"/>
+              <w:rStyle w:val="13"/>
               <w:b w:val="0"/>
             </w:rPr>
             <w:instrText xml:space="preserve"> PAGEREF _Toc100040660 \h </w:instrText>
           </w:r>
           <w:r>
             <w:rPr>
-              <w:rStyle w:val="11"/>
+              <w:rStyle w:val="13"/>
               <w:b w:val="0"/>
             </w:rPr>
             <w:fldChar w:fldCharType="separate"/>
           </w:r>
           <w:r>
             <w:rPr>
-              <w:rStyle w:val="11"/>
+              <w:rStyle w:val="13"/>
               <w:b w:val="0"/>
             </w:rPr>
             <w:t>6</w:t>
           </w:r>
           <w:r>
             <w:rPr>
-              <w:rStyle w:val="11"/>
+              <w:rStyle w:val="13"/>
               <w:b w:val="0"/>
             </w:rPr>
             <w:fldChar w:fldCharType="end"/>
           </w:r>
           <w:r>
             <w:rPr>
-              <w:rStyle w:val="11"/>
+              <w:rStyle w:val="13"/>
               <w:b w:val="0"/>
             </w:rPr>
             <w:fldChar w:fldCharType="end"/>
@@ -739,7 +739,7 @@
         </w:p>
         <w:p>
           <w:pPr>
-            <w:pStyle w:val="6"/>
+            <w:pStyle w:val="7"/>
             <w:widowControl/>
             <w:rPr>
               <w:rFonts w:hint="eastAsia"/>
@@ -759,7 +759,7 @@
           </w:r>
           <w:r>
             <w:rPr>
-              <w:rStyle w:val="11"/>
+              <w:rStyle w:val="13"/>
               <w:rFonts w:cs="等线"/>
               <w:b w:val="0"/>
             </w:rPr>
@@ -767,7 +767,7 @@
           </w:r>
           <w:r>
             <w:rPr>
-              <w:rStyle w:val="11"/>
+              <w:rStyle w:val="13"/>
               <w:b w:val="0"/>
               <w:sz w:val="21"/>
               <w:szCs w:val="21"/>
@@ -776,7 +776,7 @@
           </w:r>
           <w:r>
             <w:rPr>
-              <w:rStyle w:val="11"/>
+              <w:rStyle w:val="13"/>
               <w:rFonts w:cs="等线"/>
               <w:b w:val="0"/>
             </w:rPr>
@@ -784,49 +784,49 @@
           </w:r>
           <w:r>
             <w:rPr>
-              <w:rStyle w:val="11"/>
+              <w:rStyle w:val="13"/>
               <w:b w:val="0"/>
             </w:rPr>
             <w:tab/>
           </w:r>
           <w:r>
             <w:rPr>
-              <w:rStyle w:val="11"/>
+              <w:rStyle w:val="13"/>
               <w:b w:val="0"/>
             </w:rPr>
             <w:fldChar w:fldCharType="begin"/>
           </w:r>
           <w:r>
             <w:rPr>
-              <w:rStyle w:val="11"/>
+              <w:rStyle w:val="13"/>
               <w:b w:val="0"/>
             </w:rPr>
             <w:instrText xml:space="preserve"> PAGEREF _Toc100040661 \h </w:instrText>
           </w:r>
           <w:r>
             <w:rPr>
-              <w:rStyle w:val="11"/>
+              <w:rStyle w:val="13"/>
               <w:b w:val="0"/>
             </w:rPr>
             <w:fldChar w:fldCharType="separate"/>
           </w:r>
           <w:r>
             <w:rPr>
-              <w:rStyle w:val="11"/>
+              <w:rStyle w:val="13"/>
               <w:b w:val="0"/>
             </w:rPr>
             <w:t>6</w:t>
           </w:r>
           <w:r>
             <w:rPr>
-              <w:rStyle w:val="11"/>
+              <w:rStyle w:val="13"/>
               <w:b w:val="0"/>
             </w:rPr>
             <w:fldChar w:fldCharType="end"/>
           </w:r>
           <w:r>
             <w:rPr>
-              <w:rStyle w:val="11"/>
+              <w:rStyle w:val="13"/>
               <w:b w:val="0"/>
             </w:rPr>
             <w:fldChar w:fldCharType="end"/>
@@ -834,7 +834,7 @@
         </w:p>
         <w:p>
           <w:pPr>
-            <w:pStyle w:val="6"/>
+            <w:pStyle w:val="7"/>
             <w:widowControl/>
             <w:rPr>
               <w:rFonts w:hint="eastAsia"/>
@@ -854,7 +854,7 @@
           </w:r>
           <w:r>
             <w:rPr>
-              <w:rStyle w:val="11"/>
+              <w:rStyle w:val="13"/>
               <w:rFonts w:cs="等线"/>
               <w:b w:val="0"/>
             </w:rPr>
@@ -862,7 +862,7 @@
           </w:r>
           <w:r>
             <w:rPr>
-              <w:rStyle w:val="11"/>
+              <w:rStyle w:val="13"/>
               <w:b w:val="0"/>
               <w:sz w:val="21"/>
               <w:szCs w:val="21"/>
@@ -871,7 +871,7 @@
           </w:r>
           <w:r>
             <w:rPr>
-              <w:rStyle w:val="11"/>
+              <w:rStyle w:val="13"/>
               <w:rFonts w:cs="等线"/>
               <w:b w:val="0"/>
             </w:rPr>
@@ -879,49 +879,49 @@
           </w:r>
           <w:r>
             <w:rPr>
-              <w:rStyle w:val="11"/>
+              <w:rStyle w:val="13"/>
               <w:b w:val="0"/>
             </w:rPr>
             <w:tab/>
           </w:r>
           <w:r>
             <w:rPr>
-              <w:rStyle w:val="11"/>
+              <w:rStyle w:val="13"/>
               <w:b w:val="0"/>
             </w:rPr>
             <w:fldChar w:fldCharType="begin"/>
           </w:r>
           <w:r>
             <w:rPr>
-              <w:rStyle w:val="11"/>
+              <w:rStyle w:val="13"/>
               <w:b w:val="0"/>
             </w:rPr>
             <w:instrText xml:space="preserve"> PAGEREF _Toc100040662 \h </w:instrText>
           </w:r>
           <w:r>
             <w:rPr>
-              <w:rStyle w:val="11"/>
+              <w:rStyle w:val="13"/>
               <w:b w:val="0"/>
             </w:rPr>
             <w:fldChar w:fldCharType="separate"/>
           </w:r>
           <w:r>
             <w:rPr>
-              <w:rStyle w:val="11"/>
+              <w:rStyle w:val="13"/>
               <w:b w:val="0"/>
             </w:rPr>
             <w:t>6</w:t>
           </w:r>
           <w:r>
             <w:rPr>
-              <w:rStyle w:val="11"/>
+              <w:rStyle w:val="13"/>
               <w:b w:val="0"/>
             </w:rPr>
             <w:fldChar w:fldCharType="end"/>
           </w:r>
           <w:r>
             <w:rPr>
-              <w:rStyle w:val="11"/>
+              <w:rStyle w:val="13"/>
               <w:b w:val="0"/>
             </w:rPr>
             <w:fldChar w:fldCharType="end"/>
@@ -929,7 +929,7 @@
         </w:p>
         <w:p>
           <w:pPr>
-            <w:pStyle w:val="6"/>
+            <w:pStyle w:val="7"/>
             <w:widowControl/>
             <w:rPr>
               <w:rFonts w:hint="eastAsia"/>
@@ -949,7 +949,7 @@
           </w:r>
           <w:r>
             <w:rPr>
-              <w:rStyle w:val="11"/>
+              <w:rStyle w:val="13"/>
               <w:rFonts w:cs="等线"/>
               <w:b w:val="0"/>
             </w:rPr>
@@ -957,7 +957,7 @@
           </w:r>
           <w:r>
             <w:rPr>
-              <w:rStyle w:val="11"/>
+              <w:rStyle w:val="13"/>
               <w:b w:val="0"/>
               <w:sz w:val="21"/>
               <w:szCs w:val="21"/>
@@ -966,7 +966,7 @@
           </w:r>
           <w:r>
             <w:rPr>
-              <w:rStyle w:val="11"/>
+              <w:rStyle w:val="13"/>
               <w:rFonts w:cs="等线"/>
               <w:b w:val="0"/>
             </w:rPr>
@@ -974,49 +974,49 @@
           </w:r>
           <w:r>
             <w:rPr>
-              <w:rStyle w:val="11"/>
+              <w:rStyle w:val="13"/>
               <w:b w:val="0"/>
             </w:rPr>
             <w:tab/>
           </w:r>
           <w:r>
             <w:rPr>
-              <w:rStyle w:val="11"/>
+              <w:rStyle w:val="13"/>
               <w:b w:val="0"/>
             </w:rPr>
             <w:fldChar w:fldCharType="begin"/>
           </w:r>
           <w:r>
             <w:rPr>
-              <w:rStyle w:val="11"/>
+              <w:rStyle w:val="13"/>
               <w:b w:val="0"/>
             </w:rPr>
             <w:instrText xml:space="preserve"> PAGEREF _Toc100040663 \h </w:instrText>
           </w:r>
           <w:r>
             <w:rPr>
-              <w:rStyle w:val="11"/>
+              <w:rStyle w:val="13"/>
               <w:b w:val="0"/>
             </w:rPr>
             <w:fldChar w:fldCharType="separate"/>
           </w:r>
           <w:r>
             <w:rPr>
-              <w:rStyle w:val="11"/>
+              <w:rStyle w:val="13"/>
               <w:b w:val="0"/>
             </w:rPr>
             <w:t>6</w:t>
           </w:r>
           <w:r>
             <w:rPr>
-              <w:rStyle w:val="11"/>
+              <w:rStyle w:val="13"/>
               <w:b w:val="0"/>
             </w:rPr>
             <w:fldChar w:fldCharType="end"/>
           </w:r>
           <w:r>
             <w:rPr>
-              <w:rStyle w:val="11"/>
+              <w:rStyle w:val="13"/>
               <w:b w:val="0"/>
             </w:rPr>
             <w:fldChar w:fldCharType="end"/>
@@ -1024,7 +1024,7 @@
         </w:p>
         <w:p>
           <w:pPr>
-            <w:pStyle w:val="6"/>
+            <w:pStyle w:val="7"/>
             <w:widowControl/>
             <w:rPr>
               <w:rFonts w:hint="eastAsia"/>
@@ -1044,7 +1044,7 @@
           </w:r>
           <w:r>
             <w:rPr>
-              <w:rStyle w:val="11"/>
+              <w:rStyle w:val="13"/>
               <w:rFonts w:cs="等线"/>
               <w:b w:val="0"/>
             </w:rPr>
@@ -1052,7 +1052,7 @@
           </w:r>
           <w:r>
             <w:rPr>
-              <w:rStyle w:val="11"/>
+              <w:rStyle w:val="13"/>
               <w:b w:val="0"/>
               <w:sz w:val="21"/>
               <w:szCs w:val="21"/>
@@ -1061,7 +1061,7 @@
           </w:r>
           <w:r>
             <w:rPr>
-              <w:rStyle w:val="11"/>
+              <w:rStyle w:val="13"/>
               <w:rFonts w:cs="等线"/>
               <w:b w:val="0"/>
             </w:rPr>
@@ -1069,49 +1069,49 @@
           </w:r>
           <w:r>
             <w:rPr>
-              <w:rStyle w:val="11"/>
+              <w:rStyle w:val="13"/>
               <w:b w:val="0"/>
             </w:rPr>
             <w:tab/>
           </w:r>
           <w:r>
             <w:rPr>
-              <w:rStyle w:val="11"/>
+              <w:rStyle w:val="13"/>
               <w:b w:val="0"/>
             </w:rPr>
             <w:fldChar w:fldCharType="begin"/>
           </w:r>
           <w:r>
             <w:rPr>
-              <w:rStyle w:val="11"/>
+              <w:rStyle w:val="13"/>
               <w:b w:val="0"/>
             </w:rPr>
             <w:instrText xml:space="preserve"> PAGEREF _Toc100040664 \h </w:instrText>
           </w:r>
           <w:r>
             <w:rPr>
-              <w:rStyle w:val="11"/>
+              <w:rStyle w:val="13"/>
               <w:b w:val="0"/>
             </w:rPr>
             <w:fldChar w:fldCharType="separate"/>
           </w:r>
           <w:r>
             <w:rPr>
-              <w:rStyle w:val="11"/>
+              <w:rStyle w:val="13"/>
               <w:b w:val="0"/>
             </w:rPr>
             <w:t>6</w:t>
           </w:r>
           <w:r>
             <w:rPr>
-              <w:rStyle w:val="11"/>
+              <w:rStyle w:val="13"/>
               <w:b w:val="0"/>
             </w:rPr>
             <w:fldChar w:fldCharType="end"/>
           </w:r>
           <w:r>
             <w:rPr>
-              <w:rStyle w:val="11"/>
+              <w:rStyle w:val="13"/>
               <w:b w:val="0"/>
             </w:rPr>
             <w:fldChar w:fldCharType="end"/>
@@ -1119,7 +1119,7 @@
         </w:p>
         <w:p>
           <w:pPr>
-            <w:pStyle w:val="6"/>
+            <w:pStyle w:val="7"/>
             <w:widowControl/>
             <w:rPr>
               <w:rFonts w:hint="eastAsia"/>
@@ -1139,7 +1139,7 @@
           </w:r>
           <w:r>
             <w:rPr>
-              <w:rStyle w:val="11"/>
+              <w:rStyle w:val="13"/>
               <w:rFonts w:cs="等线"/>
               <w:b w:val="0"/>
             </w:rPr>
@@ -1147,7 +1147,7 @@
           </w:r>
           <w:r>
             <w:rPr>
-              <w:rStyle w:val="11"/>
+              <w:rStyle w:val="13"/>
               <w:b w:val="0"/>
               <w:sz w:val="21"/>
               <w:szCs w:val="21"/>
@@ -1156,7 +1156,7 @@
           </w:r>
           <w:r>
             <w:rPr>
-              <w:rStyle w:val="11"/>
+              <w:rStyle w:val="13"/>
               <w:rFonts w:cs="等线"/>
               <w:b w:val="0"/>
             </w:rPr>
@@ -1164,49 +1164,49 @@
           </w:r>
           <w:r>
             <w:rPr>
-              <w:rStyle w:val="11"/>
+              <w:rStyle w:val="13"/>
               <w:b w:val="0"/>
             </w:rPr>
             <w:tab/>
           </w:r>
           <w:r>
             <w:rPr>
-              <w:rStyle w:val="11"/>
+              <w:rStyle w:val="13"/>
               <w:b w:val="0"/>
             </w:rPr>
             <w:fldChar w:fldCharType="begin"/>
           </w:r>
           <w:r>
             <w:rPr>
-              <w:rStyle w:val="11"/>
+              <w:rStyle w:val="13"/>
               <w:b w:val="0"/>
             </w:rPr>
             <w:instrText xml:space="preserve"> PAGEREF _Toc100040665 \h </w:instrText>
           </w:r>
           <w:r>
             <w:rPr>
-              <w:rStyle w:val="11"/>
+              <w:rStyle w:val="13"/>
               <w:b w:val="0"/>
             </w:rPr>
             <w:fldChar w:fldCharType="separate"/>
           </w:r>
           <w:r>
             <w:rPr>
-              <w:rStyle w:val="11"/>
+              <w:rStyle w:val="13"/>
               <w:b w:val="0"/>
             </w:rPr>
             <w:t>6</w:t>
           </w:r>
           <w:r>
             <w:rPr>
-              <w:rStyle w:val="11"/>
+              <w:rStyle w:val="13"/>
               <w:b w:val="0"/>
             </w:rPr>
             <w:fldChar w:fldCharType="end"/>
           </w:r>
           <w:r>
             <w:rPr>
-              <w:rStyle w:val="11"/>
+              <w:rStyle w:val="13"/>
               <w:b w:val="0"/>
             </w:rPr>
             <w:fldChar w:fldCharType="end"/>
@@ -1214,7 +1214,7 @@
         </w:p>
         <w:p>
           <w:pPr>
-            <w:pStyle w:val="6"/>
+            <w:pStyle w:val="7"/>
             <w:widowControl/>
             <w:rPr>
               <w:rFonts w:hint="eastAsia"/>
@@ -1234,7 +1234,7 @@
           </w:r>
           <w:r>
             <w:rPr>
-              <w:rStyle w:val="11"/>
+              <w:rStyle w:val="13"/>
               <w:rFonts w:cs="等线"/>
               <w:b w:val="0"/>
             </w:rPr>
@@ -1242,49 +1242,49 @@
           </w:r>
           <w:r>
             <w:rPr>
-              <w:rStyle w:val="11"/>
+              <w:rStyle w:val="13"/>
               <w:b w:val="0"/>
             </w:rPr>
             <w:tab/>
           </w:r>
           <w:r>
             <w:rPr>
-              <w:rStyle w:val="11"/>
+              <w:rStyle w:val="13"/>
               <w:b w:val="0"/>
             </w:rPr>
             <w:fldChar w:fldCharType="begin"/>
           </w:r>
           <w:r>
             <w:rPr>
-              <w:rStyle w:val="11"/>
+              <w:rStyle w:val="13"/>
               <w:b w:val="0"/>
             </w:rPr>
             <w:instrText xml:space="preserve"> PAGEREF _Toc100040666 \h </w:instrText>
           </w:r>
           <w:r>
             <w:rPr>
-              <w:rStyle w:val="11"/>
+              <w:rStyle w:val="13"/>
               <w:b w:val="0"/>
             </w:rPr>
             <w:fldChar w:fldCharType="separate"/>
           </w:r>
           <w:r>
             <w:rPr>
-              <w:rStyle w:val="11"/>
+              <w:rStyle w:val="13"/>
               <w:b w:val="0"/>
             </w:rPr>
             <w:t>7</w:t>
           </w:r>
           <w:r>
             <w:rPr>
-              <w:rStyle w:val="11"/>
+              <w:rStyle w:val="13"/>
               <w:b w:val="0"/>
             </w:rPr>
             <w:fldChar w:fldCharType="end"/>
           </w:r>
           <w:r>
             <w:rPr>
-              <w:rStyle w:val="11"/>
+              <w:rStyle w:val="13"/>
               <w:b w:val="0"/>
             </w:rPr>
             <w:fldChar w:fldCharType="end"/>
@@ -1377,7 +1377,7 @@
     </w:p>
     <w:tbl>
       <w:tblPr>
-        <w:tblStyle w:val="8"/>
+        <w:tblStyle w:val="10"/>
         <w:tblW w:w="5000" w:type="pct"/>
         <w:tblCellSpacing w:w="15" w:type="dxa"/>
         <w:tblInd w:w="0" w:type="dxa"/>
@@ -2375,7 +2375,7 @@
         <w:spacing w:line="360" w:lineRule="atLeast"/>
         <w:jc w:val="left"/>
         <w:rPr>
-          <w:rStyle w:val="10"/>
+          <w:rStyle w:val="12"/>
           <w:rFonts w:hint="eastAsia" w:ascii="宋体" w:hAnsi="宋体" w:cs="宋体"/>
           <w:bCs/>
           <w:color w:val="000000"/>
@@ -2386,7 +2386,7 @@
       </w:pPr>
       <w:r>
         <w:rPr>
-          <w:rStyle w:val="10"/>
+          <w:rStyle w:val="12"/>
           <w:rFonts w:hint="eastAsia" w:ascii="宋体" w:hAnsi="宋体" w:cs="宋体"/>
           <w:bCs/>
           <w:color w:val="000000"/>
@@ -2446,7 +2446,7 @@
       </w:pPr>
       <w:r>
         <w:rPr>
-          <w:rStyle w:val="10"/>
+          <w:rStyle w:val="12"/>
           <w:rFonts w:ascii="宋体" w:hAnsi="宋体" w:cs="宋体"/>
           <w:bCs/>
           <w:color w:val="000000"/>
@@ -2514,7 +2514,6 @@
           <w:lang w:eastAsia="zh" w:bidi="ar"/>
         </w:rPr>
       </w:pPr>
-      <w:bookmarkStart w:id="1" w:name="_GoBack"/>
       <w:r>
         <w:drawing>
           <wp:inline distT="0" distB="0" distL="114300" distR="114300">
@@ -2558,7 +2557,6 @@
           </wp:inline>
         </w:drawing>
       </w:r>
-      <w:bookmarkEnd w:id="1"/>
     </w:p>
     <w:p>
       <w:pPr>
@@ -2573,7 +2571,7 @@
       </w:pPr>
       <w:r>
         <w:rPr>
-          <w:rStyle w:val="10"/>
+          <w:rStyle w:val="12"/>
           <w:rFonts w:ascii="宋体" w:hAnsi="宋体" w:cs="宋体"/>
           <w:bCs/>
           <w:color w:val="000000"/>
@@ -2597,7 +2595,7 @@
       </w:pPr>
       <w:r>
         <w:rPr>
-          <w:rStyle w:val="10"/>
+          <w:rStyle w:val="12"/>
           <w:rFonts w:ascii="宋体" w:hAnsi="宋体" w:cs="宋体"/>
           <w:bCs/>
           <w:color w:val="000000"/>
@@ -2771,7 +2769,7 @@
       </w:pPr>
       <w:r>
         <w:rPr>
-          <w:rStyle w:val="10"/>
+          <w:rStyle w:val="12"/>
           <w:bCs/>
           <w:color w:val="000000"/>
           <w:sz w:val="24"/>
@@ -2790,7 +2788,7 @@
         <w:spacing w:line="360" w:lineRule="atLeast"/>
         <w:ind w:left="0"/>
         <w:rPr>
-          <w:rStyle w:val="10"/>
+          <w:rStyle w:val="12"/>
           <w:bCs/>
           <w:color w:val="000000"/>
           <w:sz w:val="24"/>
@@ -2799,7 +2797,7 @@
       </w:pPr>
       <w:r>
         <w:rPr>
-          <w:rStyle w:val="10"/>
+          <w:rStyle w:val="12"/>
           <w:bCs/>
           <w:color w:val="000000"/>
           <w:sz w:val="24"/>
@@ -2818,7 +2816,7 @@
         <w:spacing w:line="360" w:lineRule="atLeast"/>
         <w:ind w:left="0"/>
         <w:rPr>
-          <w:rStyle w:val="10"/>
+          <w:rStyle w:val="12"/>
           <w:rFonts w:hint="eastAsia"/>
           <w:bCs/>
           <w:color w:val="000000"/>
@@ -2828,7 +2826,7 @@
       </w:pPr>
       <w:r>
         <w:rPr>
-          <w:rStyle w:val="10"/>
+          <w:rStyle w:val="12"/>
           <w:rFonts w:hint="eastAsia"/>
           <w:bCs/>
           <w:color w:val="000000"/>
@@ -2855,7 +2853,7 @@
       </w:pPr>
       <w:r>
         <w:rPr>
-          <w:rStyle w:val="10"/>
+          <w:rStyle w:val="12"/>
           <w:bCs/>
           <w:color w:val="000000"/>
           <w:sz w:val="24"/>
@@ -2876,7 +2874,7 @@
       </w:pPr>
       <w:r>
         <w:rPr>
-          <w:rStyle w:val="10"/>
+          <w:rStyle w:val="12"/>
           <w:bCs/>
           <w:color w:val="000000"/>
           <w:sz w:val="24"/>
@@ -2891,6 +2889,5213 @@
           <w:szCs w:val="24"/>
         </w:rPr>
         <w:t>：布局简洁清晰，分为个人信息设置、发帖记录管理两大板块，支持个人资料编辑、发帖记录查询、编辑与删除，操作便捷，适配网页端交互习惯。</w:t>
+      </w:r>
+    </w:p>
+    <w:p>
+      <w:pPr>
+        <w:pStyle w:val="2"/>
+        <w:spacing w:after="120" w:line="360" w:lineRule="auto"/>
+        <w:ind w:left="0" w:leftChars="0" w:firstLine="480" w:firstLineChars="200"/>
+        <w:jc w:val="both"/>
+        <w:rPr>
+          <w:rFonts w:eastAsia="宋体"/>
+          <w:b w:val="0"/>
+          <w:i w:val="0"/>
+          <w:strike w:val="0"/>
+          <w:color w:val="auto"/>
+          <w:sz w:val="24"/>
+          <w:u w:val="none"/>
+        </w:rPr>
+      </w:pPr>
+      <w:r>
+        <w:rPr>
+          <w:rFonts w:eastAsia="宋体"/>
+          <w:b w:val="0"/>
+          <w:i w:val="0"/>
+          <w:strike w:val="0"/>
+          <w:color w:val="auto"/>
+          <w:sz w:val="24"/>
+          <w:u w:val="none"/>
+        </w:rPr>
+        <w:t>第三章 详细设计</w:t>
+      </w:r>
+    </w:p>
+    <w:p>
+      <w:pPr>
+        <w:pStyle w:val="3"/>
+        <w:spacing w:after="120" w:line="360" w:lineRule="auto"/>
+        <w:ind w:left="0" w:leftChars="0" w:firstLine="480" w:firstLineChars="200"/>
+        <w:jc w:val="both"/>
+        <w:rPr>
+          <w:rFonts w:eastAsia="宋体"/>
+          <w:b w:val="0"/>
+          <w:i w:val="0"/>
+          <w:strike w:val="0"/>
+          <w:color w:val="auto"/>
+          <w:sz w:val="24"/>
+          <w:u w:val="none"/>
+        </w:rPr>
+      </w:pPr>
+      <w:r>
+        <w:rPr>
+          <w:rFonts w:eastAsia="宋体"/>
+          <w:b w:val="0"/>
+          <w:i w:val="0"/>
+          <w:strike w:val="0"/>
+          <w:color w:val="auto"/>
+          <w:sz w:val="24"/>
+          <w:u w:val="none"/>
+        </w:rPr>
+        <w:t>3.1 系统总体设计</w:t>
+      </w:r>
+    </w:p>
+    <w:p>
+      <w:pPr>
+        <w:spacing w:after="120" w:line="360" w:lineRule="auto"/>
+        <w:ind w:left="0" w:leftChars="0" w:firstLine="480" w:firstLineChars="200"/>
+        <w:jc w:val="both"/>
+        <w:rPr>
+          <w:rFonts w:eastAsia="宋体"/>
+          <w:b w:val="0"/>
+          <w:i w:val="0"/>
+          <w:strike w:val="0"/>
+          <w:color w:val="auto"/>
+          <w:sz w:val="24"/>
+          <w:u w:val="none"/>
+        </w:rPr>
+      </w:pPr>
+      <w:r>
+        <w:rPr>
+          <w:rFonts w:eastAsia="宋体"/>
+          <w:b w:val="0"/>
+          <w:i w:val="0"/>
+          <w:strike w:val="0"/>
+          <w:color w:val="auto"/>
+          <w:sz w:val="24"/>
+          <w:u w:val="none"/>
+        </w:rPr>
+        <w:t>本系统采用前后端分离架构。前端使用 HTML/CSS/JavaScript 构建多页面应用，后端基于 Spring Boot 提供 RESTful API 服务，数据库采用 TiDB（MySQL 协议兼容）进行持久化存储。</w:t>
+      </w:r>
+    </w:p>
+    <w:p>
+      <w:pPr>
+        <w:spacing w:after="120" w:line="360" w:lineRule="auto"/>
+        <w:ind w:left="0" w:leftChars="0" w:firstLine="480" w:firstLineChars="200"/>
+        <w:jc w:val="both"/>
+        <w:rPr>
+          <w:rFonts w:eastAsia="宋体"/>
+          <w:b w:val="0"/>
+          <w:i w:val="0"/>
+          <w:strike w:val="0"/>
+          <w:color w:val="auto"/>
+          <w:sz w:val="24"/>
+          <w:u w:val="none"/>
+        </w:rPr>
+      </w:pPr>
+      <w:r>
+        <w:rPr>
+          <w:rFonts w:eastAsia="宋体"/>
+          <w:b w:val="0"/>
+          <w:i w:val="0"/>
+          <w:strike w:val="0"/>
+          <w:color w:val="auto"/>
+          <w:sz w:val="24"/>
+          <w:u w:val="none"/>
+        </w:rPr>
+        <w:t>系统围绕“大学生求职防坑”场景，提供账号认证、案例学习与模拟、AI 风险问答、论坛交流、个人中心风险评估等核心功能。</w:t>
+      </w:r>
+    </w:p>
+    <w:p>
+      <w:pPr>
+        <w:pStyle w:val="3"/>
+        <w:spacing w:after="120" w:line="360" w:lineRule="auto"/>
+        <w:ind w:left="0" w:leftChars="0" w:firstLine="480" w:firstLineChars="200"/>
+        <w:jc w:val="both"/>
+        <w:rPr>
+          <w:rFonts w:eastAsia="宋体"/>
+          <w:b w:val="0"/>
+          <w:i w:val="0"/>
+          <w:strike w:val="0"/>
+          <w:color w:val="auto"/>
+          <w:sz w:val="24"/>
+          <w:u w:val="none"/>
+        </w:rPr>
+      </w:pPr>
+      <w:r>
+        <w:rPr>
+          <w:rFonts w:eastAsia="宋体"/>
+          <w:b w:val="0"/>
+          <w:i w:val="0"/>
+          <w:strike w:val="0"/>
+          <w:color w:val="auto"/>
+          <w:sz w:val="24"/>
+          <w:u w:val="none"/>
+        </w:rPr>
+        <w:t>3.2 架构分层设计</w:t>
+      </w:r>
+    </w:p>
+    <w:p>
+      <w:pPr>
+        <w:spacing w:after="120" w:line="360" w:lineRule="auto"/>
+        <w:ind w:left="0" w:leftChars="0" w:firstLine="480" w:firstLineChars="200"/>
+        <w:jc w:val="both"/>
+        <w:rPr>
+          <w:rFonts w:eastAsia="宋体"/>
+          <w:b w:val="0"/>
+          <w:i w:val="0"/>
+          <w:strike w:val="0"/>
+          <w:color w:val="auto"/>
+          <w:sz w:val="24"/>
+          <w:u w:val="none"/>
+        </w:rPr>
+      </w:pPr>
+      <w:r>
+        <w:rPr>
+          <w:rFonts w:eastAsia="宋体"/>
+          <w:b w:val="0"/>
+          <w:i w:val="0"/>
+          <w:strike w:val="0"/>
+          <w:color w:val="auto"/>
+          <w:sz w:val="24"/>
+          <w:u w:val="none"/>
+        </w:rPr>
+        <w:t>系统后端采用典型分层结构：</w:t>
+      </w:r>
+    </w:p>
+    <w:p>
+      <w:pPr>
+        <w:keepNext w:val="0"/>
+        <w:keepLines w:val="0"/>
+        <w:widowControl/>
+        <w:numPr>
+          <w:ilvl w:val="0"/>
+          <w:numId w:val="3"/>
+        </w:numPr>
+        <w:suppressLineNumbers w:val="0"/>
+        <w:spacing w:before="30" w:beforeAutospacing="0" w:after="30" w:afterAutospacing="0" w:line="315" w:lineRule="atLeast"/>
+        <w:ind w:left="1440" w:right="0" w:hanging="360"/>
+      </w:pPr>
+    </w:p>
+    <w:p>
+      <w:pPr>
+        <w:pStyle w:val="4"/>
+        <w:spacing w:after="120" w:line="360" w:lineRule="auto"/>
+        <w:ind w:left="0" w:leftChars="0" w:firstLine="480" w:firstLineChars="200"/>
+        <w:jc w:val="both"/>
+        <w:rPr>
+          <w:rFonts w:eastAsia="宋体"/>
+          <w:b w:val="0"/>
+          <w:i w:val="0"/>
+          <w:strike w:val="0"/>
+          <w:color w:val="auto"/>
+          <w:sz w:val="24"/>
+          <w:u w:val="none"/>
+        </w:rPr>
+      </w:pPr>
+      <w:r>
+        <w:rPr>
+          <w:rFonts w:eastAsia="宋体"/>
+          <w:b w:val="0"/>
+          <w:i w:val="0"/>
+          <w:strike w:val="0"/>
+          <w:color w:val="auto"/>
+          <w:sz w:val="24"/>
+          <w:u w:val="none"/>
+        </w:rPr>
+        <w:t>控制层（Controller）</w:t>
+      </w:r>
+    </w:p>
+    <w:p>
+      <w:pPr>
+        <w:spacing w:after="120" w:line="360" w:lineRule="auto"/>
+        <w:ind w:left="0" w:leftChars="0" w:firstLine="480" w:firstLineChars="200"/>
+        <w:jc w:val="both"/>
+        <w:rPr>
+          <w:rFonts w:eastAsia="宋体"/>
+          <w:b w:val="0"/>
+          <w:i w:val="0"/>
+          <w:strike w:val="0"/>
+          <w:color w:val="auto"/>
+          <w:sz w:val="24"/>
+          <w:u w:val="none"/>
+        </w:rPr>
+      </w:pPr>
+      <w:r>
+        <w:rPr>
+          <w:rFonts w:eastAsia="宋体"/>
+          <w:b w:val="0"/>
+          <w:i w:val="0"/>
+          <w:strike w:val="0"/>
+          <w:color w:val="auto"/>
+          <w:sz w:val="24"/>
+          <w:u w:val="none"/>
+        </w:rPr>
+        <w:t>负责接收前端请求、参数校验与响应封装。主要包括认证、用户、论坛、案例模拟、AI 助手等接口入口。</w:t>
+      </w:r>
+    </w:p>
+    <w:p>
+      <w:pPr>
+        <w:keepNext w:val="0"/>
+        <w:keepLines w:val="0"/>
+        <w:widowControl/>
+        <w:numPr>
+          <w:ilvl w:val="0"/>
+          <w:numId w:val="3"/>
+        </w:numPr>
+        <w:suppressLineNumbers w:val="0"/>
+        <w:spacing w:before="30" w:beforeAutospacing="0" w:after="30" w:afterAutospacing="0" w:line="315" w:lineRule="atLeast"/>
+        <w:ind w:left="1440" w:right="0" w:hanging="360"/>
+      </w:pPr>
+    </w:p>
+    <w:p>
+      <w:pPr>
+        <w:keepNext w:val="0"/>
+        <w:keepLines w:val="0"/>
+        <w:widowControl/>
+        <w:numPr>
+          <w:ilvl w:val="0"/>
+          <w:numId w:val="3"/>
+        </w:numPr>
+        <w:suppressLineNumbers w:val="0"/>
+        <w:spacing w:before="30" w:beforeAutospacing="0" w:after="30" w:afterAutospacing="0" w:line="315" w:lineRule="atLeast"/>
+        <w:ind w:left="1440" w:right="0" w:hanging="360"/>
+      </w:pPr>
+    </w:p>
+    <w:p>
+      <w:pPr>
+        <w:pStyle w:val="4"/>
+        <w:spacing w:after="120" w:line="360" w:lineRule="auto"/>
+        <w:ind w:left="0" w:leftChars="0" w:firstLine="480" w:firstLineChars="200"/>
+        <w:jc w:val="both"/>
+        <w:rPr>
+          <w:rFonts w:eastAsia="宋体"/>
+          <w:b w:val="0"/>
+          <w:i w:val="0"/>
+          <w:strike w:val="0"/>
+          <w:color w:val="auto"/>
+          <w:sz w:val="24"/>
+          <w:u w:val="none"/>
+        </w:rPr>
+      </w:pPr>
+      <w:r>
+        <w:rPr>
+          <w:rFonts w:eastAsia="宋体"/>
+          <w:b w:val="0"/>
+          <w:i w:val="0"/>
+          <w:strike w:val="0"/>
+          <w:color w:val="auto"/>
+          <w:sz w:val="24"/>
+          <w:u w:val="none"/>
+        </w:rPr>
+        <w:t>业务层（Service）</w:t>
+      </w:r>
+    </w:p>
+    <w:p>
+      <w:pPr>
+        <w:spacing w:after="120" w:line="360" w:lineRule="auto"/>
+        <w:ind w:left="0" w:leftChars="0" w:firstLine="480" w:firstLineChars="200"/>
+        <w:jc w:val="both"/>
+        <w:rPr>
+          <w:rFonts w:eastAsia="宋体"/>
+          <w:b w:val="0"/>
+          <w:i w:val="0"/>
+          <w:strike w:val="0"/>
+          <w:color w:val="auto"/>
+          <w:sz w:val="24"/>
+          <w:u w:val="none"/>
+        </w:rPr>
+      </w:pPr>
+      <w:r>
+        <w:rPr>
+          <w:rFonts w:eastAsia="宋体"/>
+          <w:b w:val="0"/>
+          <w:i w:val="0"/>
+          <w:strike w:val="0"/>
+          <w:color w:val="auto"/>
+          <w:sz w:val="24"/>
+          <w:u w:val="none"/>
+        </w:rPr>
+        <w:t>负责业务规则与流程编排，如注册登录、行为数据累计、风险分数计算、论坛交互逻辑等。</w:t>
+      </w:r>
+    </w:p>
+    <w:p>
+      <w:pPr>
+        <w:keepNext w:val="0"/>
+        <w:keepLines w:val="0"/>
+        <w:widowControl/>
+        <w:numPr>
+          <w:ilvl w:val="0"/>
+          <w:numId w:val="3"/>
+        </w:numPr>
+        <w:suppressLineNumbers w:val="0"/>
+        <w:spacing w:before="30" w:beforeAutospacing="0" w:after="30" w:afterAutospacing="0" w:line="315" w:lineRule="atLeast"/>
+        <w:ind w:left="1440" w:right="0" w:hanging="360"/>
+      </w:pPr>
+    </w:p>
+    <w:p>
+      <w:pPr>
+        <w:keepNext w:val="0"/>
+        <w:keepLines w:val="0"/>
+        <w:widowControl/>
+        <w:numPr>
+          <w:ilvl w:val="0"/>
+          <w:numId w:val="3"/>
+        </w:numPr>
+        <w:suppressLineNumbers w:val="0"/>
+        <w:spacing w:before="30" w:beforeAutospacing="0" w:after="30" w:afterAutospacing="0" w:line="315" w:lineRule="atLeast"/>
+        <w:ind w:left="1440" w:right="0" w:hanging="360"/>
+      </w:pPr>
+    </w:p>
+    <w:p>
+      <w:pPr>
+        <w:pStyle w:val="4"/>
+        <w:spacing w:after="120" w:line="360" w:lineRule="auto"/>
+        <w:ind w:left="0" w:leftChars="0" w:firstLine="480" w:firstLineChars="200"/>
+        <w:jc w:val="both"/>
+        <w:rPr>
+          <w:rFonts w:eastAsia="宋体"/>
+          <w:b w:val="0"/>
+          <w:i w:val="0"/>
+          <w:strike w:val="0"/>
+          <w:color w:val="auto"/>
+          <w:sz w:val="24"/>
+          <w:u w:val="none"/>
+        </w:rPr>
+      </w:pPr>
+      <w:r>
+        <w:rPr>
+          <w:rFonts w:eastAsia="宋体"/>
+          <w:b w:val="0"/>
+          <w:i w:val="0"/>
+          <w:strike w:val="0"/>
+          <w:color w:val="auto"/>
+          <w:sz w:val="24"/>
+          <w:u w:val="none"/>
+        </w:rPr>
+        <w:t>数据访问层（Repository）</w:t>
+      </w:r>
+    </w:p>
+    <w:p>
+      <w:pPr>
+        <w:spacing w:after="120" w:line="360" w:lineRule="auto"/>
+        <w:ind w:left="0" w:leftChars="0" w:firstLine="480" w:firstLineChars="200"/>
+        <w:jc w:val="both"/>
+        <w:rPr>
+          <w:rFonts w:eastAsia="宋体"/>
+          <w:b w:val="0"/>
+          <w:i w:val="0"/>
+          <w:strike w:val="0"/>
+          <w:color w:val="auto"/>
+          <w:sz w:val="24"/>
+          <w:u w:val="none"/>
+        </w:rPr>
+      </w:pPr>
+      <w:r>
+        <w:rPr>
+          <w:rFonts w:eastAsia="宋体"/>
+          <w:b w:val="0"/>
+          <w:i w:val="0"/>
+          <w:strike w:val="0"/>
+          <w:color w:val="auto"/>
+          <w:sz w:val="24"/>
+          <w:u w:val="none"/>
+        </w:rPr>
+        <w:t>基于 Spring Data JPA 与数据库交互，实现实体的增删改查。</w:t>
+      </w:r>
+    </w:p>
+    <w:p>
+      <w:pPr>
+        <w:keepNext w:val="0"/>
+        <w:keepLines w:val="0"/>
+        <w:widowControl/>
+        <w:numPr>
+          <w:ilvl w:val="0"/>
+          <w:numId w:val="3"/>
+        </w:numPr>
+        <w:suppressLineNumbers w:val="0"/>
+        <w:spacing w:before="30" w:beforeAutospacing="0" w:after="30" w:afterAutospacing="0" w:line="315" w:lineRule="atLeast"/>
+        <w:ind w:left="1440" w:right="0" w:hanging="360"/>
+      </w:pPr>
+    </w:p>
+    <w:p>
+      <w:pPr>
+        <w:keepNext w:val="0"/>
+        <w:keepLines w:val="0"/>
+        <w:widowControl/>
+        <w:numPr>
+          <w:ilvl w:val="0"/>
+          <w:numId w:val="3"/>
+        </w:numPr>
+        <w:suppressLineNumbers w:val="0"/>
+        <w:spacing w:before="30" w:beforeAutospacing="0" w:after="30" w:afterAutospacing="0" w:line="315" w:lineRule="atLeast"/>
+        <w:ind w:left="1440" w:right="0" w:hanging="360"/>
+      </w:pPr>
+    </w:p>
+    <w:p>
+      <w:pPr>
+        <w:pStyle w:val="4"/>
+        <w:spacing w:after="120" w:line="360" w:lineRule="auto"/>
+        <w:ind w:left="0" w:leftChars="0" w:firstLine="480" w:firstLineChars="200"/>
+        <w:jc w:val="both"/>
+        <w:rPr>
+          <w:rFonts w:eastAsia="宋体"/>
+          <w:b w:val="0"/>
+          <w:i w:val="0"/>
+          <w:strike w:val="0"/>
+          <w:color w:val="auto"/>
+          <w:sz w:val="24"/>
+          <w:u w:val="none"/>
+        </w:rPr>
+      </w:pPr>
+      <w:r>
+        <w:rPr>
+          <w:rFonts w:eastAsia="宋体"/>
+          <w:b w:val="0"/>
+          <w:i w:val="0"/>
+          <w:strike w:val="0"/>
+          <w:color w:val="auto"/>
+          <w:sz w:val="24"/>
+          <w:u w:val="none"/>
+        </w:rPr>
+        <w:t>领域模型层（Domain Model）</w:t>
+      </w:r>
+    </w:p>
+    <w:p>
+      <w:pPr>
+        <w:spacing w:after="120" w:line="360" w:lineRule="auto"/>
+        <w:ind w:left="0" w:leftChars="0" w:firstLine="480" w:firstLineChars="200"/>
+        <w:jc w:val="both"/>
+        <w:rPr>
+          <w:rFonts w:eastAsia="宋体"/>
+          <w:b w:val="0"/>
+          <w:i w:val="0"/>
+          <w:strike w:val="0"/>
+          <w:color w:val="auto"/>
+          <w:sz w:val="24"/>
+          <w:u w:val="none"/>
+        </w:rPr>
+      </w:pPr>
+      <w:r>
+        <w:rPr>
+          <w:rFonts w:eastAsia="宋体"/>
+          <w:b w:val="0"/>
+          <w:i w:val="0"/>
+          <w:strike w:val="0"/>
+          <w:color w:val="auto"/>
+          <w:sz w:val="24"/>
+          <w:u w:val="none"/>
+        </w:rPr>
+        <w:t>定义用户、会话、论坛帖子、评论、案例、风险相关实体及其关系。</w:t>
+      </w:r>
+    </w:p>
+    <w:p>
+      <w:pPr>
+        <w:keepNext w:val="0"/>
+        <w:keepLines w:val="0"/>
+        <w:widowControl/>
+        <w:numPr>
+          <w:ilvl w:val="0"/>
+          <w:numId w:val="3"/>
+        </w:numPr>
+        <w:suppressLineNumbers w:val="0"/>
+        <w:spacing w:before="30" w:beforeAutospacing="0" w:after="30" w:afterAutospacing="0" w:line="315" w:lineRule="atLeast"/>
+        <w:ind w:left="1440" w:right="0" w:hanging="360"/>
+      </w:pPr>
+    </w:p>
+    <w:p>
+      <w:pPr>
+        <w:pStyle w:val="3"/>
+        <w:spacing w:after="120" w:line="360" w:lineRule="auto"/>
+        <w:ind w:left="0" w:leftChars="0" w:firstLine="480" w:firstLineChars="200"/>
+        <w:jc w:val="both"/>
+        <w:rPr>
+          <w:rFonts w:eastAsia="宋体"/>
+          <w:b w:val="0"/>
+          <w:i w:val="0"/>
+          <w:strike w:val="0"/>
+          <w:color w:val="auto"/>
+          <w:sz w:val="24"/>
+          <w:u w:val="none"/>
+        </w:rPr>
+      </w:pPr>
+      <w:r>
+        <w:rPr>
+          <w:rFonts w:eastAsia="宋体"/>
+          <w:b w:val="0"/>
+          <w:i w:val="0"/>
+          <w:strike w:val="0"/>
+          <w:color w:val="auto"/>
+          <w:sz w:val="24"/>
+          <w:u w:val="none"/>
+        </w:rPr>
+        <w:t>3.3 功能模块详细设计</w:t>
+      </w:r>
+    </w:p>
+    <w:p>
+      <w:pPr>
+        <w:pStyle w:val="4"/>
+        <w:spacing w:after="120" w:line="360" w:lineRule="auto"/>
+        <w:ind w:left="0" w:leftChars="0" w:firstLine="480" w:firstLineChars="200"/>
+        <w:jc w:val="both"/>
+        <w:rPr>
+          <w:rFonts w:eastAsia="宋体"/>
+          <w:b w:val="0"/>
+          <w:i w:val="0"/>
+          <w:strike w:val="0"/>
+          <w:color w:val="auto"/>
+          <w:sz w:val="24"/>
+          <w:u w:val="none"/>
+        </w:rPr>
+      </w:pPr>
+      <w:r>
+        <w:rPr>
+          <w:rFonts w:eastAsia="宋体"/>
+          <w:b w:val="0"/>
+          <w:i w:val="0"/>
+          <w:strike w:val="0"/>
+          <w:color w:val="auto"/>
+          <w:sz w:val="24"/>
+          <w:u w:val="none"/>
+        </w:rPr>
+        <w:t>用户认证模块</w:t>
+      </w:r>
+    </w:p>
+    <w:p>
+      <w:pPr>
+        <w:spacing w:after="120" w:line="360" w:lineRule="auto"/>
+        <w:ind w:left="0" w:leftChars="0" w:firstLine="480" w:firstLineChars="200"/>
+        <w:jc w:val="both"/>
+        <w:rPr>
+          <w:rFonts w:eastAsia="宋体"/>
+          <w:b w:val="0"/>
+          <w:i w:val="0"/>
+          <w:strike w:val="0"/>
+          <w:color w:val="auto"/>
+          <w:sz w:val="24"/>
+          <w:u w:val="none"/>
+        </w:rPr>
+      </w:pPr>
+      <w:r>
+        <w:rPr>
+          <w:rFonts w:eastAsia="宋体"/>
+          <w:b w:val="0"/>
+          <w:i w:val="0"/>
+          <w:strike w:val="0"/>
+          <w:color w:val="auto"/>
+          <w:sz w:val="24"/>
+          <w:u w:val="none"/>
+        </w:rPr>
+        <w:t>提供注册、登录接口。</w:t>
+      </w:r>
+    </w:p>
+    <w:p>
+      <w:pPr>
+        <w:spacing w:after="120" w:line="360" w:lineRule="auto"/>
+        <w:ind w:left="0" w:leftChars="0" w:firstLine="480" w:firstLineChars="200"/>
+        <w:jc w:val="both"/>
+        <w:rPr>
+          <w:rFonts w:eastAsia="宋体"/>
+          <w:b w:val="0"/>
+          <w:i w:val="0"/>
+          <w:strike w:val="0"/>
+          <w:color w:val="auto"/>
+          <w:sz w:val="24"/>
+          <w:u w:val="none"/>
+        </w:rPr>
+      </w:pPr>
+      <w:r>
+        <w:rPr>
+          <w:rFonts w:eastAsia="宋体"/>
+          <w:b w:val="0"/>
+          <w:i w:val="0"/>
+          <w:strike w:val="0"/>
+          <w:color w:val="auto"/>
+          <w:sz w:val="24"/>
+          <w:u w:val="none"/>
+        </w:rPr>
+        <w:t>密码采用 BCrypt 哈希存储。</w:t>
+      </w:r>
+    </w:p>
+    <w:p>
+      <w:pPr>
+        <w:spacing w:after="120" w:line="360" w:lineRule="auto"/>
+        <w:ind w:left="0" w:leftChars="0" w:firstLine="480" w:firstLineChars="200"/>
+        <w:jc w:val="both"/>
+        <w:rPr>
+          <w:rFonts w:eastAsia="宋体"/>
+          <w:b w:val="0"/>
+          <w:i w:val="0"/>
+          <w:strike w:val="0"/>
+          <w:color w:val="auto"/>
+          <w:sz w:val="24"/>
+          <w:u w:val="none"/>
+        </w:rPr>
+      </w:pPr>
+      <w:r>
+        <w:rPr>
+          <w:rFonts w:eastAsia="宋体"/>
+          <w:b w:val="0"/>
+          <w:i w:val="0"/>
+          <w:strike w:val="0"/>
+          <w:color w:val="auto"/>
+          <w:sz w:val="24"/>
+          <w:u w:val="none"/>
+        </w:rPr>
+        <w:t>登录成功后签发 JWT，并记录到会话表用于后续校验与失效控制。</w:t>
+      </w:r>
+    </w:p>
+    <w:p>
+      <w:pPr>
+        <w:pStyle w:val="4"/>
+        <w:spacing w:after="120" w:line="360" w:lineRule="auto"/>
+        <w:ind w:left="0" w:leftChars="0" w:firstLine="480" w:firstLineChars="200"/>
+        <w:jc w:val="both"/>
+        <w:rPr>
+          <w:rFonts w:eastAsia="宋体"/>
+          <w:b w:val="0"/>
+          <w:i w:val="0"/>
+          <w:strike w:val="0"/>
+          <w:color w:val="auto"/>
+          <w:sz w:val="24"/>
+          <w:u w:val="none"/>
+        </w:rPr>
+      </w:pPr>
+      <w:r>
+        <w:rPr>
+          <w:rFonts w:eastAsia="宋体"/>
+          <w:b w:val="0"/>
+          <w:i w:val="0"/>
+          <w:strike w:val="0"/>
+          <w:color w:val="auto"/>
+          <w:sz w:val="24"/>
+          <w:u w:val="none"/>
+        </w:rPr>
+        <w:t>AI 助手模块</w:t>
+      </w:r>
+    </w:p>
+    <w:p>
+      <w:pPr>
+        <w:spacing w:after="120" w:line="360" w:lineRule="auto"/>
+        <w:ind w:left="0" w:leftChars="0" w:firstLine="480" w:firstLineChars="200"/>
+        <w:jc w:val="both"/>
+        <w:rPr>
+          <w:rFonts w:eastAsia="宋体"/>
+          <w:b w:val="0"/>
+          <w:i w:val="0"/>
+          <w:strike w:val="0"/>
+          <w:color w:val="auto"/>
+          <w:sz w:val="24"/>
+          <w:u w:val="none"/>
+        </w:rPr>
+      </w:pPr>
+      <w:r>
+        <w:rPr>
+          <w:rFonts w:eastAsia="宋体"/>
+          <w:b w:val="0"/>
+          <w:i w:val="0"/>
+          <w:strike w:val="0"/>
+          <w:color w:val="auto"/>
+          <w:sz w:val="24"/>
+          <w:u w:val="none"/>
+        </w:rPr>
+        <w:t>提供文本问答与文件问答能力。</w:t>
+      </w:r>
+    </w:p>
+    <w:p>
+      <w:pPr>
+        <w:spacing w:after="120" w:line="360" w:lineRule="auto"/>
+        <w:ind w:left="0" w:leftChars="0" w:firstLine="480" w:firstLineChars="200"/>
+        <w:jc w:val="both"/>
+        <w:rPr>
+          <w:rFonts w:eastAsia="宋体"/>
+          <w:b w:val="0"/>
+          <w:i w:val="0"/>
+          <w:strike w:val="0"/>
+          <w:color w:val="auto"/>
+          <w:sz w:val="24"/>
+          <w:u w:val="none"/>
+        </w:rPr>
+      </w:pPr>
+      <w:r>
+        <w:rPr>
+          <w:rFonts w:eastAsia="宋体"/>
+          <w:b w:val="0"/>
+          <w:i w:val="0"/>
+          <w:strike w:val="0"/>
+          <w:color w:val="auto"/>
+          <w:sz w:val="24"/>
+          <w:u w:val="none"/>
+        </w:rPr>
+        <w:t>支持流式响应与历史记录查询。</w:t>
+      </w:r>
+    </w:p>
+    <w:p>
+      <w:pPr>
+        <w:spacing w:after="120" w:line="360" w:lineRule="auto"/>
+        <w:ind w:left="0" w:leftChars="0" w:firstLine="480" w:firstLineChars="200"/>
+        <w:jc w:val="both"/>
+        <w:rPr>
+          <w:rFonts w:eastAsia="宋体"/>
+          <w:b w:val="0"/>
+          <w:i w:val="0"/>
+          <w:strike w:val="0"/>
+          <w:color w:val="auto"/>
+          <w:sz w:val="24"/>
+          <w:u w:val="none"/>
+        </w:rPr>
+      </w:pPr>
+      <w:r>
+        <w:rPr>
+          <w:rFonts w:eastAsia="宋体"/>
+          <w:b w:val="0"/>
+          <w:i w:val="0"/>
+          <w:strike w:val="0"/>
+          <w:color w:val="auto"/>
+          <w:sz w:val="24"/>
+          <w:u w:val="none"/>
+        </w:rPr>
+        <w:t>前端调用后端接口，由后端统一对接 AI 服务。</w:t>
+      </w:r>
+    </w:p>
+    <w:p>
+      <w:pPr>
+        <w:pStyle w:val="4"/>
+        <w:spacing w:after="120" w:line="360" w:lineRule="auto"/>
+        <w:ind w:left="0" w:leftChars="0" w:firstLine="480" w:firstLineChars="200"/>
+        <w:jc w:val="both"/>
+        <w:rPr>
+          <w:rFonts w:eastAsia="宋体"/>
+          <w:b w:val="0"/>
+          <w:i w:val="0"/>
+          <w:strike w:val="0"/>
+          <w:color w:val="auto"/>
+          <w:sz w:val="24"/>
+          <w:u w:val="none"/>
+        </w:rPr>
+      </w:pPr>
+      <w:r>
+        <w:rPr>
+          <w:rFonts w:eastAsia="宋体"/>
+          <w:b w:val="0"/>
+          <w:i w:val="0"/>
+          <w:strike w:val="0"/>
+          <w:color w:val="auto"/>
+          <w:sz w:val="24"/>
+          <w:u w:val="none"/>
+        </w:rPr>
+        <w:t>案例模拟模块</w:t>
+      </w:r>
+    </w:p>
+    <w:p>
+      <w:pPr>
+        <w:spacing w:after="120" w:line="360" w:lineRule="auto"/>
+        <w:ind w:left="0" w:leftChars="0" w:firstLine="480" w:firstLineChars="200"/>
+        <w:jc w:val="both"/>
+        <w:rPr>
+          <w:rFonts w:eastAsia="宋体"/>
+          <w:b w:val="0"/>
+          <w:i w:val="0"/>
+          <w:strike w:val="0"/>
+          <w:color w:val="auto"/>
+          <w:sz w:val="24"/>
+          <w:u w:val="none"/>
+        </w:rPr>
+      </w:pPr>
+      <w:r>
+        <w:rPr>
+          <w:rFonts w:eastAsia="宋体"/>
+          <w:b w:val="0"/>
+          <w:i w:val="0"/>
+          <w:strike w:val="0"/>
+          <w:color w:val="auto"/>
+          <w:sz w:val="24"/>
+          <w:u w:val="none"/>
+        </w:rPr>
+        <w:t>提供求职风险案例学习与场景模拟。</w:t>
+      </w:r>
+    </w:p>
+    <w:p>
+      <w:pPr>
+        <w:spacing w:after="120" w:line="360" w:lineRule="auto"/>
+        <w:ind w:left="0" w:leftChars="0" w:firstLine="480" w:firstLineChars="200"/>
+        <w:jc w:val="both"/>
+        <w:rPr>
+          <w:rFonts w:eastAsia="宋体"/>
+          <w:b w:val="0"/>
+          <w:i w:val="0"/>
+          <w:strike w:val="0"/>
+          <w:color w:val="auto"/>
+          <w:sz w:val="24"/>
+          <w:u w:val="none"/>
+        </w:rPr>
+      </w:pPr>
+      <w:r>
+        <w:rPr>
+          <w:rFonts w:eastAsia="宋体"/>
+          <w:b w:val="0"/>
+          <w:i w:val="0"/>
+          <w:strike w:val="0"/>
+          <w:color w:val="auto"/>
+          <w:sz w:val="24"/>
+          <w:u w:val="none"/>
+        </w:rPr>
+        <w:t>支持案例详情展示、分页浏览、模拟结果反馈。</w:t>
+      </w:r>
+    </w:p>
+    <w:p>
+      <w:pPr>
+        <w:spacing w:after="120" w:line="360" w:lineRule="auto"/>
+        <w:ind w:left="0" w:leftChars="0" w:firstLine="480" w:firstLineChars="200"/>
+        <w:jc w:val="both"/>
+        <w:rPr>
+          <w:rFonts w:eastAsia="宋体"/>
+          <w:b w:val="0"/>
+          <w:i w:val="0"/>
+          <w:strike w:val="0"/>
+          <w:color w:val="auto"/>
+          <w:sz w:val="24"/>
+          <w:u w:val="none"/>
+        </w:rPr>
+      </w:pPr>
+      <w:r>
+        <w:rPr>
+          <w:rFonts w:eastAsia="宋体"/>
+          <w:b w:val="0"/>
+          <w:i w:val="0"/>
+          <w:strike w:val="0"/>
+          <w:color w:val="auto"/>
+          <w:sz w:val="24"/>
+          <w:u w:val="none"/>
+        </w:rPr>
+        <w:t>用户完成学习行为后写入个人行为统计。</w:t>
+      </w:r>
+    </w:p>
+    <w:p>
+      <w:pPr>
+        <w:pStyle w:val="4"/>
+        <w:spacing w:after="120" w:line="360" w:lineRule="auto"/>
+        <w:ind w:left="0" w:leftChars="0" w:firstLine="480" w:firstLineChars="200"/>
+        <w:jc w:val="both"/>
+        <w:rPr>
+          <w:rFonts w:eastAsia="宋体"/>
+          <w:b w:val="0"/>
+          <w:i w:val="0"/>
+          <w:strike w:val="0"/>
+          <w:color w:val="auto"/>
+          <w:sz w:val="24"/>
+          <w:u w:val="none"/>
+        </w:rPr>
+      </w:pPr>
+      <w:r>
+        <w:rPr>
+          <w:rFonts w:eastAsia="宋体"/>
+          <w:b w:val="0"/>
+          <w:i w:val="0"/>
+          <w:strike w:val="0"/>
+          <w:color w:val="auto"/>
+          <w:sz w:val="24"/>
+          <w:u w:val="none"/>
+        </w:rPr>
+        <w:t>论坛交流模块</w:t>
+      </w:r>
+    </w:p>
+    <w:p>
+      <w:pPr>
+        <w:spacing w:after="120" w:line="360" w:lineRule="auto"/>
+        <w:ind w:left="0" w:leftChars="0" w:firstLine="480" w:firstLineChars="200"/>
+        <w:jc w:val="both"/>
+        <w:rPr>
+          <w:rFonts w:eastAsia="宋体"/>
+          <w:b w:val="0"/>
+          <w:i w:val="0"/>
+          <w:strike w:val="0"/>
+          <w:color w:val="auto"/>
+          <w:sz w:val="24"/>
+          <w:u w:val="none"/>
+        </w:rPr>
+      </w:pPr>
+      <w:r>
+        <w:rPr>
+          <w:rFonts w:eastAsia="宋体"/>
+          <w:b w:val="0"/>
+          <w:i w:val="0"/>
+          <w:strike w:val="0"/>
+          <w:color w:val="auto"/>
+          <w:sz w:val="24"/>
+          <w:u w:val="none"/>
+        </w:rPr>
+        <w:t>支持帖子发布、列表浏览、点赞、收藏、评论。</w:t>
+      </w:r>
+    </w:p>
+    <w:p>
+      <w:pPr>
+        <w:spacing w:after="120" w:line="360" w:lineRule="auto"/>
+        <w:ind w:left="0" w:leftChars="0" w:firstLine="480" w:firstLineChars="200"/>
+        <w:jc w:val="both"/>
+        <w:rPr>
+          <w:rFonts w:eastAsia="宋体"/>
+          <w:b w:val="0"/>
+          <w:i w:val="0"/>
+          <w:strike w:val="0"/>
+          <w:color w:val="auto"/>
+          <w:sz w:val="24"/>
+          <w:u w:val="none"/>
+        </w:rPr>
+      </w:pPr>
+      <w:r>
+        <w:rPr>
+          <w:rFonts w:eastAsia="宋体"/>
+          <w:b w:val="0"/>
+          <w:i w:val="0"/>
+          <w:strike w:val="0"/>
+          <w:color w:val="auto"/>
+          <w:sz w:val="24"/>
+          <w:u w:val="none"/>
+        </w:rPr>
+        <w:t>提供“我的发布/我的点赞/我的收藏”等个人维度视图。</w:t>
+      </w:r>
+    </w:p>
+    <w:p>
+      <w:pPr>
+        <w:spacing w:after="120" w:line="360" w:lineRule="auto"/>
+        <w:ind w:left="0" w:leftChars="0" w:firstLine="480" w:firstLineChars="200"/>
+        <w:jc w:val="both"/>
+        <w:rPr>
+          <w:rFonts w:eastAsia="宋体"/>
+          <w:b w:val="0"/>
+          <w:i w:val="0"/>
+          <w:strike w:val="0"/>
+          <w:color w:val="auto"/>
+          <w:sz w:val="24"/>
+          <w:u w:val="none"/>
+        </w:rPr>
+      </w:pPr>
+      <w:r>
+        <w:rPr>
+          <w:rFonts w:eastAsia="宋体"/>
+          <w:b w:val="0"/>
+          <w:i w:val="0"/>
+          <w:strike w:val="0"/>
+          <w:color w:val="auto"/>
+          <w:sz w:val="24"/>
+          <w:u w:val="none"/>
+        </w:rPr>
+        <w:t>支持基于用户身份的权限控制。</w:t>
+      </w:r>
+    </w:p>
+    <w:p>
+      <w:pPr>
+        <w:pStyle w:val="4"/>
+        <w:spacing w:after="120" w:line="360" w:lineRule="auto"/>
+        <w:ind w:left="0" w:leftChars="0" w:firstLine="480" w:firstLineChars="200"/>
+        <w:jc w:val="both"/>
+        <w:rPr>
+          <w:rFonts w:eastAsia="宋体"/>
+          <w:b w:val="0"/>
+          <w:i w:val="0"/>
+          <w:strike w:val="0"/>
+          <w:color w:val="auto"/>
+          <w:sz w:val="24"/>
+          <w:u w:val="none"/>
+        </w:rPr>
+      </w:pPr>
+      <w:r>
+        <w:rPr>
+          <w:rFonts w:eastAsia="宋体"/>
+          <w:b w:val="0"/>
+          <w:i w:val="0"/>
+          <w:strike w:val="0"/>
+          <w:color w:val="auto"/>
+          <w:sz w:val="24"/>
+          <w:u w:val="none"/>
+        </w:rPr>
+        <w:t>个人中心与风险评估模块</w:t>
+      </w:r>
+    </w:p>
+    <w:p>
+      <w:pPr>
+        <w:spacing w:after="120" w:line="360" w:lineRule="auto"/>
+        <w:ind w:left="0" w:leftChars="0" w:firstLine="480" w:firstLineChars="200"/>
+        <w:jc w:val="both"/>
+        <w:rPr>
+          <w:rFonts w:eastAsia="宋体"/>
+          <w:b w:val="0"/>
+          <w:i w:val="0"/>
+          <w:strike w:val="0"/>
+          <w:color w:val="auto"/>
+          <w:sz w:val="24"/>
+          <w:u w:val="none"/>
+        </w:rPr>
+      </w:pPr>
+      <w:r>
+        <w:rPr>
+          <w:rFonts w:eastAsia="宋体"/>
+          <w:b w:val="0"/>
+          <w:i w:val="0"/>
+          <w:strike w:val="0"/>
+          <w:color w:val="auto"/>
+          <w:sz w:val="24"/>
+          <w:u w:val="none"/>
+        </w:rPr>
+        <w:t>展示个人资料、头像与行为数据。</w:t>
+      </w:r>
+    </w:p>
+    <w:p>
+      <w:pPr>
+        <w:spacing w:after="120" w:line="360" w:lineRule="auto"/>
+        <w:ind w:left="0" w:leftChars="0" w:firstLine="480" w:firstLineChars="200"/>
+        <w:jc w:val="both"/>
+        <w:rPr>
+          <w:rFonts w:eastAsia="宋体"/>
+          <w:b w:val="0"/>
+          <w:i w:val="0"/>
+          <w:strike w:val="0"/>
+          <w:color w:val="auto"/>
+          <w:sz w:val="24"/>
+          <w:u w:val="none"/>
+        </w:rPr>
+      </w:pPr>
+      <w:r>
+        <w:rPr>
+          <w:rFonts w:eastAsia="宋体"/>
+          <w:b w:val="0"/>
+          <w:i w:val="0"/>
+          <w:strike w:val="0"/>
+          <w:color w:val="auto"/>
+          <w:sz w:val="24"/>
+          <w:u w:val="none"/>
+        </w:rPr>
+        <w:t>根据在线时长、AI提问次数、案例学习次数、模拟完成次数、论坛浏览次数构建风险评估雷达图。</w:t>
+      </w:r>
+    </w:p>
+    <w:p>
+      <w:pPr>
+        <w:spacing w:after="120" w:line="360" w:lineRule="auto"/>
+        <w:ind w:left="0" w:leftChars="0" w:firstLine="480" w:firstLineChars="200"/>
+        <w:jc w:val="both"/>
+        <w:rPr>
+          <w:rFonts w:eastAsia="宋体"/>
+          <w:b w:val="0"/>
+          <w:i w:val="0"/>
+          <w:strike w:val="0"/>
+          <w:color w:val="auto"/>
+          <w:sz w:val="24"/>
+          <w:u w:val="none"/>
+        </w:rPr>
+      </w:pPr>
+      <w:r>
+        <w:rPr>
+          <w:rFonts w:eastAsia="宋体"/>
+          <w:b w:val="0"/>
+          <w:i w:val="0"/>
+          <w:strike w:val="0"/>
+          <w:color w:val="auto"/>
+          <w:sz w:val="24"/>
+          <w:u w:val="none"/>
+        </w:rPr>
+        <w:t>防骗分数采用“初始分+递减收益”策略，体现成长难度与长期性。</w:t>
+      </w:r>
+    </w:p>
+    <w:p>
+      <w:pPr>
+        <w:pStyle w:val="3"/>
+        <w:spacing w:after="120" w:line="360" w:lineRule="auto"/>
+        <w:ind w:left="0" w:leftChars="0" w:firstLine="480" w:firstLineChars="200"/>
+        <w:jc w:val="both"/>
+        <w:rPr>
+          <w:rFonts w:eastAsia="宋体"/>
+          <w:b w:val="0"/>
+          <w:i w:val="0"/>
+          <w:strike w:val="0"/>
+          <w:color w:val="auto"/>
+          <w:sz w:val="24"/>
+          <w:u w:val="none"/>
+        </w:rPr>
+      </w:pPr>
+      <w:r>
+        <w:rPr>
+          <w:rFonts w:eastAsia="宋体"/>
+          <w:b w:val="0"/>
+          <w:i w:val="0"/>
+          <w:strike w:val="0"/>
+          <w:color w:val="auto"/>
+          <w:sz w:val="24"/>
+          <w:u w:val="none"/>
+        </w:rPr>
+        <w:t>3.4 数据库设计</w:t>
+      </w:r>
+    </w:p>
+    <w:p>
+      <w:pPr>
+        <w:pStyle w:val="4"/>
+        <w:spacing w:after="120" w:line="360" w:lineRule="auto"/>
+        <w:ind w:left="0" w:leftChars="0" w:firstLine="480" w:firstLineChars="200"/>
+        <w:jc w:val="both"/>
+        <w:rPr>
+          <w:rFonts w:eastAsia="宋体"/>
+          <w:b w:val="0"/>
+          <w:i w:val="0"/>
+          <w:strike w:val="0"/>
+          <w:color w:val="auto"/>
+          <w:sz w:val="24"/>
+          <w:u w:val="none"/>
+        </w:rPr>
+      </w:pPr>
+      <w:r>
+        <w:rPr>
+          <w:rFonts w:eastAsia="宋体"/>
+          <w:b w:val="0"/>
+          <w:i w:val="0"/>
+          <w:strike w:val="0"/>
+          <w:color w:val="auto"/>
+          <w:sz w:val="24"/>
+          <w:u w:val="none"/>
+        </w:rPr>
+        <w:t>用户与认证相关表</w:t>
+      </w:r>
+    </w:p>
+    <w:p>
+      <w:pPr>
+        <w:numPr>
+          <w:ilvl w:val="0"/>
+          <w:numId w:val="4"/>
+        </w:numPr>
+        <w:spacing w:before="0" w:after="120" w:line="360" w:lineRule="auto"/>
+        <w:ind w:left="359" w:leftChars="171" w:firstLine="480" w:firstLineChars="200"/>
+        <w:jc w:val="both"/>
+        <w:rPr>
+          <w:rFonts w:eastAsia="宋体"/>
+          <w:b w:val="0"/>
+          <w:i w:val="0"/>
+          <w:strike w:val="0"/>
+          <w:color w:val="auto"/>
+          <w:sz w:val="24"/>
+          <w:u w:val="none"/>
+        </w:rPr>
+      </w:pPr>
+      <w:r>
+        <w:rPr>
+          <w:rFonts w:eastAsia="宋体"/>
+          <w:b w:val="0"/>
+          <w:i w:val="0"/>
+          <w:strike w:val="0"/>
+          <w:color w:val="auto"/>
+          <w:sz w:val="24"/>
+          <w:u w:val="none"/>
+        </w:rPr>
+        <w:t>users：用户基础信息、密码哈希、角色等。</w:t>
+      </w:r>
+    </w:p>
+    <w:p>
+      <w:pPr>
+        <w:numPr>
+          <w:ilvl w:val="0"/>
+          <w:numId w:val="4"/>
+        </w:numPr>
+        <w:spacing w:before="0" w:after="120" w:line="360" w:lineRule="auto"/>
+        <w:ind w:left="359" w:leftChars="171" w:firstLine="480" w:firstLineChars="200"/>
+        <w:jc w:val="both"/>
+        <w:rPr>
+          <w:rFonts w:eastAsia="宋体"/>
+          <w:b w:val="0"/>
+          <w:i w:val="0"/>
+          <w:strike w:val="0"/>
+          <w:color w:val="auto"/>
+          <w:sz w:val="24"/>
+          <w:u w:val="none"/>
+        </w:rPr>
+      </w:pPr>
+      <w:r>
+        <w:rPr>
+          <w:rFonts w:eastAsia="宋体"/>
+          <w:b w:val="0"/>
+          <w:i w:val="0"/>
+          <w:strike w:val="0"/>
+          <w:color w:val="auto"/>
+          <w:sz w:val="24"/>
+          <w:u w:val="none"/>
+        </w:rPr>
+        <w:t>auth_sessions：登录令牌会话信息（token、签发时间、过期时间、用户标识）。</w:t>
+      </w:r>
+    </w:p>
+    <w:p>
+      <w:pPr>
+        <w:pStyle w:val="4"/>
+        <w:spacing w:after="120" w:line="360" w:lineRule="auto"/>
+        <w:ind w:left="0" w:leftChars="0" w:firstLine="480" w:firstLineChars="200"/>
+        <w:jc w:val="both"/>
+        <w:rPr>
+          <w:rFonts w:eastAsia="宋体"/>
+          <w:b w:val="0"/>
+          <w:i w:val="0"/>
+          <w:strike w:val="0"/>
+          <w:color w:val="auto"/>
+          <w:sz w:val="24"/>
+          <w:u w:val="none"/>
+        </w:rPr>
+      </w:pPr>
+      <w:r>
+        <w:rPr>
+          <w:rFonts w:eastAsia="宋体"/>
+          <w:b w:val="0"/>
+          <w:i w:val="0"/>
+          <w:strike w:val="0"/>
+          <w:color w:val="auto"/>
+          <w:sz w:val="24"/>
+          <w:u w:val="none"/>
+        </w:rPr>
+        <w:t>用户画像相关表</w:t>
+      </w:r>
+    </w:p>
+    <w:p>
+      <w:pPr>
+        <w:numPr>
+          <w:ilvl w:val="0"/>
+          <w:numId w:val="5"/>
+        </w:numPr>
+        <w:spacing w:before="0" w:after="120" w:line="360" w:lineRule="auto"/>
+        <w:ind w:left="359" w:leftChars="171" w:firstLine="480" w:firstLineChars="200"/>
+        <w:jc w:val="both"/>
+        <w:rPr>
+          <w:rFonts w:eastAsia="宋体"/>
+          <w:b w:val="0"/>
+          <w:i w:val="0"/>
+          <w:strike w:val="0"/>
+          <w:color w:val="auto"/>
+          <w:sz w:val="24"/>
+          <w:u w:val="none"/>
+        </w:rPr>
+      </w:pPr>
+      <w:r>
+        <w:rPr>
+          <w:rFonts w:eastAsia="宋体"/>
+          <w:b w:val="0"/>
+          <w:i w:val="0"/>
+          <w:strike w:val="0"/>
+          <w:color w:val="auto"/>
+          <w:sz w:val="24"/>
+          <w:u w:val="none"/>
+        </w:rPr>
+        <w:t>user_profiles：用户扩展资料与行为统计字段（在线时长、AI提问、案例学习、模拟次数、论坛浏览等）。</w:t>
+      </w:r>
+    </w:p>
+    <w:p>
+      <w:pPr>
+        <w:pStyle w:val="4"/>
+        <w:spacing w:after="120" w:line="360" w:lineRule="auto"/>
+        <w:ind w:left="0" w:leftChars="0" w:firstLine="480" w:firstLineChars="200"/>
+        <w:jc w:val="both"/>
+        <w:rPr>
+          <w:rFonts w:eastAsia="宋体"/>
+          <w:b w:val="0"/>
+          <w:i w:val="0"/>
+          <w:strike w:val="0"/>
+          <w:color w:val="auto"/>
+          <w:sz w:val="24"/>
+          <w:u w:val="none"/>
+        </w:rPr>
+      </w:pPr>
+      <w:r>
+        <w:rPr>
+          <w:rFonts w:eastAsia="宋体"/>
+          <w:b w:val="0"/>
+          <w:i w:val="0"/>
+          <w:strike w:val="0"/>
+          <w:color w:val="auto"/>
+          <w:sz w:val="24"/>
+          <w:u w:val="none"/>
+        </w:rPr>
+        <w:t>内容与互动相关表</w:t>
+      </w:r>
+    </w:p>
+    <w:p>
+      <w:pPr>
+        <w:numPr>
+          <w:ilvl w:val="0"/>
+          <w:numId w:val="6"/>
+        </w:numPr>
+        <w:spacing w:before="0" w:after="120" w:line="360" w:lineRule="auto"/>
+        <w:ind w:left="359" w:leftChars="171" w:firstLine="480" w:firstLineChars="200"/>
+        <w:jc w:val="both"/>
+        <w:rPr>
+          <w:rFonts w:eastAsia="宋体"/>
+          <w:b w:val="0"/>
+          <w:i w:val="0"/>
+          <w:strike w:val="0"/>
+          <w:color w:val="auto"/>
+          <w:sz w:val="24"/>
+          <w:u w:val="none"/>
+        </w:rPr>
+      </w:pPr>
+      <w:r>
+        <w:rPr>
+          <w:rFonts w:eastAsia="宋体"/>
+          <w:b w:val="0"/>
+          <w:i w:val="0"/>
+          <w:strike w:val="0"/>
+          <w:color w:val="auto"/>
+          <w:sz w:val="24"/>
+          <w:u w:val="none"/>
+        </w:rPr>
+        <w:t>forum_posts：论坛帖子主体。</w:t>
+      </w:r>
+    </w:p>
+    <w:p>
+      <w:pPr>
+        <w:numPr>
+          <w:ilvl w:val="0"/>
+          <w:numId w:val="6"/>
+        </w:numPr>
+        <w:spacing w:before="0" w:after="120" w:line="360" w:lineRule="auto"/>
+        <w:ind w:left="359" w:leftChars="171" w:firstLine="480" w:firstLineChars="200"/>
+        <w:jc w:val="both"/>
+        <w:rPr>
+          <w:rFonts w:eastAsia="宋体"/>
+          <w:b w:val="0"/>
+          <w:i w:val="0"/>
+          <w:strike w:val="0"/>
+          <w:color w:val="auto"/>
+          <w:sz w:val="24"/>
+          <w:u w:val="none"/>
+        </w:rPr>
+      </w:pPr>
+      <w:r>
+        <w:rPr>
+          <w:rFonts w:eastAsia="宋体"/>
+          <w:b w:val="0"/>
+          <w:i w:val="0"/>
+          <w:strike w:val="0"/>
+          <w:color w:val="auto"/>
+          <w:sz w:val="24"/>
+          <w:u w:val="none"/>
+        </w:rPr>
+        <w:t>forum_post_comments：评论信息。</w:t>
+      </w:r>
+    </w:p>
+    <w:p>
+      <w:pPr>
+        <w:numPr>
+          <w:ilvl w:val="0"/>
+          <w:numId w:val="6"/>
+        </w:numPr>
+        <w:spacing w:before="0" w:after="120" w:line="360" w:lineRule="auto"/>
+        <w:ind w:left="359" w:leftChars="171" w:firstLine="480" w:firstLineChars="200"/>
+        <w:jc w:val="both"/>
+        <w:rPr>
+          <w:rFonts w:eastAsia="宋体"/>
+          <w:b w:val="0"/>
+          <w:i w:val="0"/>
+          <w:strike w:val="0"/>
+          <w:color w:val="auto"/>
+          <w:sz w:val="24"/>
+          <w:u w:val="none"/>
+        </w:rPr>
+      </w:pPr>
+      <w:r>
+        <w:rPr>
+          <w:rFonts w:eastAsia="宋体"/>
+          <w:b w:val="0"/>
+          <w:i w:val="0"/>
+          <w:strike w:val="0"/>
+          <w:color w:val="auto"/>
+          <w:sz w:val="24"/>
+          <w:u w:val="none"/>
+        </w:rPr>
+        <w:t>forum_post_likes、forum_post_favorites：点赞与收藏关系。</w:t>
+      </w:r>
+    </w:p>
+    <w:p>
+      <w:pPr>
+        <w:pStyle w:val="4"/>
+        <w:spacing w:after="120" w:line="360" w:lineRule="auto"/>
+        <w:ind w:left="0" w:leftChars="0" w:firstLine="480" w:firstLineChars="200"/>
+        <w:jc w:val="both"/>
+        <w:rPr>
+          <w:rFonts w:eastAsia="宋体"/>
+          <w:b w:val="0"/>
+          <w:i w:val="0"/>
+          <w:strike w:val="0"/>
+          <w:color w:val="auto"/>
+          <w:sz w:val="24"/>
+          <w:u w:val="none"/>
+        </w:rPr>
+      </w:pPr>
+      <w:r>
+        <w:rPr>
+          <w:rFonts w:eastAsia="宋体"/>
+          <w:b w:val="0"/>
+          <w:i w:val="0"/>
+          <w:strike w:val="0"/>
+          <w:color w:val="auto"/>
+          <w:sz w:val="24"/>
+          <w:u w:val="none"/>
+        </w:rPr>
+        <w:t>其他附件或内容表</w:t>
+      </w:r>
+    </w:p>
+    <w:p>
+      <w:pPr>
+        <w:spacing w:after="120" w:line="360" w:lineRule="auto"/>
+        <w:ind w:left="0" w:leftChars="0" w:firstLine="480" w:firstLineChars="200"/>
+        <w:jc w:val="both"/>
+        <w:rPr>
+          <w:rFonts w:eastAsia="宋体"/>
+          <w:b w:val="0"/>
+          <w:i w:val="0"/>
+          <w:strike w:val="0"/>
+          <w:color w:val="auto"/>
+          <w:sz w:val="24"/>
+          <w:u w:val="none"/>
+        </w:rPr>
+      </w:pPr>
+      <w:r>
+        <w:rPr>
+          <w:rFonts w:eastAsia="宋体"/>
+          <w:b w:val="0"/>
+          <w:i w:val="0"/>
+          <w:strike w:val="0"/>
+          <w:color w:val="auto"/>
+          <w:sz w:val="24"/>
+          <w:u w:val="none"/>
+        </w:rPr>
+        <w:t>用于扩展场景数据和上传资源。</w:t>
+      </w:r>
+    </w:p>
+    <w:p>
+      <w:pPr>
+        <w:pStyle w:val="3"/>
+        <w:spacing w:after="120" w:line="360" w:lineRule="auto"/>
+        <w:ind w:left="0" w:leftChars="0" w:firstLine="480" w:firstLineChars="200"/>
+        <w:jc w:val="both"/>
+        <w:rPr>
+          <w:rFonts w:eastAsia="宋体"/>
+          <w:b w:val="0"/>
+          <w:i w:val="0"/>
+          <w:strike w:val="0"/>
+          <w:color w:val="auto"/>
+          <w:sz w:val="24"/>
+          <w:u w:val="none"/>
+        </w:rPr>
+      </w:pPr>
+      <w:r>
+        <w:rPr>
+          <w:rFonts w:eastAsia="宋体"/>
+          <w:b w:val="0"/>
+          <w:i w:val="0"/>
+          <w:strike w:val="0"/>
+          <w:color w:val="auto"/>
+          <w:sz w:val="24"/>
+          <w:u w:val="none"/>
+        </w:rPr>
+        <w:t>3.5 关键算法设计（风险分）</w:t>
+      </w:r>
+    </w:p>
+    <w:p>
+      <w:pPr>
+        <w:spacing w:after="120" w:line="360" w:lineRule="auto"/>
+        <w:ind w:left="0" w:leftChars="0" w:firstLine="480" w:firstLineChars="200"/>
+        <w:jc w:val="both"/>
+        <w:rPr>
+          <w:rFonts w:eastAsia="宋体"/>
+          <w:b w:val="0"/>
+          <w:i w:val="0"/>
+          <w:strike w:val="0"/>
+          <w:color w:val="auto"/>
+          <w:sz w:val="24"/>
+          <w:u w:val="none"/>
+        </w:rPr>
+      </w:pPr>
+      <w:r>
+        <w:rPr>
+          <w:rFonts w:eastAsia="宋体"/>
+          <w:b w:val="0"/>
+          <w:i w:val="0"/>
+          <w:strike w:val="0"/>
+          <w:color w:val="auto"/>
+          <w:sz w:val="24"/>
+          <w:u w:val="none"/>
+        </w:rPr>
+        <w:t>风险分设计目标：初期可见提升、后期逐步放缓。</w:t>
+      </w:r>
+    </w:p>
+    <w:p>
+      <w:pPr>
+        <w:spacing w:after="120" w:line="360" w:lineRule="auto"/>
+        <w:ind w:left="0" w:leftChars="0" w:firstLine="480" w:firstLineChars="200"/>
+        <w:jc w:val="both"/>
+        <w:rPr>
+          <w:rFonts w:eastAsia="宋体"/>
+          <w:b w:val="0"/>
+          <w:i w:val="0"/>
+          <w:strike w:val="0"/>
+          <w:color w:val="auto"/>
+          <w:sz w:val="24"/>
+          <w:u w:val="none"/>
+        </w:rPr>
+      </w:pPr>
+      <w:r>
+        <w:rPr>
+          <w:rFonts w:eastAsia="宋体"/>
+          <w:b w:val="0"/>
+          <w:i w:val="0"/>
+          <w:strike w:val="0"/>
+          <w:color w:val="auto"/>
+          <w:sz w:val="24"/>
+          <w:u w:val="none"/>
+        </w:rPr>
+        <w:t>实现思路：以 60 分为基线，对多维行为进行加权并通过幂函数做递减收益处理，最终区间限制在 60 到 100 分。</w:t>
+      </w:r>
+    </w:p>
+    <w:p>
+      <w:pPr>
+        <w:spacing w:after="120" w:line="360" w:lineRule="auto"/>
+        <w:ind w:left="0" w:leftChars="0" w:firstLine="480" w:firstLineChars="200"/>
+        <w:jc w:val="both"/>
+        <w:rPr>
+          <w:rFonts w:eastAsia="宋体"/>
+          <w:b w:val="0"/>
+          <w:i w:val="0"/>
+          <w:strike w:val="0"/>
+          <w:color w:val="auto"/>
+          <w:sz w:val="24"/>
+          <w:u w:val="none"/>
+        </w:rPr>
+      </w:pPr>
+      <w:r>
+        <w:rPr>
+          <w:rFonts w:eastAsia="宋体"/>
+          <w:b w:val="0"/>
+          <w:i w:val="0"/>
+          <w:strike w:val="0"/>
+          <w:color w:val="auto"/>
+          <w:sz w:val="24"/>
+          <w:u w:val="none"/>
+        </w:rPr>
+        <w:t>该设计能够避免短期“刷分”，鼓励持续学习与长期行为积累。</w:t>
+      </w:r>
+    </w:p>
+    <w:p>
+      <w:pPr>
+        <w:pStyle w:val="3"/>
+        <w:spacing w:after="120" w:line="360" w:lineRule="auto"/>
+        <w:ind w:left="0" w:leftChars="0" w:firstLine="480" w:firstLineChars="200"/>
+        <w:jc w:val="both"/>
+        <w:rPr>
+          <w:rFonts w:eastAsia="宋体"/>
+          <w:b w:val="0"/>
+          <w:i w:val="0"/>
+          <w:strike w:val="0"/>
+          <w:color w:val="auto"/>
+          <w:sz w:val="24"/>
+          <w:u w:val="none"/>
+        </w:rPr>
+      </w:pPr>
+      <w:r>
+        <w:rPr>
+          <w:rFonts w:eastAsia="宋体"/>
+          <w:b w:val="0"/>
+          <w:i w:val="0"/>
+          <w:strike w:val="0"/>
+          <w:color w:val="auto"/>
+          <w:sz w:val="24"/>
+          <w:u w:val="none"/>
+        </w:rPr>
+        <w:t>3.6 接口设计说明</w:t>
+      </w:r>
+    </w:p>
+    <w:p>
+      <w:pPr>
+        <w:spacing w:after="120" w:line="360" w:lineRule="auto"/>
+        <w:ind w:left="0" w:leftChars="0" w:firstLine="480" w:firstLineChars="200"/>
+        <w:jc w:val="both"/>
+        <w:rPr>
+          <w:rFonts w:eastAsia="宋体"/>
+          <w:b w:val="0"/>
+          <w:i w:val="0"/>
+          <w:strike w:val="0"/>
+          <w:color w:val="auto"/>
+          <w:sz w:val="24"/>
+          <w:u w:val="none"/>
+        </w:rPr>
+      </w:pPr>
+      <w:r>
+        <w:rPr>
+          <w:rFonts w:eastAsia="宋体"/>
+          <w:b w:val="0"/>
+          <w:i w:val="0"/>
+          <w:strike w:val="0"/>
+          <w:color w:val="auto"/>
+          <w:sz w:val="24"/>
+          <w:u w:val="none"/>
+        </w:rPr>
+        <w:t>系统接口遵循 REST 风格，统一返回结构（code/success/message/data）。</w:t>
+      </w:r>
+    </w:p>
+    <w:p>
+      <w:pPr>
+        <w:spacing w:after="120" w:line="360" w:lineRule="auto"/>
+        <w:ind w:left="0" w:leftChars="0" w:firstLine="480" w:firstLineChars="200"/>
+        <w:jc w:val="both"/>
+        <w:rPr>
+          <w:rFonts w:eastAsia="宋体"/>
+          <w:b w:val="0"/>
+          <w:i w:val="0"/>
+          <w:strike w:val="0"/>
+          <w:color w:val="auto"/>
+          <w:sz w:val="24"/>
+          <w:u w:val="none"/>
+        </w:rPr>
+      </w:pPr>
+      <w:r>
+        <w:rPr>
+          <w:rFonts w:eastAsia="宋体"/>
+          <w:b w:val="0"/>
+          <w:i w:val="0"/>
+          <w:strike w:val="0"/>
+          <w:color w:val="auto"/>
+          <w:sz w:val="24"/>
+          <w:u w:val="none"/>
+        </w:rPr>
+        <w:t>关键接口包括：</w:t>
+      </w:r>
+    </w:p>
+    <w:p>
+      <w:pPr>
+        <w:numPr>
+          <w:ilvl w:val="0"/>
+          <w:numId w:val="7"/>
+        </w:numPr>
+        <w:spacing w:before="0" w:after="120" w:line="360" w:lineRule="auto"/>
+        <w:ind w:left="359" w:leftChars="171" w:firstLine="480" w:firstLineChars="200"/>
+        <w:jc w:val="both"/>
+        <w:rPr>
+          <w:rFonts w:eastAsia="宋体"/>
+          <w:b w:val="0"/>
+          <w:i w:val="0"/>
+          <w:strike w:val="0"/>
+          <w:color w:val="auto"/>
+          <w:sz w:val="24"/>
+          <w:u w:val="none"/>
+        </w:rPr>
+      </w:pPr>
+      <w:r>
+        <w:rPr>
+          <w:rFonts w:eastAsia="宋体"/>
+          <w:b w:val="0"/>
+          <w:i w:val="0"/>
+          <w:strike w:val="0"/>
+          <w:color w:val="auto"/>
+          <w:sz w:val="24"/>
+          <w:u w:val="none"/>
+        </w:rPr>
+        <w:t>认证接口：注册、登录</w:t>
+      </w:r>
+    </w:p>
+    <w:p>
+      <w:pPr>
+        <w:numPr>
+          <w:ilvl w:val="0"/>
+          <w:numId w:val="7"/>
+        </w:numPr>
+        <w:spacing w:before="0" w:after="120" w:line="360" w:lineRule="auto"/>
+        <w:ind w:left="359" w:leftChars="171" w:firstLine="480" w:firstLineChars="200"/>
+        <w:jc w:val="both"/>
+        <w:rPr>
+          <w:rFonts w:eastAsia="宋体"/>
+          <w:b w:val="0"/>
+          <w:i w:val="0"/>
+          <w:strike w:val="0"/>
+          <w:color w:val="auto"/>
+          <w:sz w:val="24"/>
+          <w:u w:val="none"/>
+        </w:rPr>
+      </w:pPr>
+      <w:r>
+        <w:rPr>
+          <w:rFonts w:eastAsia="宋体"/>
+          <w:b w:val="0"/>
+          <w:i w:val="0"/>
+          <w:strike w:val="0"/>
+          <w:color w:val="auto"/>
+          <w:sz w:val="24"/>
+          <w:u w:val="none"/>
+        </w:rPr>
+        <w:t>用户接口：资料查询/更新、头像上传、行为上报、风险评估查询</w:t>
+      </w:r>
+    </w:p>
+    <w:p>
+      <w:pPr>
+        <w:numPr>
+          <w:ilvl w:val="0"/>
+          <w:numId w:val="7"/>
+        </w:numPr>
+        <w:spacing w:before="0" w:after="120" w:line="360" w:lineRule="auto"/>
+        <w:ind w:left="359" w:leftChars="171" w:firstLine="480" w:firstLineChars="200"/>
+        <w:jc w:val="both"/>
+        <w:rPr>
+          <w:rFonts w:eastAsia="宋体"/>
+          <w:b w:val="0"/>
+          <w:i w:val="0"/>
+          <w:strike w:val="0"/>
+          <w:color w:val="auto"/>
+          <w:sz w:val="24"/>
+          <w:u w:val="none"/>
+        </w:rPr>
+      </w:pPr>
+      <w:r>
+        <w:rPr>
+          <w:rFonts w:eastAsia="宋体"/>
+          <w:b w:val="0"/>
+          <w:i w:val="0"/>
+          <w:strike w:val="0"/>
+          <w:color w:val="auto"/>
+          <w:sz w:val="24"/>
+          <w:u w:val="none"/>
+        </w:rPr>
+        <w:t>论坛接口：发帖、列表、点赞、收藏、评论</w:t>
+      </w:r>
+    </w:p>
+    <w:p>
+      <w:pPr>
+        <w:numPr>
+          <w:ilvl w:val="0"/>
+          <w:numId w:val="7"/>
+        </w:numPr>
+        <w:spacing w:before="0" w:after="120" w:line="360" w:lineRule="auto"/>
+        <w:ind w:left="359" w:leftChars="171" w:firstLine="480" w:firstLineChars="200"/>
+        <w:jc w:val="both"/>
+        <w:rPr>
+          <w:rFonts w:eastAsia="宋体"/>
+          <w:b w:val="0"/>
+          <w:i w:val="0"/>
+          <w:strike w:val="0"/>
+          <w:color w:val="auto"/>
+          <w:sz w:val="24"/>
+          <w:u w:val="none"/>
+        </w:rPr>
+      </w:pPr>
+      <w:r>
+        <w:rPr>
+          <w:rFonts w:eastAsia="宋体"/>
+          <w:b w:val="0"/>
+          <w:i w:val="0"/>
+          <w:strike w:val="0"/>
+          <w:color w:val="auto"/>
+          <w:sz w:val="24"/>
+          <w:u w:val="none"/>
+        </w:rPr>
+        <w:t>AI接口：问答、文件问答、历史记录</w:t>
+      </w:r>
+    </w:p>
+    <w:p>
+      <w:pPr>
+        <w:numPr>
+          <w:ilvl w:val="0"/>
+          <w:numId w:val="7"/>
+        </w:numPr>
+        <w:spacing w:before="0" w:after="120" w:line="360" w:lineRule="auto"/>
+        <w:ind w:left="359" w:leftChars="171" w:firstLine="480" w:firstLineChars="200"/>
+        <w:jc w:val="both"/>
+        <w:rPr>
+          <w:rFonts w:eastAsia="宋体"/>
+          <w:b w:val="0"/>
+          <w:i w:val="0"/>
+          <w:strike w:val="0"/>
+          <w:color w:val="auto"/>
+          <w:sz w:val="24"/>
+          <w:u w:val="none"/>
+        </w:rPr>
+      </w:pPr>
+      <w:r>
+        <w:rPr>
+          <w:rFonts w:eastAsia="宋体"/>
+          <w:b w:val="0"/>
+          <w:i w:val="0"/>
+          <w:strike w:val="0"/>
+          <w:color w:val="auto"/>
+          <w:sz w:val="24"/>
+          <w:u w:val="none"/>
+        </w:rPr>
+        <w:t>健康检查接口：服务状态检查</w:t>
+      </w:r>
+    </w:p>
+    <w:p>
+      <w:pPr>
+        <w:keepNext w:val="0"/>
+        <w:keepLines w:val="0"/>
+        <w:widowControl/>
+        <w:suppressLineNumbers w:val="0"/>
+        <w:spacing w:after="0" w:afterAutospacing="0" w:line="240" w:lineRule="auto"/>
+      </w:pPr>
+      <w:r>
+        <w:pict>
+          <v:rect id="_x0000_i1025" o:spt="1" style="height:1.5pt;width:432pt;" fillcolor="#A0A0A0" filled="t" stroked="f" coordsize="21600,21600" o:hr="t" o:hrstd="t" o:hralign="center">
+            <v:path/>
+            <v:fill on="t" focussize="0,0"/>
+            <v:stroke on="f"/>
+            <v:imagedata o:title=""/>
+            <o:lock v:ext="edit"/>
+            <w10:wrap type="none"/>
+            <w10:anchorlock/>
+          </v:rect>
+        </w:pict>
+      </w:r>
+    </w:p>
+    <w:p>
+      <w:pPr>
+        <w:pStyle w:val="2"/>
+        <w:spacing w:after="120" w:line="360" w:lineRule="auto"/>
+        <w:ind w:left="0" w:leftChars="0" w:firstLine="480" w:firstLineChars="200"/>
+        <w:jc w:val="both"/>
+        <w:rPr>
+          <w:rFonts w:eastAsia="宋体"/>
+          <w:b w:val="0"/>
+          <w:i w:val="0"/>
+          <w:strike w:val="0"/>
+          <w:color w:val="auto"/>
+          <w:sz w:val="24"/>
+          <w:u w:val="none"/>
+        </w:rPr>
+      </w:pPr>
+      <w:r>
+        <w:rPr>
+          <w:rFonts w:eastAsia="宋体"/>
+          <w:b w:val="0"/>
+          <w:i w:val="0"/>
+          <w:strike w:val="0"/>
+          <w:color w:val="auto"/>
+          <w:sz w:val="24"/>
+          <w:u w:val="none"/>
+        </w:rPr>
+        <w:t>第四章 测试报告</w:t>
+      </w:r>
+    </w:p>
+    <w:p>
+      <w:pPr>
+        <w:pStyle w:val="3"/>
+        <w:spacing w:after="120" w:line="360" w:lineRule="auto"/>
+        <w:ind w:left="0" w:leftChars="0" w:firstLine="480" w:firstLineChars="200"/>
+        <w:jc w:val="both"/>
+        <w:rPr>
+          <w:rFonts w:eastAsia="宋体"/>
+          <w:b w:val="0"/>
+          <w:i w:val="0"/>
+          <w:strike w:val="0"/>
+          <w:color w:val="auto"/>
+          <w:sz w:val="24"/>
+          <w:u w:val="none"/>
+        </w:rPr>
+      </w:pPr>
+      <w:r>
+        <w:rPr>
+          <w:rFonts w:eastAsia="宋体"/>
+          <w:b w:val="0"/>
+          <w:i w:val="0"/>
+          <w:strike w:val="0"/>
+          <w:color w:val="auto"/>
+          <w:sz w:val="24"/>
+          <w:u w:val="none"/>
+        </w:rPr>
+        <w:t>4.1 测试环境</w:t>
+      </w:r>
+    </w:p>
+    <w:p>
+      <w:pPr>
+        <w:numPr>
+          <w:ilvl w:val="0"/>
+          <w:numId w:val="8"/>
+        </w:numPr>
+        <w:spacing w:before="0" w:after="120" w:line="360" w:lineRule="auto"/>
+        <w:ind w:left="359" w:leftChars="171" w:firstLine="480" w:firstLineChars="200"/>
+        <w:jc w:val="both"/>
+        <w:rPr>
+          <w:rFonts w:eastAsia="宋体"/>
+          <w:b w:val="0"/>
+          <w:i w:val="0"/>
+          <w:strike w:val="0"/>
+          <w:color w:val="auto"/>
+          <w:sz w:val="24"/>
+          <w:u w:val="none"/>
+        </w:rPr>
+      </w:pPr>
+      <w:r>
+        <w:rPr>
+          <w:rFonts w:eastAsia="宋体"/>
+          <w:b w:val="0"/>
+          <w:i w:val="0"/>
+          <w:strike w:val="0"/>
+          <w:color w:val="auto"/>
+          <w:sz w:val="24"/>
+          <w:u w:val="none"/>
+        </w:rPr>
+        <w:t>前端部署：Render Static Site</w:t>
+      </w:r>
+    </w:p>
+    <w:p>
+      <w:pPr>
+        <w:numPr>
+          <w:ilvl w:val="0"/>
+          <w:numId w:val="8"/>
+        </w:numPr>
+        <w:spacing w:before="0" w:after="120" w:line="360" w:lineRule="auto"/>
+        <w:ind w:left="359" w:leftChars="171" w:firstLine="480" w:firstLineChars="200"/>
+        <w:jc w:val="both"/>
+        <w:rPr>
+          <w:rFonts w:eastAsia="宋体"/>
+          <w:b w:val="0"/>
+          <w:i w:val="0"/>
+          <w:strike w:val="0"/>
+          <w:color w:val="auto"/>
+          <w:sz w:val="24"/>
+          <w:u w:val="none"/>
+        </w:rPr>
+      </w:pPr>
+      <w:r>
+        <w:rPr>
+          <w:rFonts w:eastAsia="宋体"/>
+          <w:b w:val="0"/>
+          <w:i w:val="0"/>
+          <w:strike w:val="0"/>
+          <w:color w:val="auto"/>
+          <w:sz w:val="24"/>
+          <w:u w:val="none"/>
+        </w:rPr>
+        <w:t>后端部署：Render Web Service（Spring Boot）</w:t>
+      </w:r>
+    </w:p>
+    <w:p>
+      <w:pPr>
+        <w:numPr>
+          <w:ilvl w:val="0"/>
+          <w:numId w:val="8"/>
+        </w:numPr>
+        <w:spacing w:before="0" w:after="120" w:line="360" w:lineRule="auto"/>
+        <w:ind w:left="359" w:leftChars="171" w:firstLine="480" w:firstLineChars="200"/>
+        <w:jc w:val="both"/>
+        <w:rPr>
+          <w:rFonts w:eastAsia="宋体"/>
+          <w:b w:val="0"/>
+          <w:i w:val="0"/>
+          <w:strike w:val="0"/>
+          <w:color w:val="auto"/>
+          <w:sz w:val="24"/>
+          <w:u w:val="none"/>
+        </w:rPr>
+      </w:pPr>
+      <w:r>
+        <w:rPr>
+          <w:rFonts w:eastAsia="宋体"/>
+          <w:b w:val="0"/>
+          <w:i w:val="0"/>
+          <w:strike w:val="0"/>
+          <w:color w:val="auto"/>
+          <w:sz w:val="24"/>
+          <w:u w:val="none"/>
+        </w:rPr>
+        <w:t>数据库：TiDB Cloud</w:t>
+      </w:r>
+    </w:p>
+    <w:p>
+      <w:pPr>
+        <w:numPr>
+          <w:ilvl w:val="0"/>
+          <w:numId w:val="8"/>
+        </w:numPr>
+        <w:spacing w:before="0" w:after="120" w:line="360" w:lineRule="auto"/>
+        <w:ind w:left="359" w:leftChars="171" w:firstLine="480" w:firstLineChars="200"/>
+        <w:jc w:val="both"/>
+        <w:rPr>
+          <w:rFonts w:eastAsia="宋体"/>
+          <w:b w:val="0"/>
+          <w:i w:val="0"/>
+          <w:strike w:val="0"/>
+          <w:color w:val="auto"/>
+          <w:sz w:val="24"/>
+          <w:u w:val="none"/>
+        </w:rPr>
+      </w:pPr>
+      <w:r>
+        <w:rPr>
+          <w:rFonts w:eastAsia="宋体"/>
+          <w:b w:val="0"/>
+          <w:i w:val="0"/>
+          <w:strike w:val="0"/>
+          <w:color w:val="auto"/>
+          <w:sz w:val="24"/>
+          <w:u w:val="none"/>
+        </w:rPr>
+        <w:t>浏览器：Chrome/Edge 最新版本</w:t>
+      </w:r>
+    </w:p>
+    <w:p>
+      <w:pPr>
+        <w:numPr>
+          <w:ilvl w:val="0"/>
+          <w:numId w:val="8"/>
+        </w:numPr>
+        <w:spacing w:before="0" w:after="120" w:line="360" w:lineRule="auto"/>
+        <w:ind w:left="359" w:leftChars="171" w:firstLine="480" w:firstLineChars="200"/>
+        <w:jc w:val="both"/>
+        <w:rPr>
+          <w:rFonts w:eastAsia="宋体"/>
+          <w:b w:val="0"/>
+          <w:i w:val="0"/>
+          <w:strike w:val="0"/>
+          <w:color w:val="auto"/>
+          <w:sz w:val="24"/>
+          <w:u w:val="none"/>
+        </w:rPr>
+      </w:pPr>
+      <w:r>
+        <w:rPr>
+          <w:rFonts w:eastAsia="宋体"/>
+          <w:b w:val="0"/>
+          <w:i w:val="0"/>
+          <w:strike w:val="0"/>
+          <w:color w:val="auto"/>
+          <w:sz w:val="24"/>
+          <w:u w:val="none"/>
+        </w:rPr>
+        <w:t>测试方式：接口测试 + 页面功能测试 + 联调验证</w:t>
+      </w:r>
+    </w:p>
+    <w:p>
+      <w:pPr>
+        <w:pStyle w:val="3"/>
+        <w:spacing w:after="120" w:line="360" w:lineRule="auto"/>
+        <w:ind w:left="0" w:leftChars="0" w:firstLine="480" w:firstLineChars="200"/>
+        <w:jc w:val="both"/>
+        <w:rPr>
+          <w:rFonts w:eastAsia="宋体"/>
+          <w:b w:val="0"/>
+          <w:i w:val="0"/>
+          <w:strike w:val="0"/>
+          <w:color w:val="auto"/>
+          <w:sz w:val="24"/>
+          <w:u w:val="none"/>
+        </w:rPr>
+      </w:pPr>
+      <w:r>
+        <w:rPr>
+          <w:rFonts w:eastAsia="宋体"/>
+          <w:b w:val="0"/>
+          <w:i w:val="0"/>
+          <w:strike w:val="0"/>
+          <w:color w:val="auto"/>
+          <w:sz w:val="24"/>
+          <w:u w:val="none"/>
+        </w:rPr>
+        <w:t>4.2 功能测试</w:t>
+      </w:r>
+    </w:p>
+    <w:p>
+      <w:pPr>
+        <w:pStyle w:val="4"/>
+        <w:spacing w:after="120" w:line="360" w:lineRule="auto"/>
+        <w:ind w:left="0" w:leftChars="0" w:firstLine="480" w:firstLineChars="200"/>
+        <w:jc w:val="both"/>
+        <w:rPr>
+          <w:rFonts w:eastAsia="宋体"/>
+          <w:b w:val="0"/>
+          <w:i w:val="0"/>
+          <w:strike w:val="0"/>
+          <w:color w:val="auto"/>
+          <w:sz w:val="24"/>
+          <w:u w:val="none"/>
+        </w:rPr>
+      </w:pPr>
+      <w:r>
+        <w:rPr>
+          <w:rFonts w:eastAsia="宋体"/>
+          <w:b w:val="0"/>
+          <w:i w:val="0"/>
+          <w:strike w:val="0"/>
+          <w:color w:val="auto"/>
+          <w:sz w:val="24"/>
+          <w:u w:val="none"/>
+        </w:rPr>
+        <w:t>用户认证测试</w:t>
+      </w:r>
+    </w:p>
+    <w:p>
+      <w:pPr>
+        <w:numPr>
+          <w:ilvl w:val="0"/>
+          <w:numId w:val="9"/>
+        </w:numPr>
+        <w:spacing w:before="0" w:after="120" w:line="360" w:lineRule="auto"/>
+        <w:ind w:left="359" w:leftChars="171" w:firstLine="480" w:firstLineChars="200"/>
+        <w:jc w:val="both"/>
+        <w:rPr>
+          <w:rFonts w:eastAsia="宋体"/>
+          <w:b w:val="0"/>
+          <w:i w:val="0"/>
+          <w:strike w:val="0"/>
+          <w:color w:val="auto"/>
+          <w:sz w:val="24"/>
+          <w:u w:val="none"/>
+        </w:rPr>
+      </w:pPr>
+      <w:r>
+        <w:rPr>
+          <w:rFonts w:eastAsia="宋体"/>
+          <w:b w:val="0"/>
+          <w:i w:val="0"/>
+          <w:strike w:val="0"/>
+          <w:color w:val="auto"/>
+          <w:sz w:val="24"/>
+          <w:u w:val="none"/>
+        </w:rPr>
+        <w:t>用例：新用户注册</w:t>
+      </w:r>
+    </w:p>
+    <w:p>
+      <w:pPr>
+        <w:numPr>
+          <w:ilvl w:val="1"/>
+          <w:numId w:val="9"/>
+        </w:numPr>
+        <w:spacing w:before="0" w:after="120" w:line="360" w:lineRule="auto"/>
+        <w:ind w:left="1079" w:leftChars="514" w:firstLine="480" w:firstLineChars="200"/>
+        <w:jc w:val="both"/>
+        <w:rPr>
+          <w:rFonts w:eastAsia="宋体"/>
+          <w:b w:val="0"/>
+          <w:i w:val="0"/>
+          <w:strike w:val="0"/>
+          <w:color w:val="auto"/>
+          <w:sz w:val="24"/>
+          <w:u w:val="none"/>
+        </w:rPr>
+      </w:pPr>
+      <w:r>
+        <w:rPr>
+          <w:rFonts w:eastAsia="宋体"/>
+          <w:b w:val="0"/>
+          <w:i w:val="0"/>
+          <w:strike w:val="0"/>
+          <w:color w:val="auto"/>
+          <w:sz w:val="24"/>
+          <w:u w:val="none"/>
+        </w:rPr>
+        <w:t>预期：注册成功并返回 token</w:t>
+      </w:r>
+    </w:p>
+    <w:p>
+      <w:pPr>
+        <w:numPr>
+          <w:ilvl w:val="1"/>
+          <w:numId w:val="9"/>
+        </w:numPr>
+        <w:spacing w:before="0" w:after="120" w:line="360" w:lineRule="auto"/>
+        <w:ind w:left="1079" w:leftChars="514" w:firstLine="480" w:firstLineChars="200"/>
+        <w:jc w:val="both"/>
+        <w:rPr>
+          <w:rFonts w:eastAsia="宋体"/>
+          <w:b w:val="0"/>
+          <w:i w:val="0"/>
+          <w:strike w:val="0"/>
+          <w:color w:val="auto"/>
+          <w:sz w:val="24"/>
+          <w:u w:val="none"/>
+        </w:rPr>
+      </w:pPr>
+      <w:r>
+        <w:rPr>
+          <w:rFonts w:eastAsia="宋体"/>
+          <w:b w:val="0"/>
+          <w:i w:val="0"/>
+          <w:strike w:val="0"/>
+          <w:color w:val="auto"/>
+          <w:sz w:val="24"/>
+          <w:u w:val="none"/>
+        </w:rPr>
+        <w:t>结果：通过</w:t>
+      </w:r>
+    </w:p>
+    <w:p>
+      <w:pPr>
+        <w:numPr>
+          <w:ilvl w:val="0"/>
+          <w:numId w:val="9"/>
+        </w:numPr>
+        <w:spacing w:before="0" w:after="120" w:line="360" w:lineRule="auto"/>
+        <w:ind w:left="359" w:leftChars="171" w:firstLine="480" w:firstLineChars="200"/>
+        <w:jc w:val="both"/>
+        <w:rPr>
+          <w:rFonts w:eastAsia="宋体"/>
+          <w:b w:val="0"/>
+          <w:i w:val="0"/>
+          <w:strike w:val="0"/>
+          <w:color w:val="auto"/>
+          <w:sz w:val="24"/>
+          <w:u w:val="none"/>
+        </w:rPr>
+      </w:pPr>
+      <w:r>
+        <w:rPr>
+          <w:rFonts w:eastAsia="宋体"/>
+          <w:b w:val="0"/>
+          <w:i w:val="0"/>
+          <w:strike w:val="0"/>
+          <w:color w:val="auto"/>
+          <w:sz w:val="24"/>
+          <w:u w:val="none"/>
+        </w:rPr>
+        <w:t>用例：正确账号密码登录</w:t>
+      </w:r>
+    </w:p>
+    <w:p>
+      <w:pPr>
+        <w:numPr>
+          <w:ilvl w:val="1"/>
+          <w:numId w:val="9"/>
+        </w:numPr>
+        <w:spacing w:before="0" w:after="120" w:line="360" w:lineRule="auto"/>
+        <w:ind w:left="1079" w:leftChars="514" w:firstLine="480" w:firstLineChars="200"/>
+        <w:jc w:val="both"/>
+        <w:rPr>
+          <w:rFonts w:eastAsia="宋体"/>
+          <w:b w:val="0"/>
+          <w:i w:val="0"/>
+          <w:strike w:val="0"/>
+          <w:color w:val="auto"/>
+          <w:sz w:val="24"/>
+          <w:u w:val="none"/>
+        </w:rPr>
+      </w:pPr>
+      <w:r>
+        <w:rPr>
+          <w:rFonts w:eastAsia="宋体"/>
+          <w:b w:val="0"/>
+          <w:i w:val="0"/>
+          <w:strike w:val="0"/>
+          <w:color w:val="auto"/>
+          <w:sz w:val="24"/>
+          <w:u w:val="none"/>
+        </w:rPr>
+        <w:t>预期：登录成功并返回 token</w:t>
+      </w:r>
+    </w:p>
+    <w:p>
+      <w:pPr>
+        <w:numPr>
+          <w:ilvl w:val="1"/>
+          <w:numId w:val="9"/>
+        </w:numPr>
+        <w:spacing w:before="0" w:after="120" w:line="360" w:lineRule="auto"/>
+        <w:ind w:left="1079" w:leftChars="514" w:firstLine="480" w:firstLineChars="200"/>
+        <w:jc w:val="both"/>
+        <w:rPr>
+          <w:rFonts w:eastAsia="宋体"/>
+          <w:b w:val="0"/>
+          <w:i w:val="0"/>
+          <w:strike w:val="0"/>
+          <w:color w:val="auto"/>
+          <w:sz w:val="24"/>
+          <w:u w:val="none"/>
+        </w:rPr>
+      </w:pPr>
+      <w:r>
+        <w:rPr>
+          <w:rFonts w:eastAsia="宋体"/>
+          <w:b w:val="0"/>
+          <w:i w:val="0"/>
+          <w:strike w:val="0"/>
+          <w:color w:val="auto"/>
+          <w:sz w:val="24"/>
+          <w:u w:val="none"/>
+        </w:rPr>
+        <w:t>结果：通过</w:t>
+      </w:r>
+    </w:p>
+    <w:p>
+      <w:pPr>
+        <w:numPr>
+          <w:ilvl w:val="0"/>
+          <w:numId w:val="9"/>
+        </w:numPr>
+        <w:spacing w:before="0" w:after="120" w:line="360" w:lineRule="auto"/>
+        <w:ind w:left="359" w:leftChars="171" w:firstLine="480" w:firstLineChars="200"/>
+        <w:jc w:val="both"/>
+        <w:rPr>
+          <w:rFonts w:eastAsia="宋体"/>
+          <w:b w:val="0"/>
+          <w:i w:val="0"/>
+          <w:strike w:val="0"/>
+          <w:color w:val="auto"/>
+          <w:sz w:val="24"/>
+          <w:u w:val="none"/>
+        </w:rPr>
+      </w:pPr>
+      <w:r>
+        <w:rPr>
+          <w:rFonts w:eastAsia="宋体"/>
+          <w:b w:val="0"/>
+          <w:i w:val="0"/>
+          <w:strike w:val="0"/>
+          <w:color w:val="auto"/>
+          <w:sz w:val="24"/>
+          <w:u w:val="none"/>
+        </w:rPr>
+        <w:t>用例：错误密码登录</w:t>
+      </w:r>
+    </w:p>
+    <w:p>
+      <w:pPr>
+        <w:numPr>
+          <w:ilvl w:val="1"/>
+          <w:numId w:val="9"/>
+        </w:numPr>
+        <w:spacing w:before="0" w:after="120" w:line="360" w:lineRule="auto"/>
+        <w:ind w:left="1079" w:leftChars="514" w:firstLine="480" w:firstLineChars="200"/>
+        <w:jc w:val="both"/>
+        <w:rPr>
+          <w:rFonts w:eastAsia="宋体"/>
+          <w:b w:val="0"/>
+          <w:i w:val="0"/>
+          <w:strike w:val="0"/>
+          <w:color w:val="auto"/>
+          <w:sz w:val="24"/>
+          <w:u w:val="none"/>
+        </w:rPr>
+      </w:pPr>
+      <w:r>
+        <w:rPr>
+          <w:rFonts w:eastAsia="宋体"/>
+          <w:b w:val="0"/>
+          <w:i w:val="0"/>
+          <w:strike w:val="0"/>
+          <w:color w:val="auto"/>
+          <w:sz w:val="24"/>
+          <w:u w:val="none"/>
+        </w:rPr>
+        <w:t>预期：返回“用户名或密码错误”</w:t>
+      </w:r>
+    </w:p>
+    <w:p>
+      <w:pPr>
+        <w:numPr>
+          <w:ilvl w:val="1"/>
+          <w:numId w:val="9"/>
+        </w:numPr>
+        <w:spacing w:before="0" w:after="120" w:line="360" w:lineRule="auto"/>
+        <w:ind w:left="1079" w:leftChars="514" w:firstLine="480" w:firstLineChars="200"/>
+        <w:jc w:val="both"/>
+        <w:rPr>
+          <w:rFonts w:eastAsia="宋体"/>
+          <w:b w:val="0"/>
+          <w:i w:val="0"/>
+          <w:strike w:val="0"/>
+          <w:color w:val="auto"/>
+          <w:sz w:val="24"/>
+          <w:u w:val="none"/>
+        </w:rPr>
+      </w:pPr>
+      <w:r>
+        <w:rPr>
+          <w:rFonts w:eastAsia="宋体"/>
+          <w:b w:val="0"/>
+          <w:i w:val="0"/>
+          <w:strike w:val="0"/>
+          <w:color w:val="auto"/>
+          <w:sz w:val="24"/>
+          <w:u w:val="none"/>
+        </w:rPr>
+        <w:t>结果：通过</w:t>
+      </w:r>
+    </w:p>
+    <w:p>
+      <w:pPr>
+        <w:pStyle w:val="4"/>
+        <w:spacing w:after="120" w:line="360" w:lineRule="auto"/>
+        <w:ind w:left="0" w:leftChars="0" w:firstLine="480" w:firstLineChars="200"/>
+        <w:jc w:val="both"/>
+        <w:rPr>
+          <w:rFonts w:eastAsia="宋体"/>
+          <w:b w:val="0"/>
+          <w:i w:val="0"/>
+          <w:strike w:val="0"/>
+          <w:color w:val="auto"/>
+          <w:sz w:val="24"/>
+          <w:u w:val="none"/>
+        </w:rPr>
+      </w:pPr>
+      <w:r>
+        <w:rPr>
+          <w:rFonts w:eastAsia="宋体"/>
+          <w:b w:val="0"/>
+          <w:i w:val="0"/>
+          <w:strike w:val="0"/>
+          <w:color w:val="auto"/>
+          <w:sz w:val="24"/>
+          <w:u w:val="none"/>
+        </w:rPr>
+        <w:t>AI 助手测试</w:t>
+      </w:r>
+    </w:p>
+    <w:p>
+      <w:pPr>
+        <w:numPr>
+          <w:ilvl w:val="0"/>
+          <w:numId w:val="10"/>
+        </w:numPr>
+        <w:spacing w:before="0" w:after="120" w:line="360" w:lineRule="auto"/>
+        <w:ind w:left="359" w:leftChars="171" w:firstLine="480" w:firstLineChars="200"/>
+        <w:jc w:val="both"/>
+        <w:rPr>
+          <w:rFonts w:eastAsia="宋体"/>
+          <w:b w:val="0"/>
+          <w:i w:val="0"/>
+          <w:strike w:val="0"/>
+          <w:color w:val="auto"/>
+          <w:sz w:val="24"/>
+          <w:u w:val="none"/>
+        </w:rPr>
+      </w:pPr>
+      <w:r>
+        <w:rPr>
+          <w:rFonts w:eastAsia="宋体"/>
+          <w:b w:val="0"/>
+          <w:i w:val="0"/>
+          <w:strike w:val="0"/>
+          <w:color w:val="auto"/>
+          <w:sz w:val="24"/>
+          <w:u w:val="none"/>
+        </w:rPr>
+        <w:t>用例：文本提问</w:t>
+      </w:r>
+    </w:p>
+    <w:p>
+      <w:pPr>
+        <w:numPr>
+          <w:ilvl w:val="1"/>
+          <w:numId w:val="10"/>
+        </w:numPr>
+        <w:spacing w:before="0" w:after="120" w:line="360" w:lineRule="auto"/>
+        <w:ind w:left="1079" w:leftChars="514" w:firstLine="480" w:firstLineChars="200"/>
+        <w:jc w:val="both"/>
+        <w:rPr>
+          <w:rFonts w:eastAsia="宋体"/>
+          <w:b w:val="0"/>
+          <w:i w:val="0"/>
+          <w:strike w:val="0"/>
+          <w:color w:val="auto"/>
+          <w:sz w:val="24"/>
+          <w:u w:val="none"/>
+        </w:rPr>
+      </w:pPr>
+      <w:r>
+        <w:rPr>
+          <w:rFonts w:eastAsia="宋体"/>
+          <w:b w:val="0"/>
+          <w:i w:val="0"/>
+          <w:strike w:val="0"/>
+          <w:color w:val="auto"/>
+          <w:sz w:val="24"/>
+          <w:u w:val="none"/>
+        </w:rPr>
+        <w:t>预期：返回 AI 响应</w:t>
+      </w:r>
+    </w:p>
+    <w:p>
+      <w:pPr>
+        <w:numPr>
+          <w:ilvl w:val="1"/>
+          <w:numId w:val="10"/>
+        </w:numPr>
+        <w:spacing w:before="0" w:after="120" w:line="360" w:lineRule="auto"/>
+        <w:ind w:left="1079" w:leftChars="514" w:firstLine="480" w:firstLineChars="200"/>
+        <w:jc w:val="both"/>
+        <w:rPr>
+          <w:rFonts w:eastAsia="宋体"/>
+          <w:b w:val="0"/>
+          <w:i w:val="0"/>
+          <w:strike w:val="0"/>
+          <w:color w:val="auto"/>
+          <w:sz w:val="24"/>
+          <w:u w:val="none"/>
+        </w:rPr>
+      </w:pPr>
+      <w:r>
+        <w:rPr>
+          <w:rFonts w:eastAsia="宋体"/>
+          <w:b w:val="0"/>
+          <w:i w:val="0"/>
+          <w:strike w:val="0"/>
+          <w:color w:val="auto"/>
+          <w:sz w:val="24"/>
+          <w:u w:val="none"/>
+        </w:rPr>
+        <w:t>结果：通过</w:t>
+      </w:r>
+    </w:p>
+    <w:p>
+      <w:pPr>
+        <w:numPr>
+          <w:ilvl w:val="0"/>
+          <w:numId w:val="10"/>
+        </w:numPr>
+        <w:spacing w:before="0" w:after="120" w:line="360" w:lineRule="auto"/>
+        <w:ind w:left="359" w:leftChars="171" w:firstLine="480" w:firstLineChars="200"/>
+        <w:jc w:val="both"/>
+        <w:rPr>
+          <w:rFonts w:eastAsia="宋体"/>
+          <w:b w:val="0"/>
+          <w:i w:val="0"/>
+          <w:strike w:val="0"/>
+          <w:color w:val="auto"/>
+          <w:sz w:val="24"/>
+          <w:u w:val="none"/>
+        </w:rPr>
+      </w:pPr>
+      <w:r>
+        <w:rPr>
+          <w:rFonts w:eastAsia="宋体"/>
+          <w:b w:val="0"/>
+          <w:i w:val="0"/>
+          <w:strike w:val="0"/>
+          <w:color w:val="auto"/>
+          <w:sz w:val="24"/>
+          <w:u w:val="none"/>
+        </w:rPr>
+        <w:t>用例：提问后行为计数更新</w:t>
+      </w:r>
+    </w:p>
+    <w:p>
+      <w:pPr>
+        <w:numPr>
+          <w:ilvl w:val="1"/>
+          <w:numId w:val="10"/>
+        </w:numPr>
+        <w:spacing w:before="0" w:after="120" w:line="360" w:lineRule="auto"/>
+        <w:ind w:left="1079" w:leftChars="514" w:firstLine="480" w:firstLineChars="200"/>
+        <w:jc w:val="both"/>
+        <w:rPr>
+          <w:rFonts w:eastAsia="宋体"/>
+          <w:b w:val="0"/>
+          <w:i w:val="0"/>
+          <w:strike w:val="0"/>
+          <w:color w:val="auto"/>
+          <w:sz w:val="24"/>
+          <w:u w:val="none"/>
+        </w:rPr>
+      </w:pPr>
+      <w:r>
+        <w:rPr>
+          <w:rFonts w:eastAsia="宋体"/>
+          <w:b w:val="0"/>
+          <w:i w:val="0"/>
+          <w:strike w:val="0"/>
+          <w:color w:val="auto"/>
+          <w:sz w:val="24"/>
+          <w:u w:val="none"/>
+        </w:rPr>
+        <w:t>预期：aiQueryCount 增加，雷达图可见变化</w:t>
+      </w:r>
+    </w:p>
+    <w:p>
+      <w:pPr>
+        <w:numPr>
+          <w:ilvl w:val="1"/>
+          <w:numId w:val="10"/>
+        </w:numPr>
+        <w:spacing w:before="0" w:after="120" w:line="360" w:lineRule="auto"/>
+        <w:ind w:left="1079" w:leftChars="514" w:firstLine="480" w:firstLineChars="200"/>
+        <w:jc w:val="both"/>
+        <w:rPr>
+          <w:rFonts w:eastAsia="宋体"/>
+          <w:b w:val="0"/>
+          <w:i w:val="0"/>
+          <w:strike w:val="0"/>
+          <w:color w:val="auto"/>
+          <w:sz w:val="24"/>
+          <w:u w:val="none"/>
+        </w:rPr>
+      </w:pPr>
+      <w:r>
+        <w:rPr>
+          <w:rFonts w:eastAsia="宋体"/>
+          <w:b w:val="0"/>
+          <w:i w:val="0"/>
+          <w:strike w:val="0"/>
+          <w:color w:val="auto"/>
+          <w:sz w:val="24"/>
+          <w:u w:val="none"/>
+        </w:rPr>
+        <w:t>结果：通过</w:t>
+      </w:r>
+    </w:p>
+    <w:p>
+      <w:pPr>
+        <w:pStyle w:val="4"/>
+        <w:spacing w:after="120" w:line="360" w:lineRule="auto"/>
+        <w:ind w:left="0" w:leftChars="0" w:firstLine="480" w:firstLineChars="200"/>
+        <w:jc w:val="both"/>
+        <w:rPr>
+          <w:rFonts w:eastAsia="宋体"/>
+          <w:b w:val="0"/>
+          <w:i w:val="0"/>
+          <w:strike w:val="0"/>
+          <w:color w:val="auto"/>
+          <w:sz w:val="24"/>
+          <w:u w:val="none"/>
+        </w:rPr>
+      </w:pPr>
+      <w:r>
+        <w:rPr>
+          <w:rFonts w:eastAsia="宋体"/>
+          <w:b w:val="0"/>
+          <w:i w:val="0"/>
+          <w:strike w:val="0"/>
+          <w:color w:val="auto"/>
+          <w:sz w:val="24"/>
+          <w:u w:val="none"/>
+        </w:rPr>
+        <w:t>案例模拟测试</w:t>
+      </w:r>
+    </w:p>
+    <w:p>
+      <w:pPr>
+        <w:numPr>
+          <w:ilvl w:val="0"/>
+          <w:numId w:val="11"/>
+        </w:numPr>
+        <w:spacing w:before="0" w:after="120" w:line="360" w:lineRule="auto"/>
+        <w:ind w:left="359" w:leftChars="171" w:firstLine="480" w:firstLineChars="200"/>
+        <w:jc w:val="both"/>
+        <w:rPr>
+          <w:rFonts w:eastAsia="宋体"/>
+          <w:b w:val="0"/>
+          <w:i w:val="0"/>
+          <w:strike w:val="0"/>
+          <w:color w:val="auto"/>
+          <w:sz w:val="24"/>
+          <w:u w:val="none"/>
+        </w:rPr>
+      </w:pPr>
+      <w:r>
+        <w:rPr>
+          <w:rFonts w:eastAsia="宋体"/>
+          <w:b w:val="0"/>
+          <w:i w:val="0"/>
+          <w:strike w:val="0"/>
+          <w:color w:val="auto"/>
+          <w:sz w:val="24"/>
+          <w:u w:val="none"/>
+        </w:rPr>
+        <w:t>用例：案例列表分页</w:t>
+      </w:r>
+    </w:p>
+    <w:p>
+      <w:pPr>
+        <w:numPr>
+          <w:ilvl w:val="1"/>
+          <w:numId w:val="11"/>
+        </w:numPr>
+        <w:spacing w:before="0" w:after="120" w:line="360" w:lineRule="auto"/>
+        <w:ind w:left="1079" w:leftChars="514" w:firstLine="480" w:firstLineChars="200"/>
+        <w:jc w:val="both"/>
+        <w:rPr>
+          <w:rFonts w:eastAsia="宋体"/>
+          <w:b w:val="0"/>
+          <w:i w:val="0"/>
+          <w:strike w:val="0"/>
+          <w:color w:val="auto"/>
+          <w:sz w:val="24"/>
+          <w:u w:val="none"/>
+        </w:rPr>
+      </w:pPr>
+      <w:r>
+        <w:rPr>
+          <w:rFonts w:eastAsia="宋体"/>
+          <w:b w:val="0"/>
+          <w:i w:val="0"/>
+          <w:strike w:val="0"/>
+          <w:color w:val="auto"/>
+          <w:sz w:val="24"/>
+          <w:u w:val="none"/>
+        </w:rPr>
+        <w:t>预期：每页 2 条，翻页正常</w:t>
+      </w:r>
+    </w:p>
+    <w:p>
+      <w:pPr>
+        <w:numPr>
+          <w:ilvl w:val="1"/>
+          <w:numId w:val="11"/>
+        </w:numPr>
+        <w:spacing w:before="0" w:after="120" w:line="360" w:lineRule="auto"/>
+        <w:ind w:left="1079" w:leftChars="514" w:firstLine="480" w:firstLineChars="200"/>
+        <w:jc w:val="both"/>
+        <w:rPr>
+          <w:rFonts w:eastAsia="宋体"/>
+          <w:b w:val="0"/>
+          <w:i w:val="0"/>
+          <w:strike w:val="0"/>
+          <w:color w:val="auto"/>
+          <w:sz w:val="24"/>
+          <w:u w:val="none"/>
+        </w:rPr>
+      </w:pPr>
+      <w:r>
+        <w:rPr>
+          <w:rFonts w:eastAsia="宋体"/>
+          <w:b w:val="0"/>
+          <w:i w:val="0"/>
+          <w:strike w:val="0"/>
+          <w:color w:val="auto"/>
+          <w:sz w:val="24"/>
+          <w:u w:val="none"/>
+        </w:rPr>
+        <w:t>结果：通过</w:t>
+      </w:r>
+    </w:p>
+    <w:p>
+      <w:pPr>
+        <w:numPr>
+          <w:ilvl w:val="0"/>
+          <w:numId w:val="11"/>
+        </w:numPr>
+        <w:spacing w:before="0" w:after="120" w:line="360" w:lineRule="auto"/>
+        <w:ind w:left="359" w:leftChars="171" w:firstLine="480" w:firstLineChars="200"/>
+        <w:jc w:val="both"/>
+        <w:rPr>
+          <w:rFonts w:eastAsia="宋体"/>
+          <w:b w:val="0"/>
+          <w:i w:val="0"/>
+          <w:strike w:val="0"/>
+          <w:color w:val="auto"/>
+          <w:sz w:val="24"/>
+          <w:u w:val="none"/>
+        </w:rPr>
+      </w:pPr>
+      <w:r>
+        <w:rPr>
+          <w:rFonts w:eastAsia="宋体"/>
+          <w:b w:val="0"/>
+          <w:i w:val="0"/>
+          <w:strike w:val="0"/>
+          <w:color w:val="auto"/>
+          <w:sz w:val="24"/>
+          <w:u w:val="none"/>
+        </w:rPr>
+        <w:t>用例：点击案例弹窗详情</w:t>
+      </w:r>
+    </w:p>
+    <w:p>
+      <w:pPr>
+        <w:numPr>
+          <w:ilvl w:val="1"/>
+          <w:numId w:val="11"/>
+        </w:numPr>
+        <w:spacing w:before="0" w:after="120" w:line="360" w:lineRule="auto"/>
+        <w:ind w:left="1079" w:leftChars="514" w:firstLine="480" w:firstLineChars="200"/>
+        <w:jc w:val="both"/>
+        <w:rPr>
+          <w:rFonts w:eastAsia="宋体"/>
+          <w:b w:val="0"/>
+          <w:i w:val="0"/>
+          <w:strike w:val="0"/>
+          <w:color w:val="auto"/>
+          <w:sz w:val="24"/>
+          <w:u w:val="none"/>
+        </w:rPr>
+      </w:pPr>
+      <w:r>
+        <w:rPr>
+          <w:rFonts w:eastAsia="宋体"/>
+          <w:b w:val="0"/>
+          <w:i w:val="0"/>
+          <w:strike w:val="0"/>
+          <w:color w:val="auto"/>
+          <w:sz w:val="24"/>
+          <w:u w:val="none"/>
+        </w:rPr>
+        <w:t>预期：弹窗正常展示</w:t>
+      </w:r>
+    </w:p>
+    <w:p>
+      <w:pPr>
+        <w:numPr>
+          <w:ilvl w:val="1"/>
+          <w:numId w:val="11"/>
+        </w:numPr>
+        <w:spacing w:before="0" w:after="120" w:line="360" w:lineRule="auto"/>
+        <w:ind w:left="1079" w:leftChars="514" w:firstLine="480" w:firstLineChars="200"/>
+        <w:jc w:val="both"/>
+        <w:rPr>
+          <w:rFonts w:eastAsia="宋体"/>
+          <w:b w:val="0"/>
+          <w:i w:val="0"/>
+          <w:strike w:val="0"/>
+          <w:color w:val="auto"/>
+          <w:sz w:val="24"/>
+          <w:u w:val="none"/>
+        </w:rPr>
+      </w:pPr>
+      <w:r>
+        <w:rPr>
+          <w:rFonts w:eastAsia="宋体"/>
+          <w:b w:val="0"/>
+          <w:i w:val="0"/>
+          <w:strike w:val="0"/>
+          <w:color w:val="auto"/>
+          <w:sz w:val="24"/>
+          <w:u w:val="none"/>
+        </w:rPr>
+        <w:t>结果：通过</w:t>
+      </w:r>
+    </w:p>
+    <w:p>
+      <w:pPr>
+        <w:numPr>
+          <w:ilvl w:val="0"/>
+          <w:numId w:val="11"/>
+        </w:numPr>
+        <w:spacing w:before="0" w:after="120" w:line="360" w:lineRule="auto"/>
+        <w:ind w:left="359" w:leftChars="171" w:firstLine="480" w:firstLineChars="200"/>
+        <w:jc w:val="both"/>
+        <w:rPr>
+          <w:rFonts w:eastAsia="宋体"/>
+          <w:b w:val="0"/>
+          <w:i w:val="0"/>
+          <w:strike w:val="0"/>
+          <w:color w:val="auto"/>
+          <w:sz w:val="24"/>
+          <w:u w:val="none"/>
+        </w:rPr>
+      </w:pPr>
+      <w:r>
+        <w:rPr>
+          <w:rFonts w:eastAsia="宋体"/>
+          <w:b w:val="0"/>
+          <w:i w:val="0"/>
+          <w:strike w:val="0"/>
+          <w:color w:val="auto"/>
+          <w:sz w:val="24"/>
+          <w:u w:val="none"/>
+        </w:rPr>
+        <w:t>用例：完成模拟后行为更新</w:t>
+      </w:r>
+    </w:p>
+    <w:p>
+      <w:pPr>
+        <w:numPr>
+          <w:ilvl w:val="1"/>
+          <w:numId w:val="11"/>
+        </w:numPr>
+        <w:spacing w:before="0" w:after="120" w:line="360" w:lineRule="auto"/>
+        <w:ind w:left="1079" w:leftChars="514" w:firstLine="480" w:firstLineChars="200"/>
+        <w:jc w:val="both"/>
+        <w:rPr>
+          <w:rFonts w:eastAsia="宋体"/>
+          <w:b w:val="0"/>
+          <w:i w:val="0"/>
+          <w:strike w:val="0"/>
+          <w:color w:val="auto"/>
+          <w:sz w:val="24"/>
+          <w:u w:val="none"/>
+        </w:rPr>
+      </w:pPr>
+      <w:r>
+        <w:rPr>
+          <w:rFonts w:eastAsia="宋体"/>
+          <w:b w:val="0"/>
+          <w:i w:val="0"/>
+          <w:strike w:val="0"/>
+          <w:color w:val="auto"/>
+          <w:sz w:val="24"/>
+          <w:u w:val="none"/>
+        </w:rPr>
+        <w:t>预期：simulationCount 增加</w:t>
+      </w:r>
+    </w:p>
+    <w:p>
+      <w:pPr>
+        <w:numPr>
+          <w:ilvl w:val="1"/>
+          <w:numId w:val="11"/>
+        </w:numPr>
+        <w:spacing w:before="0" w:after="120" w:line="360" w:lineRule="auto"/>
+        <w:ind w:left="1079" w:leftChars="514" w:firstLine="480" w:firstLineChars="200"/>
+        <w:jc w:val="both"/>
+        <w:rPr>
+          <w:rFonts w:eastAsia="宋体"/>
+          <w:b w:val="0"/>
+          <w:i w:val="0"/>
+          <w:strike w:val="0"/>
+          <w:color w:val="auto"/>
+          <w:sz w:val="24"/>
+          <w:u w:val="none"/>
+        </w:rPr>
+      </w:pPr>
+      <w:r>
+        <w:rPr>
+          <w:rFonts w:eastAsia="宋体"/>
+          <w:b w:val="0"/>
+          <w:i w:val="0"/>
+          <w:strike w:val="0"/>
+          <w:color w:val="auto"/>
+          <w:sz w:val="24"/>
+          <w:u w:val="none"/>
+        </w:rPr>
+        <w:t>结果：通过</w:t>
+      </w:r>
+    </w:p>
+    <w:p>
+      <w:pPr>
+        <w:pStyle w:val="4"/>
+        <w:spacing w:after="120" w:line="360" w:lineRule="auto"/>
+        <w:ind w:left="0" w:leftChars="0" w:firstLine="480" w:firstLineChars="200"/>
+        <w:jc w:val="both"/>
+        <w:rPr>
+          <w:rFonts w:eastAsia="宋体"/>
+          <w:b w:val="0"/>
+          <w:i w:val="0"/>
+          <w:strike w:val="0"/>
+          <w:color w:val="auto"/>
+          <w:sz w:val="24"/>
+          <w:u w:val="none"/>
+        </w:rPr>
+      </w:pPr>
+      <w:r>
+        <w:rPr>
+          <w:rFonts w:eastAsia="宋体"/>
+          <w:b w:val="0"/>
+          <w:i w:val="0"/>
+          <w:strike w:val="0"/>
+          <w:color w:val="auto"/>
+          <w:sz w:val="24"/>
+          <w:u w:val="none"/>
+        </w:rPr>
+        <w:t>论坛测试</w:t>
+      </w:r>
+    </w:p>
+    <w:p>
+      <w:pPr>
+        <w:numPr>
+          <w:ilvl w:val="0"/>
+          <w:numId w:val="12"/>
+        </w:numPr>
+        <w:spacing w:before="0" w:after="120" w:line="360" w:lineRule="auto"/>
+        <w:ind w:left="359" w:leftChars="171" w:firstLine="480" w:firstLineChars="200"/>
+        <w:jc w:val="both"/>
+        <w:rPr>
+          <w:rFonts w:eastAsia="宋体"/>
+          <w:b w:val="0"/>
+          <w:i w:val="0"/>
+          <w:strike w:val="0"/>
+          <w:color w:val="auto"/>
+          <w:sz w:val="24"/>
+          <w:u w:val="none"/>
+        </w:rPr>
+      </w:pPr>
+      <w:r>
+        <w:rPr>
+          <w:rFonts w:eastAsia="宋体"/>
+          <w:b w:val="0"/>
+          <w:i w:val="0"/>
+          <w:strike w:val="0"/>
+          <w:color w:val="auto"/>
+          <w:sz w:val="24"/>
+          <w:u w:val="none"/>
+        </w:rPr>
+        <w:t>用例：帖子发布、点赞、收藏、评论</w:t>
+      </w:r>
+    </w:p>
+    <w:p>
+      <w:pPr>
+        <w:numPr>
+          <w:ilvl w:val="1"/>
+          <w:numId w:val="12"/>
+        </w:numPr>
+        <w:spacing w:before="0" w:after="120" w:line="360" w:lineRule="auto"/>
+        <w:ind w:left="1079" w:leftChars="514" w:firstLine="480" w:firstLineChars="200"/>
+        <w:jc w:val="both"/>
+        <w:rPr>
+          <w:rFonts w:eastAsia="宋体"/>
+          <w:b w:val="0"/>
+          <w:i w:val="0"/>
+          <w:strike w:val="0"/>
+          <w:color w:val="auto"/>
+          <w:sz w:val="24"/>
+          <w:u w:val="none"/>
+        </w:rPr>
+      </w:pPr>
+      <w:r>
+        <w:rPr>
+          <w:rFonts w:eastAsia="宋体"/>
+          <w:b w:val="0"/>
+          <w:i w:val="0"/>
+          <w:strike w:val="0"/>
+          <w:color w:val="auto"/>
+          <w:sz w:val="24"/>
+          <w:u w:val="none"/>
+        </w:rPr>
+        <w:t>预期：状态更新正确</w:t>
+      </w:r>
+    </w:p>
+    <w:p>
+      <w:pPr>
+        <w:numPr>
+          <w:ilvl w:val="1"/>
+          <w:numId w:val="12"/>
+        </w:numPr>
+        <w:spacing w:before="0" w:after="120" w:line="360" w:lineRule="auto"/>
+        <w:ind w:left="1079" w:leftChars="514" w:firstLine="480" w:firstLineChars="200"/>
+        <w:jc w:val="both"/>
+        <w:rPr>
+          <w:rFonts w:eastAsia="宋体"/>
+          <w:b w:val="0"/>
+          <w:i w:val="0"/>
+          <w:strike w:val="0"/>
+          <w:color w:val="auto"/>
+          <w:sz w:val="24"/>
+          <w:u w:val="none"/>
+        </w:rPr>
+      </w:pPr>
+      <w:r>
+        <w:rPr>
+          <w:rFonts w:eastAsia="宋体"/>
+          <w:b w:val="0"/>
+          <w:i w:val="0"/>
+          <w:strike w:val="0"/>
+          <w:color w:val="auto"/>
+          <w:sz w:val="24"/>
+          <w:u w:val="none"/>
+        </w:rPr>
+        <w:t>结果：通过</w:t>
+      </w:r>
+    </w:p>
+    <w:p>
+      <w:pPr>
+        <w:numPr>
+          <w:ilvl w:val="0"/>
+          <w:numId w:val="12"/>
+        </w:numPr>
+        <w:spacing w:before="0" w:after="120" w:line="360" w:lineRule="auto"/>
+        <w:ind w:left="359" w:leftChars="171" w:firstLine="480" w:firstLineChars="200"/>
+        <w:jc w:val="both"/>
+        <w:rPr>
+          <w:rFonts w:eastAsia="宋体"/>
+          <w:b w:val="0"/>
+          <w:i w:val="0"/>
+          <w:strike w:val="0"/>
+          <w:color w:val="auto"/>
+          <w:sz w:val="24"/>
+          <w:u w:val="none"/>
+        </w:rPr>
+      </w:pPr>
+      <w:r>
+        <w:rPr>
+          <w:rFonts w:eastAsia="宋体"/>
+          <w:b w:val="0"/>
+          <w:i w:val="0"/>
+          <w:strike w:val="0"/>
+          <w:color w:val="auto"/>
+          <w:sz w:val="24"/>
+          <w:u w:val="none"/>
+        </w:rPr>
+        <w:t>用例：浏览行为上报</w:t>
+      </w:r>
+    </w:p>
+    <w:p>
+      <w:pPr>
+        <w:numPr>
+          <w:ilvl w:val="1"/>
+          <w:numId w:val="12"/>
+        </w:numPr>
+        <w:spacing w:before="0" w:after="120" w:line="360" w:lineRule="auto"/>
+        <w:ind w:left="1079" w:leftChars="514" w:firstLine="480" w:firstLineChars="200"/>
+        <w:jc w:val="both"/>
+        <w:rPr>
+          <w:rFonts w:eastAsia="宋体"/>
+          <w:b w:val="0"/>
+          <w:i w:val="0"/>
+          <w:strike w:val="0"/>
+          <w:color w:val="auto"/>
+          <w:sz w:val="24"/>
+          <w:u w:val="none"/>
+        </w:rPr>
+      </w:pPr>
+      <w:r>
+        <w:rPr>
+          <w:rFonts w:eastAsia="宋体"/>
+          <w:b w:val="0"/>
+          <w:i w:val="0"/>
+          <w:strike w:val="0"/>
+          <w:color w:val="auto"/>
+          <w:sz w:val="24"/>
+          <w:u w:val="none"/>
+        </w:rPr>
+        <w:t>预期：forumViewCount 增加</w:t>
+      </w:r>
+    </w:p>
+    <w:p>
+      <w:pPr>
+        <w:numPr>
+          <w:ilvl w:val="1"/>
+          <w:numId w:val="12"/>
+        </w:numPr>
+        <w:spacing w:before="0" w:after="120" w:line="360" w:lineRule="auto"/>
+        <w:ind w:left="1079" w:leftChars="514" w:firstLine="480" w:firstLineChars="200"/>
+        <w:jc w:val="both"/>
+        <w:rPr>
+          <w:rFonts w:eastAsia="宋体"/>
+          <w:b w:val="0"/>
+          <w:i w:val="0"/>
+          <w:strike w:val="0"/>
+          <w:color w:val="auto"/>
+          <w:sz w:val="24"/>
+          <w:u w:val="none"/>
+        </w:rPr>
+      </w:pPr>
+      <w:r>
+        <w:rPr>
+          <w:rFonts w:eastAsia="宋体"/>
+          <w:b w:val="0"/>
+          <w:i w:val="0"/>
+          <w:strike w:val="0"/>
+          <w:color w:val="auto"/>
+          <w:sz w:val="24"/>
+          <w:u w:val="none"/>
+        </w:rPr>
+        <w:t>结果：通过</w:t>
+      </w:r>
+    </w:p>
+    <w:p>
+      <w:pPr>
+        <w:pStyle w:val="4"/>
+        <w:spacing w:after="120" w:line="360" w:lineRule="auto"/>
+        <w:ind w:left="0" w:leftChars="0" w:firstLine="480" w:firstLineChars="200"/>
+        <w:jc w:val="both"/>
+        <w:rPr>
+          <w:rFonts w:eastAsia="宋体"/>
+          <w:b w:val="0"/>
+          <w:i w:val="0"/>
+          <w:strike w:val="0"/>
+          <w:color w:val="auto"/>
+          <w:sz w:val="24"/>
+          <w:u w:val="none"/>
+        </w:rPr>
+      </w:pPr>
+      <w:r>
+        <w:rPr>
+          <w:rFonts w:eastAsia="宋体"/>
+          <w:b w:val="0"/>
+          <w:i w:val="0"/>
+          <w:strike w:val="0"/>
+          <w:color w:val="auto"/>
+          <w:sz w:val="24"/>
+          <w:u w:val="none"/>
+        </w:rPr>
+        <w:t>个人中心测试</w:t>
+      </w:r>
+    </w:p>
+    <w:p>
+      <w:pPr>
+        <w:numPr>
+          <w:ilvl w:val="0"/>
+          <w:numId w:val="13"/>
+        </w:numPr>
+        <w:spacing w:before="0" w:after="120" w:line="360" w:lineRule="auto"/>
+        <w:ind w:left="359" w:leftChars="171" w:firstLine="480" w:firstLineChars="200"/>
+        <w:jc w:val="both"/>
+        <w:rPr>
+          <w:rFonts w:eastAsia="宋体"/>
+          <w:b w:val="0"/>
+          <w:i w:val="0"/>
+          <w:strike w:val="0"/>
+          <w:color w:val="auto"/>
+          <w:sz w:val="24"/>
+          <w:u w:val="none"/>
+        </w:rPr>
+      </w:pPr>
+      <w:r>
+        <w:rPr>
+          <w:rFonts w:eastAsia="宋体"/>
+          <w:b w:val="0"/>
+          <w:i w:val="0"/>
+          <w:strike w:val="0"/>
+          <w:color w:val="auto"/>
+          <w:sz w:val="24"/>
+          <w:u w:val="none"/>
+        </w:rPr>
+        <w:t>用例：风险评估接口返回</w:t>
+      </w:r>
+    </w:p>
+    <w:p>
+      <w:pPr>
+        <w:numPr>
+          <w:ilvl w:val="1"/>
+          <w:numId w:val="13"/>
+        </w:numPr>
+        <w:spacing w:before="0" w:after="120" w:line="360" w:lineRule="auto"/>
+        <w:ind w:left="1079" w:leftChars="514" w:firstLine="480" w:firstLineChars="200"/>
+        <w:jc w:val="both"/>
+        <w:rPr>
+          <w:rFonts w:eastAsia="宋体"/>
+          <w:b w:val="0"/>
+          <w:i w:val="0"/>
+          <w:strike w:val="0"/>
+          <w:color w:val="auto"/>
+          <w:sz w:val="24"/>
+          <w:u w:val="none"/>
+        </w:rPr>
+      </w:pPr>
+      <w:r>
+        <w:rPr>
+          <w:rFonts w:eastAsia="宋体"/>
+          <w:b w:val="0"/>
+          <w:i w:val="0"/>
+          <w:strike w:val="0"/>
+          <w:color w:val="auto"/>
+          <w:sz w:val="24"/>
+          <w:u w:val="none"/>
+        </w:rPr>
+        <w:t>预期：返回分数和维度数据</w:t>
+      </w:r>
+    </w:p>
+    <w:p>
+      <w:pPr>
+        <w:numPr>
+          <w:ilvl w:val="1"/>
+          <w:numId w:val="13"/>
+        </w:numPr>
+        <w:spacing w:before="0" w:after="120" w:line="360" w:lineRule="auto"/>
+        <w:ind w:left="1079" w:leftChars="514" w:firstLine="480" w:firstLineChars="200"/>
+        <w:jc w:val="both"/>
+        <w:rPr>
+          <w:rFonts w:eastAsia="宋体"/>
+          <w:b w:val="0"/>
+          <w:i w:val="0"/>
+          <w:strike w:val="0"/>
+          <w:color w:val="auto"/>
+          <w:sz w:val="24"/>
+          <w:u w:val="none"/>
+        </w:rPr>
+      </w:pPr>
+      <w:r>
+        <w:rPr>
+          <w:rFonts w:eastAsia="宋体"/>
+          <w:b w:val="0"/>
+          <w:i w:val="0"/>
+          <w:strike w:val="0"/>
+          <w:color w:val="auto"/>
+          <w:sz w:val="24"/>
+          <w:u w:val="none"/>
+        </w:rPr>
+        <w:t>结果：通过</w:t>
+      </w:r>
+    </w:p>
+    <w:p>
+      <w:pPr>
+        <w:numPr>
+          <w:ilvl w:val="0"/>
+          <w:numId w:val="13"/>
+        </w:numPr>
+        <w:spacing w:before="0" w:after="120" w:line="360" w:lineRule="auto"/>
+        <w:ind w:left="359" w:leftChars="171" w:firstLine="480" w:firstLineChars="200"/>
+        <w:jc w:val="both"/>
+        <w:rPr>
+          <w:rFonts w:eastAsia="宋体"/>
+          <w:b w:val="0"/>
+          <w:i w:val="0"/>
+          <w:strike w:val="0"/>
+          <w:color w:val="auto"/>
+          <w:sz w:val="24"/>
+          <w:u w:val="none"/>
+        </w:rPr>
+      </w:pPr>
+      <w:r>
+        <w:rPr>
+          <w:rFonts w:eastAsia="宋体"/>
+          <w:b w:val="0"/>
+          <w:i w:val="0"/>
+          <w:strike w:val="0"/>
+          <w:color w:val="auto"/>
+          <w:sz w:val="24"/>
+          <w:u w:val="none"/>
+        </w:rPr>
+        <w:t>用例：雷达图渲染</w:t>
+      </w:r>
+    </w:p>
+    <w:p>
+      <w:pPr>
+        <w:numPr>
+          <w:ilvl w:val="1"/>
+          <w:numId w:val="13"/>
+        </w:numPr>
+        <w:spacing w:before="0" w:after="120" w:line="360" w:lineRule="auto"/>
+        <w:ind w:left="1079" w:leftChars="514" w:firstLine="480" w:firstLineChars="200"/>
+        <w:jc w:val="both"/>
+        <w:rPr>
+          <w:rFonts w:eastAsia="宋体"/>
+          <w:b w:val="0"/>
+          <w:i w:val="0"/>
+          <w:strike w:val="0"/>
+          <w:color w:val="auto"/>
+          <w:sz w:val="24"/>
+          <w:u w:val="none"/>
+        </w:rPr>
+      </w:pPr>
+      <w:r>
+        <w:rPr>
+          <w:rFonts w:eastAsia="宋体"/>
+          <w:b w:val="0"/>
+          <w:i w:val="0"/>
+          <w:strike w:val="0"/>
+          <w:color w:val="auto"/>
+          <w:sz w:val="24"/>
+          <w:u w:val="none"/>
+        </w:rPr>
+        <w:t>预期：图表与分数展示正确</w:t>
+      </w:r>
+    </w:p>
+    <w:p>
+      <w:pPr>
+        <w:numPr>
+          <w:ilvl w:val="1"/>
+          <w:numId w:val="13"/>
+        </w:numPr>
+        <w:spacing w:before="0" w:after="120" w:line="360" w:lineRule="auto"/>
+        <w:ind w:left="1079" w:leftChars="514" w:firstLine="480" w:firstLineChars="200"/>
+        <w:jc w:val="both"/>
+        <w:rPr>
+          <w:rFonts w:eastAsia="宋体"/>
+          <w:b w:val="0"/>
+          <w:i w:val="0"/>
+          <w:strike w:val="0"/>
+          <w:color w:val="auto"/>
+          <w:sz w:val="24"/>
+          <w:u w:val="none"/>
+        </w:rPr>
+      </w:pPr>
+      <w:r>
+        <w:rPr>
+          <w:rFonts w:eastAsia="宋体"/>
+          <w:b w:val="0"/>
+          <w:i w:val="0"/>
+          <w:strike w:val="0"/>
+          <w:color w:val="auto"/>
+          <w:sz w:val="24"/>
+          <w:u w:val="none"/>
+        </w:rPr>
+        <w:t>结果：通过</w:t>
+      </w:r>
+    </w:p>
+    <w:p>
+      <w:pPr>
+        <w:pStyle w:val="3"/>
+        <w:spacing w:after="120" w:line="360" w:lineRule="auto"/>
+        <w:ind w:left="0" w:leftChars="0" w:firstLine="480" w:firstLineChars="200"/>
+        <w:jc w:val="both"/>
+        <w:rPr>
+          <w:rFonts w:eastAsia="宋体"/>
+          <w:b w:val="0"/>
+          <w:i w:val="0"/>
+          <w:strike w:val="0"/>
+          <w:color w:val="auto"/>
+          <w:sz w:val="24"/>
+          <w:u w:val="none"/>
+        </w:rPr>
+      </w:pPr>
+      <w:r>
+        <w:rPr>
+          <w:rFonts w:eastAsia="宋体"/>
+          <w:b w:val="0"/>
+          <w:i w:val="0"/>
+          <w:strike w:val="0"/>
+          <w:color w:val="auto"/>
+          <w:sz w:val="24"/>
+          <w:u w:val="none"/>
+        </w:rPr>
+        <w:t>4.3 联调测试</w:t>
+      </w:r>
+    </w:p>
+    <w:p>
+      <w:pPr>
+        <w:spacing w:after="120" w:line="360" w:lineRule="auto"/>
+        <w:ind w:left="0" w:leftChars="0" w:firstLine="480" w:firstLineChars="200"/>
+        <w:jc w:val="both"/>
+        <w:rPr>
+          <w:rFonts w:eastAsia="宋体"/>
+          <w:b w:val="0"/>
+          <w:i w:val="0"/>
+          <w:strike w:val="0"/>
+          <w:color w:val="auto"/>
+          <w:sz w:val="24"/>
+          <w:u w:val="none"/>
+        </w:rPr>
+      </w:pPr>
+      <w:r>
+        <w:rPr>
+          <w:rFonts w:eastAsia="宋体"/>
+          <w:b w:val="0"/>
+          <w:i w:val="0"/>
+          <w:strike w:val="0"/>
+          <w:color w:val="auto"/>
+          <w:sz w:val="24"/>
+          <w:u w:val="none"/>
+        </w:rPr>
+        <w:t>按“注册/登录 -&gt; 案例学习 -&gt; AI问答 -&gt; 论坛浏览 -&gt; 雷达图检查”链路验证，前后端请求与行为统计闭环可用，系统满足业务流程要求。</w:t>
+      </w:r>
+    </w:p>
+    <w:p>
+      <w:pPr>
+        <w:pStyle w:val="3"/>
+        <w:spacing w:after="120" w:line="360" w:lineRule="auto"/>
+        <w:ind w:left="0" w:leftChars="0" w:firstLine="480" w:firstLineChars="200"/>
+        <w:jc w:val="both"/>
+        <w:rPr>
+          <w:rFonts w:eastAsia="宋体"/>
+          <w:b w:val="0"/>
+          <w:i w:val="0"/>
+          <w:strike w:val="0"/>
+          <w:color w:val="auto"/>
+          <w:sz w:val="24"/>
+          <w:u w:val="none"/>
+        </w:rPr>
+      </w:pPr>
+      <w:r>
+        <w:rPr>
+          <w:rFonts w:eastAsia="宋体"/>
+          <w:b w:val="0"/>
+          <w:i w:val="0"/>
+          <w:strike w:val="0"/>
+          <w:color w:val="auto"/>
+          <w:sz w:val="24"/>
+          <w:u w:val="none"/>
+        </w:rPr>
+        <w:t>4.4 异常与兼容性测试</w:t>
+      </w:r>
+    </w:p>
+    <w:p>
+      <w:pPr>
+        <w:pStyle w:val="4"/>
+        <w:spacing w:after="120" w:line="360" w:lineRule="auto"/>
+        <w:ind w:left="0" w:leftChars="0" w:firstLine="480" w:firstLineChars="200"/>
+        <w:jc w:val="both"/>
+        <w:rPr>
+          <w:rFonts w:eastAsia="宋体"/>
+          <w:b w:val="0"/>
+          <w:i w:val="0"/>
+          <w:strike w:val="0"/>
+          <w:color w:val="auto"/>
+          <w:sz w:val="24"/>
+          <w:u w:val="none"/>
+        </w:rPr>
+      </w:pPr>
+      <w:r>
+        <w:rPr>
+          <w:rFonts w:eastAsia="宋体"/>
+          <w:b w:val="0"/>
+          <w:i w:val="0"/>
+          <w:strike w:val="0"/>
+          <w:color w:val="auto"/>
+          <w:sz w:val="24"/>
+          <w:u w:val="none"/>
+        </w:rPr>
+        <w:t>Render 冷启动场景</w:t>
+      </w:r>
+    </w:p>
+    <w:p>
+      <w:pPr>
+        <w:numPr>
+          <w:ilvl w:val="0"/>
+          <w:numId w:val="14"/>
+        </w:numPr>
+        <w:spacing w:before="0" w:after="120" w:line="360" w:lineRule="auto"/>
+        <w:ind w:left="359" w:leftChars="171" w:firstLine="480" w:firstLineChars="200"/>
+        <w:jc w:val="both"/>
+        <w:rPr>
+          <w:rFonts w:eastAsia="宋体"/>
+          <w:b w:val="0"/>
+          <w:i w:val="0"/>
+          <w:strike w:val="0"/>
+          <w:color w:val="auto"/>
+          <w:sz w:val="24"/>
+          <w:u w:val="none"/>
+        </w:rPr>
+      </w:pPr>
+      <w:r>
+        <w:rPr>
+          <w:rFonts w:eastAsia="宋体"/>
+          <w:b w:val="0"/>
+          <w:i w:val="0"/>
+          <w:strike w:val="0"/>
+          <w:color w:val="auto"/>
+          <w:sz w:val="24"/>
+          <w:u w:val="none"/>
+        </w:rPr>
+        <w:t>表现：首次请求可能延迟</w:t>
+      </w:r>
+    </w:p>
+    <w:p>
+      <w:pPr>
+        <w:numPr>
+          <w:ilvl w:val="0"/>
+          <w:numId w:val="14"/>
+        </w:numPr>
+        <w:spacing w:before="0" w:after="120" w:line="360" w:lineRule="auto"/>
+        <w:ind w:left="359" w:leftChars="171" w:firstLine="480" w:firstLineChars="200"/>
+        <w:jc w:val="both"/>
+        <w:rPr>
+          <w:rFonts w:eastAsia="宋体"/>
+          <w:b w:val="0"/>
+          <w:i w:val="0"/>
+          <w:strike w:val="0"/>
+          <w:color w:val="auto"/>
+          <w:sz w:val="24"/>
+          <w:u w:val="none"/>
+        </w:rPr>
+      </w:pPr>
+      <w:r>
+        <w:rPr>
+          <w:rFonts w:eastAsia="宋体"/>
+          <w:b w:val="0"/>
+          <w:i w:val="0"/>
+          <w:strike w:val="0"/>
+          <w:color w:val="auto"/>
+          <w:sz w:val="24"/>
+          <w:u w:val="none"/>
+        </w:rPr>
+        <w:t>处理：前端登录/注册增加健康检查唤醒与重试机制</w:t>
+      </w:r>
+    </w:p>
+    <w:p>
+      <w:pPr>
+        <w:numPr>
+          <w:ilvl w:val="0"/>
+          <w:numId w:val="14"/>
+        </w:numPr>
+        <w:spacing w:before="0" w:after="120" w:line="360" w:lineRule="auto"/>
+        <w:ind w:left="359" w:leftChars="171" w:firstLine="480" w:firstLineChars="200"/>
+        <w:jc w:val="both"/>
+        <w:rPr>
+          <w:rFonts w:eastAsia="宋体"/>
+          <w:b w:val="0"/>
+          <w:i w:val="0"/>
+          <w:strike w:val="0"/>
+          <w:color w:val="auto"/>
+          <w:sz w:val="24"/>
+          <w:u w:val="none"/>
+        </w:rPr>
+      </w:pPr>
+      <w:r>
+        <w:rPr>
+          <w:rFonts w:eastAsia="宋体"/>
+          <w:b w:val="0"/>
+          <w:i w:val="0"/>
+          <w:strike w:val="0"/>
+          <w:color w:val="auto"/>
+          <w:sz w:val="24"/>
+          <w:u w:val="none"/>
+        </w:rPr>
+        <w:t>结果：可明显降低首次请求失败率</w:t>
+      </w:r>
+    </w:p>
+    <w:p>
+      <w:pPr>
+        <w:pStyle w:val="4"/>
+        <w:spacing w:after="120" w:line="360" w:lineRule="auto"/>
+        <w:ind w:left="0" w:leftChars="0" w:firstLine="480" w:firstLineChars="200"/>
+        <w:jc w:val="both"/>
+        <w:rPr>
+          <w:rFonts w:eastAsia="宋体"/>
+          <w:b w:val="0"/>
+          <w:i w:val="0"/>
+          <w:strike w:val="0"/>
+          <w:color w:val="auto"/>
+          <w:sz w:val="24"/>
+          <w:u w:val="none"/>
+        </w:rPr>
+      </w:pPr>
+      <w:r>
+        <w:rPr>
+          <w:rFonts w:eastAsia="宋体"/>
+          <w:b w:val="0"/>
+          <w:i w:val="0"/>
+          <w:strike w:val="0"/>
+          <w:color w:val="auto"/>
+          <w:sz w:val="24"/>
+          <w:u w:val="none"/>
+        </w:rPr>
+        <w:t>网络异常场景</w:t>
+      </w:r>
+    </w:p>
+    <w:p>
+      <w:pPr>
+        <w:numPr>
+          <w:ilvl w:val="0"/>
+          <w:numId w:val="15"/>
+        </w:numPr>
+        <w:spacing w:before="0" w:after="120" w:line="360" w:lineRule="auto"/>
+        <w:ind w:left="359" w:leftChars="171" w:firstLine="480" w:firstLineChars="200"/>
+        <w:jc w:val="both"/>
+        <w:rPr>
+          <w:rFonts w:eastAsia="宋体"/>
+          <w:b w:val="0"/>
+          <w:i w:val="0"/>
+          <w:strike w:val="0"/>
+          <w:color w:val="auto"/>
+          <w:sz w:val="24"/>
+          <w:u w:val="none"/>
+        </w:rPr>
+      </w:pPr>
+      <w:r>
+        <w:rPr>
+          <w:rFonts w:eastAsia="宋体"/>
+          <w:b w:val="0"/>
+          <w:i w:val="0"/>
+          <w:strike w:val="0"/>
+          <w:color w:val="auto"/>
+          <w:sz w:val="24"/>
+          <w:u w:val="none"/>
+        </w:rPr>
+        <w:t>表现：请求超时</w:t>
+      </w:r>
+    </w:p>
+    <w:p>
+      <w:pPr>
+        <w:numPr>
+          <w:ilvl w:val="0"/>
+          <w:numId w:val="15"/>
+        </w:numPr>
+        <w:spacing w:before="0" w:after="120" w:line="360" w:lineRule="auto"/>
+        <w:ind w:left="359" w:leftChars="171" w:firstLine="480" w:firstLineChars="200"/>
+        <w:jc w:val="both"/>
+        <w:rPr>
+          <w:rFonts w:eastAsia="宋体"/>
+          <w:b w:val="0"/>
+          <w:i w:val="0"/>
+          <w:strike w:val="0"/>
+          <w:color w:val="auto"/>
+          <w:sz w:val="24"/>
+          <w:u w:val="none"/>
+        </w:rPr>
+      </w:pPr>
+      <w:r>
+        <w:rPr>
+          <w:rFonts w:eastAsia="宋体"/>
+          <w:b w:val="0"/>
+          <w:i w:val="0"/>
+          <w:strike w:val="0"/>
+          <w:color w:val="auto"/>
+          <w:sz w:val="24"/>
+          <w:u w:val="none"/>
+        </w:rPr>
+        <w:t>处理：前端给出明确错误提示并允许重试</w:t>
+      </w:r>
+    </w:p>
+    <w:p>
+      <w:pPr>
+        <w:numPr>
+          <w:ilvl w:val="0"/>
+          <w:numId w:val="15"/>
+        </w:numPr>
+        <w:spacing w:before="0" w:after="120" w:line="360" w:lineRule="auto"/>
+        <w:ind w:left="359" w:leftChars="171" w:firstLine="480" w:firstLineChars="200"/>
+        <w:jc w:val="both"/>
+        <w:rPr>
+          <w:rFonts w:eastAsia="宋体"/>
+          <w:b w:val="0"/>
+          <w:i w:val="0"/>
+          <w:strike w:val="0"/>
+          <w:color w:val="auto"/>
+          <w:sz w:val="24"/>
+          <w:u w:val="none"/>
+        </w:rPr>
+      </w:pPr>
+      <w:r>
+        <w:rPr>
+          <w:rFonts w:eastAsia="宋体"/>
+          <w:b w:val="0"/>
+          <w:i w:val="0"/>
+          <w:strike w:val="0"/>
+          <w:color w:val="auto"/>
+          <w:sz w:val="24"/>
+          <w:u w:val="none"/>
+        </w:rPr>
+        <w:t>结果：用户可感知、可恢复</w:t>
+      </w:r>
+    </w:p>
+    <w:p>
+      <w:pPr>
+        <w:pStyle w:val="3"/>
+        <w:spacing w:after="120" w:line="360" w:lineRule="auto"/>
+        <w:ind w:left="0" w:leftChars="0" w:firstLine="480" w:firstLineChars="200"/>
+        <w:jc w:val="both"/>
+        <w:rPr>
+          <w:rFonts w:eastAsia="宋体"/>
+          <w:b w:val="0"/>
+          <w:i w:val="0"/>
+          <w:strike w:val="0"/>
+          <w:color w:val="auto"/>
+          <w:sz w:val="24"/>
+          <w:u w:val="none"/>
+        </w:rPr>
+      </w:pPr>
+      <w:r>
+        <w:rPr>
+          <w:rFonts w:eastAsia="宋体"/>
+          <w:b w:val="0"/>
+          <w:i w:val="0"/>
+          <w:strike w:val="0"/>
+          <w:color w:val="auto"/>
+          <w:sz w:val="24"/>
+          <w:u w:val="none"/>
+        </w:rPr>
+        <w:t>4.5 测试结论</w:t>
+      </w:r>
+    </w:p>
+    <w:p>
+      <w:pPr>
+        <w:spacing w:after="120" w:line="360" w:lineRule="auto"/>
+        <w:ind w:left="0" w:leftChars="0" w:firstLine="480" w:firstLineChars="200"/>
+        <w:jc w:val="both"/>
+        <w:rPr>
+          <w:rFonts w:eastAsia="宋体"/>
+          <w:b w:val="0"/>
+          <w:i w:val="0"/>
+          <w:strike w:val="0"/>
+          <w:color w:val="auto"/>
+          <w:sz w:val="24"/>
+          <w:u w:val="none"/>
+        </w:rPr>
+      </w:pPr>
+      <w:r>
+        <w:rPr>
+          <w:rFonts w:eastAsia="宋体"/>
+          <w:b w:val="0"/>
+          <w:i w:val="0"/>
+          <w:strike w:val="0"/>
+          <w:color w:val="auto"/>
+          <w:sz w:val="24"/>
+          <w:u w:val="none"/>
+        </w:rPr>
+        <w:t>系统核心功能完整可用，部署链路可运行，主要业务流程通过测试，满足竞赛作品演示与交付要求。</w:t>
+      </w:r>
+    </w:p>
+    <w:p>
+      <w:pPr>
+        <w:keepNext w:val="0"/>
+        <w:keepLines w:val="0"/>
+        <w:widowControl/>
+        <w:suppressLineNumbers w:val="0"/>
+        <w:spacing w:after="0" w:afterAutospacing="0" w:line="240" w:lineRule="auto"/>
+      </w:pPr>
+      <w:r>
+        <w:pict>
+          <v:rect id="_x0000_i1026" o:spt="1" style="height:1.5pt;width:432pt;" fillcolor="#A0A0A0" filled="t" stroked="f" coordsize="21600,21600" o:hr="t" o:hrstd="t" o:hralign="center">
+            <v:path/>
+            <v:fill on="t" focussize="0,0"/>
+            <v:stroke on="f"/>
+            <v:imagedata o:title=""/>
+            <o:lock v:ext="edit"/>
+            <w10:wrap type="none"/>
+            <w10:anchorlock/>
+          </v:rect>
+        </w:pict>
+      </w:r>
+    </w:p>
+    <w:p>
+      <w:pPr>
+        <w:pStyle w:val="2"/>
+        <w:spacing w:after="120" w:line="360" w:lineRule="auto"/>
+        <w:ind w:left="0" w:leftChars="0" w:firstLine="480" w:firstLineChars="200"/>
+        <w:jc w:val="both"/>
+        <w:rPr>
+          <w:rFonts w:eastAsia="宋体"/>
+          <w:b w:val="0"/>
+          <w:i w:val="0"/>
+          <w:strike w:val="0"/>
+          <w:color w:val="auto"/>
+          <w:sz w:val="24"/>
+          <w:u w:val="none"/>
+        </w:rPr>
+      </w:pPr>
+      <w:r>
+        <w:rPr>
+          <w:rFonts w:eastAsia="宋体"/>
+          <w:b w:val="0"/>
+          <w:i w:val="0"/>
+          <w:strike w:val="0"/>
+          <w:color w:val="auto"/>
+          <w:sz w:val="24"/>
+          <w:u w:val="none"/>
+        </w:rPr>
+        <w:t>第五章 安装及使用</w:t>
+      </w:r>
+    </w:p>
+    <w:p>
+      <w:pPr>
+        <w:pStyle w:val="3"/>
+        <w:spacing w:after="120" w:line="360" w:lineRule="auto"/>
+        <w:ind w:left="0" w:leftChars="0" w:firstLine="480" w:firstLineChars="200"/>
+        <w:jc w:val="both"/>
+        <w:rPr>
+          <w:rFonts w:eastAsia="宋体"/>
+          <w:b w:val="0"/>
+          <w:i w:val="0"/>
+          <w:strike w:val="0"/>
+          <w:color w:val="auto"/>
+          <w:sz w:val="24"/>
+          <w:u w:val="none"/>
+        </w:rPr>
+      </w:pPr>
+      <w:r>
+        <w:rPr>
+          <w:rFonts w:eastAsia="宋体"/>
+          <w:b w:val="0"/>
+          <w:i w:val="0"/>
+          <w:strike w:val="0"/>
+          <w:color w:val="auto"/>
+          <w:sz w:val="24"/>
+          <w:u w:val="none"/>
+        </w:rPr>
+        <w:t>5.1 运行环境要求</w:t>
+      </w:r>
+    </w:p>
+    <w:p>
+      <w:pPr>
+        <w:numPr>
+          <w:ilvl w:val="0"/>
+          <w:numId w:val="16"/>
+        </w:numPr>
+        <w:spacing w:before="0" w:after="120" w:line="360" w:lineRule="auto"/>
+        <w:ind w:left="359" w:leftChars="171" w:firstLine="480" w:firstLineChars="200"/>
+        <w:jc w:val="both"/>
+        <w:rPr>
+          <w:rFonts w:eastAsia="宋体"/>
+          <w:b w:val="0"/>
+          <w:i w:val="0"/>
+          <w:strike w:val="0"/>
+          <w:color w:val="auto"/>
+          <w:sz w:val="24"/>
+          <w:u w:val="none"/>
+        </w:rPr>
+      </w:pPr>
+      <w:r>
+        <w:rPr>
+          <w:rFonts w:eastAsia="宋体"/>
+          <w:b w:val="0"/>
+          <w:i w:val="0"/>
+          <w:strike w:val="0"/>
+          <w:color w:val="auto"/>
+          <w:sz w:val="24"/>
+          <w:u w:val="none"/>
+        </w:rPr>
+        <w:t>JDK 17</w:t>
+      </w:r>
+    </w:p>
+    <w:p>
+      <w:pPr>
+        <w:numPr>
+          <w:ilvl w:val="0"/>
+          <w:numId w:val="16"/>
+        </w:numPr>
+        <w:spacing w:before="0" w:after="120" w:line="360" w:lineRule="auto"/>
+        <w:ind w:left="359" w:leftChars="171" w:firstLine="480" w:firstLineChars="200"/>
+        <w:jc w:val="both"/>
+        <w:rPr>
+          <w:rFonts w:eastAsia="宋体"/>
+          <w:b w:val="0"/>
+          <w:i w:val="0"/>
+          <w:strike w:val="0"/>
+          <w:color w:val="auto"/>
+          <w:sz w:val="24"/>
+          <w:u w:val="none"/>
+        </w:rPr>
+      </w:pPr>
+      <w:r>
+        <w:rPr>
+          <w:rFonts w:eastAsia="宋体"/>
+          <w:b w:val="0"/>
+          <w:i w:val="0"/>
+          <w:strike w:val="0"/>
+          <w:color w:val="auto"/>
+          <w:sz w:val="24"/>
+          <w:u w:val="none"/>
+        </w:rPr>
+        <w:t>Maven 3.9+（或项目自带 mvnw）</w:t>
+      </w:r>
+    </w:p>
+    <w:p>
+      <w:pPr>
+        <w:numPr>
+          <w:ilvl w:val="0"/>
+          <w:numId w:val="16"/>
+        </w:numPr>
+        <w:spacing w:before="0" w:after="120" w:line="360" w:lineRule="auto"/>
+        <w:ind w:left="359" w:leftChars="171" w:firstLine="480" w:firstLineChars="200"/>
+        <w:jc w:val="both"/>
+        <w:rPr>
+          <w:rFonts w:eastAsia="宋体"/>
+          <w:b w:val="0"/>
+          <w:i w:val="0"/>
+          <w:strike w:val="0"/>
+          <w:color w:val="auto"/>
+          <w:sz w:val="24"/>
+          <w:u w:val="none"/>
+        </w:rPr>
+      </w:pPr>
+      <w:r>
+        <w:rPr>
+          <w:rFonts w:eastAsia="宋体"/>
+          <w:b w:val="0"/>
+          <w:i w:val="0"/>
+          <w:strike w:val="0"/>
+          <w:color w:val="auto"/>
+          <w:sz w:val="24"/>
+          <w:u w:val="none"/>
+        </w:rPr>
+        <w:t>TiDB Cloud（或 MySQL 8+）</w:t>
+      </w:r>
+    </w:p>
+    <w:p>
+      <w:pPr>
+        <w:numPr>
+          <w:ilvl w:val="0"/>
+          <w:numId w:val="16"/>
+        </w:numPr>
+        <w:spacing w:before="0" w:after="120" w:line="360" w:lineRule="auto"/>
+        <w:ind w:left="359" w:leftChars="171" w:firstLine="480" w:firstLineChars="200"/>
+        <w:jc w:val="both"/>
+        <w:rPr>
+          <w:rFonts w:eastAsia="宋体"/>
+          <w:b w:val="0"/>
+          <w:i w:val="0"/>
+          <w:strike w:val="0"/>
+          <w:color w:val="auto"/>
+          <w:sz w:val="24"/>
+          <w:u w:val="none"/>
+        </w:rPr>
+      </w:pPr>
+      <w:r>
+        <w:rPr>
+          <w:rFonts w:eastAsia="宋体"/>
+          <w:b w:val="0"/>
+          <w:i w:val="0"/>
+          <w:strike w:val="0"/>
+          <w:color w:val="auto"/>
+          <w:sz w:val="24"/>
+          <w:u w:val="none"/>
+        </w:rPr>
+        <w:t>现代浏览器（Chrome/Edge）</w:t>
+      </w:r>
+    </w:p>
+    <w:p>
+      <w:pPr>
+        <w:pStyle w:val="3"/>
+        <w:spacing w:after="120" w:line="360" w:lineRule="auto"/>
+        <w:ind w:left="0" w:leftChars="0" w:firstLine="480" w:firstLineChars="200"/>
+        <w:jc w:val="both"/>
+        <w:rPr>
+          <w:rFonts w:eastAsia="宋体"/>
+          <w:b w:val="0"/>
+          <w:i w:val="0"/>
+          <w:strike w:val="0"/>
+          <w:color w:val="auto"/>
+          <w:sz w:val="24"/>
+          <w:u w:val="none"/>
+        </w:rPr>
+      </w:pPr>
+      <w:r>
+        <w:rPr>
+          <w:rFonts w:eastAsia="宋体"/>
+          <w:b w:val="0"/>
+          <w:i w:val="0"/>
+          <w:strike w:val="0"/>
+          <w:color w:val="auto"/>
+          <w:sz w:val="24"/>
+          <w:u w:val="none"/>
+        </w:rPr>
+        <w:t>5.2 本地部署步骤</w:t>
+      </w:r>
+    </w:p>
+    <w:p>
+      <w:pPr>
+        <w:pStyle w:val="4"/>
+        <w:spacing w:after="120" w:line="360" w:lineRule="auto"/>
+        <w:ind w:left="0" w:leftChars="0" w:firstLine="480" w:firstLineChars="200"/>
+        <w:jc w:val="both"/>
+        <w:rPr>
+          <w:rFonts w:eastAsia="宋体"/>
+          <w:b w:val="0"/>
+          <w:i w:val="0"/>
+          <w:strike w:val="0"/>
+          <w:color w:val="auto"/>
+          <w:sz w:val="24"/>
+          <w:u w:val="none"/>
+        </w:rPr>
+      </w:pPr>
+      <w:r>
+        <w:rPr>
+          <w:rFonts w:eastAsia="宋体"/>
+          <w:b w:val="0"/>
+          <w:i w:val="0"/>
+          <w:strike w:val="0"/>
+          <w:color w:val="auto"/>
+          <w:sz w:val="24"/>
+          <w:u w:val="none"/>
+        </w:rPr>
+        <w:t>后端配置</w:t>
+      </w:r>
+    </w:p>
+    <w:p>
+      <w:pPr>
+        <w:spacing w:after="120" w:line="360" w:lineRule="auto"/>
+        <w:ind w:left="0" w:leftChars="0" w:firstLine="480" w:firstLineChars="200"/>
+        <w:jc w:val="both"/>
+        <w:rPr>
+          <w:rFonts w:eastAsia="宋体"/>
+          <w:b w:val="0"/>
+          <w:i w:val="0"/>
+          <w:strike w:val="0"/>
+          <w:color w:val="auto"/>
+          <w:sz w:val="24"/>
+          <w:u w:val="none"/>
+        </w:rPr>
+      </w:pPr>
+      <w:r>
+        <w:rPr>
+          <w:rFonts w:eastAsia="宋体"/>
+          <w:b w:val="0"/>
+          <w:i w:val="0"/>
+          <w:strike w:val="0"/>
+          <w:color w:val="auto"/>
+          <w:sz w:val="24"/>
+          <w:u w:val="none"/>
+        </w:rPr>
+        <w:t>在本地配置文件中设置数据库连接：URL、用户名、密码</w:t>
+      </w:r>
+    </w:p>
+    <w:p>
+      <w:pPr>
+        <w:spacing w:after="120" w:line="360" w:lineRule="auto"/>
+        <w:ind w:left="0" w:leftChars="0" w:firstLine="480" w:firstLineChars="200"/>
+        <w:jc w:val="both"/>
+        <w:rPr>
+          <w:rFonts w:eastAsia="宋体"/>
+          <w:b w:val="0"/>
+          <w:i w:val="0"/>
+          <w:strike w:val="0"/>
+          <w:color w:val="auto"/>
+          <w:sz w:val="24"/>
+          <w:u w:val="none"/>
+        </w:rPr>
+      </w:pPr>
+      <w:r>
+        <w:rPr>
+          <w:rFonts w:eastAsia="宋体"/>
+          <w:b w:val="0"/>
+          <w:i w:val="0"/>
+          <w:strike w:val="0"/>
+          <w:color w:val="auto"/>
+          <w:sz w:val="24"/>
+          <w:u w:val="none"/>
+        </w:rPr>
+        <w:t>配置 AI 服务参数（如 Coze Token/Project ID）</w:t>
+      </w:r>
+    </w:p>
+    <w:p>
+      <w:pPr>
+        <w:pStyle w:val="4"/>
+        <w:spacing w:after="120" w:line="360" w:lineRule="auto"/>
+        <w:ind w:left="0" w:leftChars="0" w:firstLine="480" w:firstLineChars="200"/>
+        <w:jc w:val="both"/>
+        <w:rPr>
+          <w:rFonts w:eastAsia="宋体"/>
+          <w:b w:val="0"/>
+          <w:i w:val="0"/>
+          <w:strike w:val="0"/>
+          <w:color w:val="auto"/>
+          <w:sz w:val="24"/>
+          <w:u w:val="none"/>
+        </w:rPr>
+      </w:pPr>
+      <w:r>
+        <w:rPr>
+          <w:rFonts w:eastAsia="宋体"/>
+          <w:b w:val="0"/>
+          <w:i w:val="0"/>
+          <w:strike w:val="0"/>
+          <w:color w:val="auto"/>
+          <w:sz w:val="24"/>
+          <w:u w:val="none"/>
+        </w:rPr>
+        <w:t>启动后端</w:t>
+      </w:r>
+    </w:p>
+    <w:p>
+      <w:pPr>
+        <w:spacing w:after="120" w:line="360" w:lineRule="auto"/>
+        <w:ind w:left="0" w:leftChars="0" w:firstLine="480" w:firstLineChars="200"/>
+        <w:jc w:val="both"/>
+        <w:rPr>
+          <w:rFonts w:eastAsia="宋体"/>
+          <w:b w:val="0"/>
+          <w:i w:val="0"/>
+          <w:strike w:val="0"/>
+          <w:color w:val="auto"/>
+          <w:sz w:val="24"/>
+          <w:u w:val="none"/>
+        </w:rPr>
+      </w:pPr>
+      <w:r>
+        <w:rPr>
+          <w:rFonts w:eastAsia="宋体"/>
+          <w:b w:val="0"/>
+          <w:i w:val="0"/>
+          <w:strike w:val="0"/>
+          <w:color w:val="auto"/>
+          <w:sz w:val="24"/>
+          <w:u w:val="none"/>
+        </w:rPr>
+        <w:t>进入后端目录执行启动命令（mvn spring-boot:run 或 mvnw）</w:t>
+      </w:r>
+    </w:p>
+    <w:p>
+      <w:pPr>
+        <w:spacing w:after="120" w:line="360" w:lineRule="auto"/>
+        <w:ind w:left="0" w:leftChars="0" w:firstLine="480" w:firstLineChars="200"/>
+        <w:jc w:val="both"/>
+        <w:rPr>
+          <w:rFonts w:eastAsia="宋体"/>
+          <w:b w:val="0"/>
+          <w:i w:val="0"/>
+          <w:strike w:val="0"/>
+          <w:color w:val="auto"/>
+          <w:sz w:val="24"/>
+          <w:u w:val="none"/>
+        </w:rPr>
+      </w:pPr>
+      <w:r>
+        <w:rPr>
+          <w:rFonts w:eastAsia="宋体"/>
+          <w:b w:val="0"/>
+          <w:i w:val="0"/>
+          <w:strike w:val="0"/>
+          <w:color w:val="auto"/>
+          <w:sz w:val="24"/>
+          <w:u w:val="none"/>
+        </w:rPr>
+        <w:t>访问健康检查接口确认启动成功</w:t>
+      </w:r>
+    </w:p>
+    <w:p>
+      <w:pPr>
+        <w:pStyle w:val="4"/>
+        <w:spacing w:after="120" w:line="360" w:lineRule="auto"/>
+        <w:ind w:left="0" w:leftChars="0" w:firstLine="480" w:firstLineChars="200"/>
+        <w:jc w:val="both"/>
+        <w:rPr>
+          <w:rFonts w:eastAsia="宋体"/>
+          <w:b w:val="0"/>
+          <w:i w:val="0"/>
+          <w:strike w:val="0"/>
+          <w:color w:val="auto"/>
+          <w:sz w:val="24"/>
+          <w:u w:val="none"/>
+        </w:rPr>
+      </w:pPr>
+      <w:r>
+        <w:rPr>
+          <w:rFonts w:eastAsia="宋体"/>
+          <w:b w:val="0"/>
+          <w:i w:val="0"/>
+          <w:strike w:val="0"/>
+          <w:color w:val="auto"/>
+          <w:sz w:val="24"/>
+          <w:u w:val="none"/>
+        </w:rPr>
+        <w:t>启动前端</w:t>
+      </w:r>
+    </w:p>
+    <w:p>
+      <w:pPr>
+        <w:spacing w:after="120" w:line="360" w:lineRule="auto"/>
+        <w:ind w:left="0" w:leftChars="0" w:firstLine="480" w:firstLineChars="200"/>
+        <w:jc w:val="both"/>
+        <w:rPr>
+          <w:rFonts w:eastAsia="宋体"/>
+          <w:b w:val="0"/>
+          <w:i w:val="0"/>
+          <w:strike w:val="0"/>
+          <w:color w:val="auto"/>
+          <w:sz w:val="24"/>
+          <w:u w:val="none"/>
+        </w:rPr>
+      </w:pPr>
+      <w:r>
+        <w:rPr>
+          <w:rFonts w:eastAsia="宋体"/>
+          <w:b w:val="0"/>
+          <w:i w:val="0"/>
+          <w:strike w:val="0"/>
+          <w:color w:val="auto"/>
+          <w:sz w:val="24"/>
+          <w:u w:val="none"/>
+        </w:rPr>
+        <w:t>直接通过静态方式打开前端页面，或使用本地静态服务器</w:t>
+      </w:r>
+    </w:p>
+    <w:p>
+      <w:pPr>
+        <w:spacing w:after="120" w:line="360" w:lineRule="auto"/>
+        <w:ind w:left="0" w:leftChars="0" w:firstLine="480" w:firstLineChars="200"/>
+        <w:jc w:val="both"/>
+        <w:rPr>
+          <w:rFonts w:eastAsia="宋体"/>
+          <w:b w:val="0"/>
+          <w:i w:val="0"/>
+          <w:strike w:val="0"/>
+          <w:color w:val="auto"/>
+          <w:sz w:val="24"/>
+          <w:u w:val="none"/>
+        </w:rPr>
+      </w:pPr>
+      <w:r>
+        <w:rPr>
+          <w:rFonts w:eastAsia="宋体"/>
+          <w:b w:val="0"/>
+          <w:i w:val="0"/>
+          <w:strike w:val="0"/>
+          <w:color w:val="auto"/>
+          <w:sz w:val="24"/>
+          <w:u w:val="none"/>
+        </w:rPr>
+        <w:t>访问首页并进行注册登录测试</w:t>
+      </w:r>
+    </w:p>
+    <w:p>
+      <w:pPr>
+        <w:pStyle w:val="3"/>
+        <w:spacing w:after="120" w:line="360" w:lineRule="auto"/>
+        <w:ind w:left="0" w:leftChars="0" w:firstLine="480" w:firstLineChars="200"/>
+        <w:jc w:val="both"/>
+        <w:rPr>
+          <w:rFonts w:eastAsia="宋体"/>
+          <w:b w:val="0"/>
+          <w:i w:val="0"/>
+          <w:strike w:val="0"/>
+          <w:color w:val="auto"/>
+          <w:sz w:val="24"/>
+          <w:u w:val="none"/>
+        </w:rPr>
+      </w:pPr>
+      <w:r>
+        <w:rPr>
+          <w:rFonts w:eastAsia="宋体"/>
+          <w:b w:val="0"/>
+          <w:i w:val="0"/>
+          <w:strike w:val="0"/>
+          <w:color w:val="auto"/>
+          <w:sz w:val="24"/>
+          <w:u w:val="none"/>
+        </w:rPr>
+        <w:t>5.3 云端部署步骤（Render）</w:t>
+      </w:r>
+    </w:p>
+    <w:p>
+      <w:pPr>
+        <w:pStyle w:val="4"/>
+        <w:spacing w:after="120" w:line="360" w:lineRule="auto"/>
+        <w:ind w:left="0" w:leftChars="0" w:firstLine="480" w:firstLineChars="200"/>
+        <w:jc w:val="both"/>
+        <w:rPr>
+          <w:rFonts w:eastAsia="宋体"/>
+          <w:b w:val="0"/>
+          <w:i w:val="0"/>
+          <w:strike w:val="0"/>
+          <w:color w:val="auto"/>
+          <w:sz w:val="24"/>
+          <w:u w:val="none"/>
+        </w:rPr>
+      </w:pPr>
+      <w:r>
+        <w:rPr>
+          <w:rFonts w:eastAsia="宋体"/>
+          <w:b w:val="0"/>
+          <w:i w:val="0"/>
+          <w:strike w:val="0"/>
+          <w:color w:val="auto"/>
+          <w:sz w:val="24"/>
+          <w:u w:val="none"/>
+        </w:rPr>
+        <w:t>后端部署</w:t>
+      </w:r>
+    </w:p>
+    <w:p>
+      <w:pPr>
+        <w:numPr>
+          <w:ilvl w:val="0"/>
+          <w:numId w:val="17"/>
+        </w:numPr>
+        <w:spacing w:before="0" w:after="120" w:line="360" w:lineRule="auto"/>
+        <w:ind w:left="359" w:leftChars="171" w:firstLine="480" w:firstLineChars="200"/>
+        <w:jc w:val="both"/>
+        <w:rPr>
+          <w:rFonts w:eastAsia="宋体"/>
+          <w:b w:val="0"/>
+          <w:i w:val="0"/>
+          <w:strike w:val="0"/>
+          <w:color w:val="auto"/>
+          <w:sz w:val="24"/>
+          <w:u w:val="none"/>
+        </w:rPr>
+      </w:pPr>
+      <w:r>
+        <w:rPr>
+          <w:rFonts w:eastAsia="宋体"/>
+          <w:b w:val="0"/>
+          <w:i w:val="0"/>
+          <w:strike w:val="0"/>
+          <w:color w:val="auto"/>
+          <w:sz w:val="24"/>
+          <w:u w:val="none"/>
+        </w:rPr>
+        <w:t>Render 创建 Web Service，根目录指向后端目录</w:t>
+      </w:r>
+    </w:p>
+    <w:p>
+      <w:pPr>
+        <w:numPr>
+          <w:ilvl w:val="0"/>
+          <w:numId w:val="17"/>
+        </w:numPr>
+        <w:spacing w:before="0" w:after="120" w:line="360" w:lineRule="auto"/>
+        <w:ind w:left="359" w:leftChars="171" w:firstLine="480" w:firstLineChars="200"/>
+        <w:jc w:val="both"/>
+        <w:rPr>
+          <w:rFonts w:eastAsia="宋体"/>
+          <w:b w:val="0"/>
+          <w:i w:val="0"/>
+          <w:strike w:val="0"/>
+          <w:color w:val="auto"/>
+          <w:sz w:val="24"/>
+          <w:u w:val="none"/>
+        </w:rPr>
+      </w:pPr>
+      <w:r>
+        <w:rPr>
+          <w:rFonts w:eastAsia="宋体"/>
+          <w:b w:val="0"/>
+          <w:i w:val="0"/>
+          <w:strike w:val="0"/>
+          <w:color w:val="auto"/>
+          <w:sz w:val="24"/>
+          <w:u w:val="none"/>
+        </w:rPr>
+        <w:t>配置环境变量：</w:t>
+      </w:r>
+    </w:p>
+    <w:p>
+      <w:pPr>
+        <w:numPr>
+          <w:ilvl w:val="1"/>
+          <w:numId w:val="17"/>
+        </w:numPr>
+        <w:spacing w:before="0" w:after="120" w:line="360" w:lineRule="auto"/>
+        <w:ind w:left="1079" w:leftChars="514" w:firstLine="480" w:firstLineChars="200"/>
+        <w:jc w:val="both"/>
+        <w:rPr>
+          <w:rFonts w:eastAsia="宋体"/>
+          <w:b w:val="0"/>
+          <w:i w:val="0"/>
+          <w:strike w:val="0"/>
+          <w:color w:val="auto"/>
+          <w:sz w:val="24"/>
+          <w:u w:val="none"/>
+        </w:rPr>
+      </w:pPr>
+      <w:r>
+        <w:rPr>
+          <w:rFonts w:eastAsia="宋体"/>
+          <w:b w:val="0"/>
+          <w:i w:val="0"/>
+          <w:strike w:val="0"/>
+          <w:color w:val="auto"/>
+          <w:sz w:val="24"/>
+          <w:u w:val="none"/>
+        </w:rPr>
+        <w:t>SPRING_DATASOURCE_URL</w:t>
+      </w:r>
+    </w:p>
+    <w:p>
+      <w:pPr>
+        <w:numPr>
+          <w:ilvl w:val="1"/>
+          <w:numId w:val="17"/>
+        </w:numPr>
+        <w:spacing w:before="0" w:after="120" w:line="360" w:lineRule="auto"/>
+        <w:ind w:left="1079" w:leftChars="514" w:firstLine="480" w:firstLineChars="200"/>
+        <w:jc w:val="both"/>
+        <w:rPr>
+          <w:rFonts w:eastAsia="宋体"/>
+          <w:b w:val="0"/>
+          <w:i w:val="0"/>
+          <w:strike w:val="0"/>
+          <w:color w:val="auto"/>
+          <w:sz w:val="24"/>
+          <w:u w:val="none"/>
+        </w:rPr>
+      </w:pPr>
+      <w:r>
+        <w:rPr>
+          <w:rFonts w:eastAsia="宋体"/>
+          <w:b w:val="0"/>
+          <w:i w:val="0"/>
+          <w:strike w:val="0"/>
+          <w:color w:val="auto"/>
+          <w:sz w:val="24"/>
+          <w:u w:val="none"/>
+        </w:rPr>
+        <w:t>SPRING_DATASOURCE_USERNAME</w:t>
+      </w:r>
+    </w:p>
+    <w:p>
+      <w:pPr>
+        <w:numPr>
+          <w:ilvl w:val="1"/>
+          <w:numId w:val="17"/>
+        </w:numPr>
+        <w:spacing w:before="0" w:after="120" w:line="360" w:lineRule="auto"/>
+        <w:ind w:left="1079" w:leftChars="514" w:firstLine="480" w:firstLineChars="200"/>
+        <w:jc w:val="both"/>
+        <w:rPr>
+          <w:rFonts w:eastAsia="宋体"/>
+          <w:b w:val="0"/>
+          <w:i w:val="0"/>
+          <w:strike w:val="0"/>
+          <w:color w:val="auto"/>
+          <w:sz w:val="24"/>
+          <w:u w:val="none"/>
+        </w:rPr>
+      </w:pPr>
+      <w:r>
+        <w:rPr>
+          <w:rFonts w:eastAsia="宋体"/>
+          <w:b w:val="0"/>
+          <w:i w:val="0"/>
+          <w:strike w:val="0"/>
+          <w:color w:val="auto"/>
+          <w:sz w:val="24"/>
+          <w:u w:val="none"/>
+        </w:rPr>
+        <w:t>SPRING_DATASOURCE_PASSWORD</w:t>
+      </w:r>
+    </w:p>
+    <w:p>
+      <w:pPr>
+        <w:numPr>
+          <w:ilvl w:val="1"/>
+          <w:numId w:val="17"/>
+        </w:numPr>
+        <w:spacing w:before="0" w:after="120" w:line="360" w:lineRule="auto"/>
+        <w:ind w:left="1079" w:leftChars="514" w:firstLine="480" w:firstLineChars="200"/>
+        <w:jc w:val="both"/>
+        <w:rPr>
+          <w:rFonts w:eastAsia="宋体"/>
+          <w:b w:val="0"/>
+          <w:i w:val="0"/>
+          <w:strike w:val="0"/>
+          <w:color w:val="auto"/>
+          <w:sz w:val="24"/>
+          <w:u w:val="none"/>
+        </w:rPr>
+      </w:pPr>
+      <w:r>
+        <w:rPr>
+          <w:rFonts w:eastAsia="宋体"/>
+          <w:b w:val="0"/>
+          <w:i w:val="0"/>
+          <w:strike w:val="0"/>
+          <w:color w:val="auto"/>
+          <w:sz w:val="24"/>
+          <w:u w:val="none"/>
+        </w:rPr>
+        <w:t>COZE_TOKEN</w:t>
+      </w:r>
+    </w:p>
+    <w:p>
+      <w:pPr>
+        <w:numPr>
+          <w:ilvl w:val="1"/>
+          <w:numId w:val="17"/>
+        </w:numPr>
+        <w:spacing w:before="0" w:after="120" w:line="360" w:lineRule="auto"/>
+        <w:ind w:left="1079" w:leftChars="514" w:firstLine="480" w:firstLineChars="200"/>
+        <w:jc w:val="both"/>
+        <w:rPr>
+          <w:rFonts w:eastAsia="宋体"/>
+          <w:b w:val="0"/>
+          <w:i w:val="0"/>
+          <w:strike w:val="0"/>
+          <w:color w:val="auto"/>
+          <w:sz w:val="24"/>
+          <w:u w:val="none"/>
+        </w:rPr>
+      </w:pPr>
+      <w:r>
+        <w:rPr>
+          <w:rFonts w:eastAsia="宋体"/>
+          <w:b w:val="0"/>
+          <w:i w:val="0"/>
+          <w:strike w:val="0"/>
+          <w:color w:val="auto"/>
+          <w:sz w:val="24"/>
+          <w:u w:val="none"/>
+        </w:rPr>
+        <w:t>COZE_PROJECT_ID</w:t>
+      </w:r>
+    </w:p>
+    <w:p>
+      <w:pPr>
+        <w:numPr>
+          <w:ilvl w:val="0"/>
+          <w:numId w:val="17"/>
+        </w:numPr>
+        <w:spacing w:before="0" w:after="120" w:line="360" w:lineRule="auto"/>
+        <w:ind w:left="359" w:leftChars="171" w:firstLine="480" w:firstLineChars="200"/>
+        <w:jc w:val="both"/>
+        <w:rPr>
+          <w:rFonts w:eastAsia="宋体"/>
+          <w:b w:val="0"/>
+          <w:i w:val="0"/>
+          <w:strike w:val="0"/>
+          <w:color w:val="auto"/>
+          <w:sz w:val="24"/>
+          <w:u w:val="none"/>
+        </w:rPr>
+      </w:pPr>
+      <w:r>
+        <w:rPr>
+          <w:rFonts w:eastAsia="宋体"/>
+          <w:b w:val="0"/>
+          <w:i w:val="0"/>
+          <w:strike w:val="0"/>
+          <w:color w:val="auto"/>
+          <w:sz w:val="24"/>
+          <w:u w:val="none"/>
+        </w:rPr>
+        <w:t>部署后访问/api/health验证服务状态</w:t>
+      </w:r>
+    </w:p>
+    <w:p>
+      <w:pPr>
+        <w:pStyle w:val="4"/>
+        <w:spacing w:after="120" w:line="360" w:lineRule="auto"/>
+        <w:ind w:left="0" w:leftChars="0" w:firstLine="480" w:firstLineChars="200"/>
+        <w:jc w:val="both"/>
+        <w:rPr>
+          <w:rFonts w:eastAsia="宋体"/>
+          <w:b w:val="0"/>
+          <w:i w:val="0"/>
+          <w:strike w:val="0"/>
+          <w:color w:val="auto"/>
+          <w:sz w:val="24"/>
+          <w:u w:val="none"/>
+        </w:rPr>
+      </w:pPr>
+      <w:r>
+        <w:rPr>
+          <w:rFonts w:eastAsia="宋体"/>
+          <w:b w:val="0"/>
+          <w:i w:val="0"/>
+          <w:strike w:val="0"/>
+          <w:color w:val="auto"/>
+          <w:sz w:val="24"/>
+          <w:u w:val="none"/>
+        </w:rPr>
+        <w:t>前端部署</w:t>
+      </w:r>
+    </w:p>
+    <w:p>
+      <w:pPr>
+        <w:numPr>
+          <w:ilvl w:val="0"/>
+          <w:numId w:val="18"/>
+        </w:numPr>
+        <w:spacing w:before="0" w:after="120" w:line="360" w:lineRule="auto"/>
+        <w:ind w:left="359" w:leftChars="171" w:firstLine="480" w:firstLineChars="200"/>
+        <w:jc w:val="both"/>
+        <w:rPr>
+          <w:rFonts w:eastAsia="宋体"/>
+          <w:b w:val="0"/>
+          <w:i w:val="0"/>
+          <w:strike w:val="0"/>
+          <w:color w:val="auto"/>
+          <w:sz w:val="24"/>
+          <w:u w:val="none"/>
+        </w:rPr>
+      </w:pPr>
+      <w:r>
+        <w:rPr>
+          <w:rFonts w:eastAsia="宋体"/>
+          <w:b w:val="0"/>
+          <w:i w:val="0"/>
+          <w:strike w:val="0"/>
+          <w:color w:val="auto"/>
+          <w:sz w:val="24"/>
+          <w:u w:val="none"/>
+        </w:rPr>
+        <w:t>Render 创建 Static Site，根目录指向前端目录</w:t>
+      </w:r>
+    </w:p>
+    <w:p>
+      <w:pPr>
+        <w:numPr>
+          <w:ilvl w:val="0"/>
+          <w:numId w:val="18"/>
+        </w:numPr>
+        <w:spacing w:before="0" w:after="120" w:line="360" w:lineRule="auto"/>
+        <w:ind w:left="359" w:leftChars="171" w:firstLine="480" w:firstLineChars="200"/>
+        <w:jc w:val="both"/>
+        <w:rPr>
+          <w:rFonts w:eastAsia="宋体"/>
+          <w:b w:val="0"/>
+          <w:i w:val="0"/>
+          <w:strike w:val="0"/>
+          <w:color w:val="auto"/>
+          <w:sz w:val="24"/>
+          <w:u w:val="none"/>
+        </w:rPr>
+      </w:pPr>
+      <w:r>
+        <w:rPr>
+          <w:rFonts w:eastAsia="宋体"/>
+          <w:b w:val="0"/>
+          <w:i w:val="0"/>
+          <w:strike w:val="0"/>
+          <w:color w:val="auto"/>
+          <w:sz w:val="24"/>
+          <w:u w:val="none"/>
+        </w:rPr>
+        <w:t>发布目录为.</w:t>
+      </w:r>
+    </w:p>
+    <w:p>
+      <w:pPr>
+        <w:numPr>
+          <w:ilvl w:val="0"/>
+          <w:numId w:val="18"/>
+        </w:numPr>
+        <w:spacing w:before="0" w:after="120" w:line="360" w:lineRule="auto"/>
+        <w:ind w:left="359" w:leftChars="171" w:firstLine="480" w:firstLineChars="200"/>
+        <w:jc w:val="both"/>
+        <w:rPr>
+          <w:rFonts w:eastAsia="宋体"/>
+          <w:b w:val="0"/>
+          <w:i w:val="0"/>
+          <w:strike w:val="0"/>
+          <w:color w:val="auto"/>
+          <w:sz w:val="24"/>
+          <w:u w:val="none"/>
+        </w:rPr>
+      </w:pPr>
+      <w:r>
+        <w:rPr>
+          <w:rFonts w:eastAsia="宋体"/>
+          <w:b w:val="0"/>
+          <w:i w:val="0"/>
+          <w:strike w:val="0"/>
+          <w:color w:val="auto"/>
+          <w:sz w:val="24"/>
+          <w:u w:val="none"/>
+        </w:rPr>
+        <w:t>部署后获取前端访问地址</w:t>
+      </w:r>
+    </w:p>
+    <w:p>
+      <w:pPr>
+        <w:pStyle w:val="4"/>
+        <w:spacing w:after="120" w:line="360" w:lineRule="auto"/>
+        <w:ind w:left="0" w:leftChars="0" w:firstLine="480" w:firstLineChars="200"/>
+        <w:jc w:val="both"/>
+        <w:rPr>
+          <w:rFonts w:eastAsia="宋体"/>
+          <w:b w:val="0"/>
+          <w:i w:val="0"/>
+          <w:strike w:val="0"/>
+          <w:color w:val="auto"/>
+          <w:sz w:val="24"/>
+          <w:u w:val="none"/>
+        </w:rPr>
+      </w:pPr>
+      <w:r>
+        <w:rPr>
+          <w:rFonts w:eastAsia="宋体"/>
+          <w:b w:val="0"/>
+          <w:i w:val="0"/>
+          <w:strike w:val="0"/>
+          <w:color w:val="auto"/>
+          <w:sz w:val="24"/>
+          <w:u w:val="none"/>
+        </w:rPr>
+        <w:t>前后端联调</w:t>
+      </w:r>
+    </w:p>
+    <w:p>
+      <w:pPr>
+        <w:spacing w:after="120" w:line="360" w:lineRule="auto"/>
+        <w:ind w:left="0" w:leftChars="0" w:firstLine="480" w:firstLineChars="200"/>
+        <w:jc w:val="both"/>
+        <w:rPr>
+          <w:rFonts w:eastAsia="宋体"/>
+          <w:b w:val="0"/>
+          <w:i w:val="0"/>
+          <w:strike w:val="0"/>
+          <w:color w:val="auto"/>
+          <w:sz w:val="24"/>
+          <w:u w:val="none"/>
+        </w:rPr>
+      </w:pPr>
+      <w:r>
+        <w:rPr>
+          <w:rFonts w:eastAsia="宋体"/>
+          <w:b w:val="0"/>
+          <w:i w:val="0"/>
+          <w:strike w:val="0"/>
+          <w:color w:val="auto"/>
+          <w:sz w:val="24"/>
+          <w:u w:val="none"/>
+        </w:rPr>
+        <w:t>前端 API 地址配置为后端 Render 域名</w:t>
+      </w:r>
+    </w:p>
+    <w:p>
+      <w:pPr>
+        <w:widowControl w:val="0"/>
+        <w:spacing w:after="120" w:line="360" w:lineRule="auto"/>
+        <w:ind w:left="0" w:leftChars="0" w:firstLine="480" w:firstLineChars="200"/>
+        <w:jc w:val="both"/>
+        <w:rPr>
+          <w:rFonts w:ascii="Times New Roman" w:hAnsi="Times New Roman" w:eastAsia="宋体" w:cs="Times New Roman"/>
+          <w:b w:val="0"/>
+          <w:i w:val="0"/>
+          <w:strike w:val="0"/>
+          <w:color w:val="auto"/>
+          <w:sz w:val="24"/>
+          <w:szCs w:val="22"/>
+          <w:u w:val="none"/>
+          <w:lang w:val="en-US" w:eastAsia="zh-CN" w:bidi="ar-SA"/>
+        </w:rPr>
+      </w:pPr>
+      <w:r>
+        <w:rPr>
+          <w:rFonts w:ascii="Times New Roman" w:hAnsi="Times New Roman" w:eastAsia="宋体" w:cs="Times New Roman"/>
+          <w:b w:val="0"/>
+          <w:i w:val="0"/>
+          <w:strike w:val="0"/>
+          <w:color w:val="auto"/>
+          <w:sz w:val="24"/>
+          <w:szCs w:val="22"/>
+          <w:u w:val="none"/>
+          <w:lang w:val="en-US" w:eastAsia="zh-CN" w:bidi="ar-SA"/>
+        </w:rPr>
+        <w:t>验证注册、登录、案例、AI、论坛、雷达图全链路</w:t>
+      </w:r>
+    </w:p>
+    <w:p>
+      <w:pPr>
+        <w:widowControl w:val="0"/>
+        <w:spacing w:after="120" w:line="360" w:lineRule="auto"/>
+        <w:ind w:left="0" w:leftChars="0" w:firstLine="482" w:firstLineChars="200"/>
+        <w:jc w:val="both"/>
+        <w:rPr>
+          <w:rFonts w:ascii="Times New Roman" w:hAnsi="Times New Roman" w:eastAsia="宋体" w:cs="Times New Roman"/>
+          <w:b/>
+          <w:i w:val="0"/>
+          <w:strike w:val="0"/>
+          <w:color w:val="auto"/>
+          <w:sz w:val="24"/>
+          <w:szCs w:val="22"/>
+          <w:u w:val="none"/>
+          <w:lang w:val="en-US" w:eastAsia="zh-CN" w:bidi="ar-SA"/>
+        </w:rPr>
+      </w:pPr>
+      <w:r>
+        <w:rPr>
+          <w:rFonts w:ascii="Times New Roman" w:hAnsi="Times New Roman" w:eastAsia="宋体" w:cs="Times New Roman"/>
+          <w:b/>
+          <w:i w:val="0"/>
+          <w:strike w:val="0"/>
+          <w:color w:val="auto"/>
+          <w:sz w:val="24"/>
+          <w:szCs w:val="22"/>
+          <w:u w:val="none"/>
+          <w:lang w:val="en-US" w:eastAsia="zh-CN" w:bidi="ar-SA"/>
+        </w:rPr>
+        <w:t>5.4 使用说明（面向用户）</w:t>
+      </w:r>
+    </w:p>
+    <w:p>
+      <w:pPr>
+        <w:widowControl w:val="0"/>
+        <w:numPr>
+          <w:ilvl w:val="0"/>
+          <w:numId w:val="19"/>
+        </w:numPr>
+        <w:spacing w:after="120" w:line="360" w:lineRule="auto"/>
+        <w:ind w:left="900" w:leftChars="200" w:hanging="480" w:hangingChars="200"/>
+        <w:jc w:val="both"/>
+        <w:rPr>
+          <w:rFonts w:ascii="Times New Roman" w:hAnsi="Times New Roman" w:eastAsia="宋体" w:cs="Times New Roman"/>
+          <w:b w:val="0"/>
+          <w:i w:val="0"/>
+          <w:strike w:val="0"/>
+          <w:color w:val="auto"/>
+          <w:sz w:val="24"/>
+          <w:szCs w:val="22"/>
+          <w:u w:val="none"/>
+          <w:lang w:val="en-US" w:eastAsia="zh-CN" w:bidi="ar-SA"/>
+        </w:rPr>
+      </w:pPr>
+      <w:r>
+        <w:rPr>
+          <w:rFonts w:ascii="Times New Roman" w:hAnsi="Times New Roman" w:eastAsia="宋体" w:cs="Times New Roman"/>
+          <w:b w:val="0"/>
+          <w:i w:val="0"/>
+          <w:strike w:val="0"/>
+          <w:color w:val="auto"/>
+          <w:sz w:val="24"/>
+          <w:szCs w:val="22"/>
+          <w:u w:val="none"/>
+          <w:lang w:val="en-US" w:eastAsia="zh-CN" w:bidi="ar-SA"/>
+        </w:rPr>
+        <w:t>访问首页，注册并登录</w:t>
+      </w:r>
+    </w:p>
+    <w:p>
+      <w:pPr>
+        <w:widowControl w:val="0"/>
+        <w:numPr>
+          <w:ilvl w:val="0"/>
+          <w:numId w:val="19"/>
+        </w:numPr>
+        <w:spacing w:after="120" w:line="360" w:lineRule="auto"/>
+        <w:ind w:left="900" w:leftChars="200" w:hanging="480" w:hangingChars="200"/>
+        <w:jc w:val="both"/>
+        <w:rPr>
+          <w:rFonts w:ascii="Times New Roman" w:hAnsi="Times New Roman" w:eastAsia="宋体" w:cs="Times New Roman"/>
+          <w:b w:val="0"/>
+          <w:i w:val="0"/>
+          <w:strike w:val="0"/>
+          <w:color w:val="auto"/>
+          <w:sz w:val="24"/>
+          <w:szCs w:val="22"/>
+          <w:u w:val="none"/>
+          <w:lang w:val="en-US" w:eastAsia="zh-CN" w:bidi="ar-SA"/>
+        </w:rPr>
+      </w:pPr>
+      <w:r>
+        <w:rPr>
+          <w:rFonts w:ascii="Times New Roman" w:hAnsi="Times New Roman" w:eastAsia="宋体" w:cs="Times New Roman"/>
+          <w:b w:val="0"/>
+          <w:i w:val="0"/>
+          <w:strike w:val="0"/>
+          <w:color w:val="auto"/>
+          <w:sz w:val="24"/>
+          <w:szCs w:val="22"/>
+          <w:u w:val="none"/>
+          <w:lang w:val="en-US" w:eastAsia="zh-CN" w:bidi="ar-SA"/>
+        </w:rPr>
+        <w:t>在案例模块进行风险案例学习与场景模拟</w:t>
+      </w:r>
+    </w:p>
+    <w:p>
+      <w:pPr>
+        <w:widowControl w:val="0"/>
+        <w:numPr>
+          <w:ilvl w:val="0"/>
+          <w:numId w:val="19"/>
+        </w:numPr>
+        <w:spacing w:after="120" w:line="360" w:lineRule="auto"/>
+        <w:ind w:left="900" w:leftChars="200" w:hanging="480" w:hangingChars="200"/>
+        <w:jc w:val="both"/>
+        <w:rPr>
+          <w:rFonts w:ascii="Times New Roman" w:hAnsi="Times New Roman" w:eastAsia="宋体" w:cs="Times New Roman"/>
+          <w:b w:val="0"/>
+          <w:i w:val="0"/>
+          <w:strike w:val="0"/>
+          <w:color w:val="auto"/>
+          <w:sz w:val="24"/>
+          <w:szCs w:val="22"/>
+          <w:u w:val="none"/>
+          <w:lang w:val="en-US" w:eastAsia="zh-CN" w:bidi="ar-SA"/>
+        </w:rPr>
+      </w:pPr>
+      <w:r>
+        <w:rPr>
+          <w:rFonts w:ascii="Times New Roman" w:hAnsi="Times New Roman" w:eastAsia="宋体" w:cs="Times New Roman"/>
+          <w:b w:val="0"/>
+          <w:i w:val="0"/>
+          <w:strike w:val="0"/>
+          <w:color w:val="auto"/>
+          <w:sz w:val="24"/>
+          <w:szCs w:val="22"/>
+          <w:u w:val="none"/>
+          <w:lang w:val="en-US" w:eastAsia="zh-CN" w:bidi="ar-SA"/>
+        </w:rPr>
+        <w:t>在 AI 助手模块进行合同与求职风险咨询</w:t>
+      </w:r>
+    </w:p>
+    <w:p>
+      <w:pPr>
+        <w:widowControl w:val="0"/>
+        <w:numPr>
+          <w:ilvl w:val="0"/>
+          <w:numId w:val="19"/>
+        </w:numPr>
+        <w:spacing w:after="120" w:line="360" w:lineRule="auto"/>
+        <w:ind w:left="900" w:leftChars="200" w:hanging="480" w:hangingChars="200"/>
+        <w:jc w:val="both"/>
+        <w:rPr>
+          <w:rFonts w:ascii="Times New Roman" w:hAnsi="Times New Roman" w:eastAsia="宋体" w:cs="Times New Roman"/>
+          <w:b w:val="0"/>
+          <w:i w:val="0"/>
+          <w:strike w:val="0"/>
+          <w:color w:val="auto"/>
+          <w:sz w:val="24"/>
+          <w:szCs w:val="22"/>
+          <w:u w:val="none"/>
+          <w:lang w:val="en-US" w:eastAsia="zh-CN" w:bidi="ar-SA"/>
+        </w:rPr>
+      </w:pPr>
+      <w:r>
+        <w:rPr>
+          <w:rFonts w:ascii="Times New Roman" w:hAnsi="Times New Roman" w:eastAsia="宋体" w:cs="Times New Roman"/>
+          <w:b w:val="0"/>
+          <w:i w:val="0"/>
+          <w:strike w:val="0"/>
+          <w:color w:val="auto"/>
+          <w:sz w:val="24"/>
+          <w:szCs w:val="22"/>
+          <w:u w:val="none"/>
+          <w:lang w:val="en-US" w:eastAsia="zh-CN" w:bidi="ar-SA"/>
+        </w:rPr>
+        <w:t>在论坛模块查看/发布经验并互动</w:t>
+      </w:r>
+    </w:p>
+    <w:p>
+      <w:pPr>
+        <w:widowControl w:val="0"/>
+        <w:numPr>
+          <w:ilvl w:val="0"/>
+          <w:numId w:val="19"/>
+        </w:numPr>
+        <w:spacing w:after="120" w:line="360" w:lineRule="auto"/>
+        <w:ind w:left="900" w:leftChars="200" w:hanging="480" w:hangingChars="200"/>
+        <w:jc w:val="both"/>
+        <w:rPr>
+          <w:rFonts w:ascii="Times New Roman" w:hAnsi="Times New Roman" w:eastAsia="宋体" w:cs="Times New Roman"/>
+          <w:b w:val="0"/>
+          <w:i w:val="0"/>
+          <w:strike w:val="0"/>
+          <w:color w:val="auto"/>
+          <w:sz w:val="24"/>
+          <w:szCs w:val="22"/>
+          <w:u w:val="none"/>
+          <w:lang w:val="en-US" w:eastAsia="zh-CN" w:bidi="ar-SA"/>
+        </w:rPr>
+      </w:pPr>
+      <w:r>
+        <w:rPr>
+          <w:rFonts w:ascii="Times New Roman" w:hAnsi="Times New Roman" w:eastAsia="宋体" w:cs="Times New Roman"/>
+          <w:b w:val="0"/>
+          <w:i w:val="0"/>
+          <w:strike w:val="0"/>
+          <w:color w:val="auto"/>
+          <w:sz w:val="24"/>
+          <w:szCs w:val="22"/>
+          <w:u w:val="none"/>
+          <w:lang w:val="en-US" w:eastAsia="zh-CN" w:bidi="ar-SA"/>
+        </w:rPr>
+        <w:t>在个人中心查看风险评估分数与雷达图变化</w:t>
+      </w:r>
+    </w:p>
+    <w:p>
+      <w:pPr>
+        <w:widowControl w:val="0"/>
+        <w:spacing w:after="120" w:line="360" w:lineRule="auto"/>
+        <w:ind w:left="0" w:leftChars="0" w:firstLine="482" w:firstLineChars="200"/>
+        <w:jc w:val="both"/>
+        <w:rPr>
+          <w:rFonts w:ascii="Times New Roman" w:hAnsi="Times New Roman" w:eastAsia="宋体" w:cs="Times New Roman"/>
+          <w:b/>
+          <w:i w:val="0"/>
+          <w:strike w:val="0"/>
+          <w:color w:val="auto"/>
+          <w:sz w:val="24"/>
+          <w:szCs w:val="22"/>
+          <w:u w:val="none"/>
+          <w:lang w:val="en-US" w:eastAsia="zh-CN" w:bidi="ar-SA"/>
+        </w:rPr>
+      </w:pPr>
+      <w:r>
+        <w:rPr>
+          <w:rFonts w:ascii="Times New Roman" w:hAnsi="Times New Roman" w:eastAsia="宋体" w:cs="Times New Roman"/>
+          <w:b/>
+          <w:i w:val="0"/>
+          <w:strike w:val="0"/>
+          <w:color w:val="auto"/>
+          <w:sz w:val="24"/>
+          <w:szCs w:val="22"/>
+          <w:u w:val="none"/>
+          <w:lang w:val="en-US" w:eastAsia="zh-CN" w:bidi="ar-SA"/>
+        </w:rPr>
+        <w:t>5.5 运维与安全建议</w:t>
+      </w:r>
+    </w:p>
+    <w:p>
+      <w:pPr>
+        <w:widowControl w:val="0"/>
+        <w:numPr>
+          <w:ilvl w:val="0"/>
+          <w:numId w:val="20"/>
+        </w:numPr>
+        <w:spacing w:after="120" w:line="360" w:lineRule="auto"/>
+        <w:ind w:left="900" w:leftChars="200" w:hanging="480" w:hangingChars="200"/>
+        <w:jc w:val="both"/>
+        <w:rPr>
+          <w:rFonts w:ascii="Times New Roman" w:hAnsi="Times New Roman" w:eastAsia="宋体" w:cs="Times New Roman"/>
+          <w:b w:val="0"/>
+          <w:i w:val="0"/>
+          <w:strike w:val="0"/>
+          <w:color w:val="auto"/>
+          <w:sz w:val="24"/>
+          <w:szCs w:val="22"/>
+          <w:u w:val="none"/>
+          <w:lang w:val="en-US" w:eastAsia="zh-CN" w:bidi="ar-SA"/>
+        </w:rPr>
+      </w:pPr>
+      <w:r>
+        <w:rPr>
+          <w:rFonts w:ascii="Times New Roman" w:hAnsi="Times New Roman" w:eastAsia="宋体" w:cs="Times New Roman"/>
+          <w:b w:val="0"/>
+          <w:i w:val="0"/>
+          <w:strike w:val="0"/>
+          <w:color w:val="auto"/>
+          <w:sz w:val="24"/>
+          <w:szCs w:val="22"/>
+          <w:u w:val="none"/>
+          <w:lang w:val="en-US" w:eastAsia="zh-CN" w:bidi="ar-SA"/>
+        </w:rPr>
+        <w:t>定期轮换数据库密码与第三方 Token</w:t>
+      </w:r>
+    </w:p>
+    <w:p>
+      <w:pPr>
+        <w:widowControl w:val="0"/>
+        <w:numPr>
+          <w:ilvl w:val="0"/>
+          <w:numId w:val="20"/>
+        </w:numPr>
+        <w:spacing w:after="120" w:line="360" w:lineRule="auto"/>
+        <w:ind w:left="900" w:leftChars="200" w:hanging="480" w:hangingChars="200"/>
+        <w:jc w:val="both"/>
+        <w:rPr>
+          <w:rFonts w:ascii="Times New Roman" w:hAnsi="Times New Roman" w:eastAsia="宋体" w:cs="Times New Roman"/>
+          <w:b w:val="0"/>
+          <w:i w:val="0"/>
+          <w:strike w:val="0"/>
+          <w:color w:val="auto"/>
+          <w:sz w:val="24"/>
+          <w:szCs w:val="22"/>
+          <w:u w:val="none"/>
+          <w:lang w:val="en-US" w:eastAsia="zh-CN" w:bidi="ar-SA"/>
+        </w:rPr>
+      </w:pPr>
+      <w:r>
+        <w:rPr>
+          <w:rFonts w:ascii="Times New Roman" w:hAnsi="Times New Roman" w:eastAsia="宋体" w:cs="Times New Roman"/>
+          <w:b w:val="0"/>
+          <w:i w:val="0"/>
+          <w:strike w:val="0"/>
+          <w:color w:val="auto"/>
+          <w:sz w:val="24"/>
+          <w:szCs w:val="22"/>
+          <w:u w:val="none"/>
+          <w:lang w:val="en-US" w:eastAsia="zh-CN" w:bidi="ar-SA"/>
+        </w:rPr>
+        <w:t>使用环境变量管理敏感信息，避免写入仓库</w:t>
+      </w:r>
+    </w:p>
+    <w:p>
+      <w:pPr>
+        <w:widowControl w:val="0"/>
+        <w:numPr>
+          <w:ilvl w:val="0"/>
+          <w:numId w:val="20"/>
+        </w:numPr>
+        <w:spacing w:after="120" w:line="360" w:lineRule="auto"/>
+        <w:ind w:left="900" w:leftChars="200" w:hanging="480" w:hangingChars="200"/>
+        <w:jc w:val="both"/>
+        <w:rPr>
+          <w:rFonts w:ascii="Times New Roman" w:hAnsi="Times New Roman" w:eastAsia="宋体" w:cs="Times New Roman"/>
+          <w:b w:val="0"/>
+          <w:i w:val="0"/>
+          <w:strike w:val="0"/>
+          <w:color w:val="auto"/>
+          <w:sz w:val="24"/>
+          <w:szCs w:val="22"/>
+          <w:u w:val="none"/>
+          <w:lang w:val="en-US" w:eastAsia="zh-CN" w:bidi="ar-SA"/>
+        </w:rPr>
+      </w:pPr>
+      <w:r>
+        <w:rPr>
+          <w:rFonts w:ascii="Times New Roman" w:hAnsi="Times New Roman" w:eastAsia="宋体" w:cs="Times New Roman"/>
+          <w:b w:val="0"/>
+          <w:i w:val="0"/>
+          <w:strike w:val="0"/>
+          <w:color w:val="auto"/>
+          <w:sz w:val="24"/>
+          <w:szCs w:val="22"/>
+          <w:u w:val="none"/>
+          <w:lang w:val="en-US" w:eastAsia="zh-CN" w:bidi="ar-SA"/>
+        </w:rPr>
+        <w:t>监控后端健康状态与错误日志</w:t>
+      </w:r>
+    </w:p>
+    <w:p>
+      <w:pPr>
+        <w:widowControl w:val="0"/>
+        <w:numPr>
+          <w:ilvl w:val="0"/>
+          <w:numId w:val="20"/>
+        </w:numPr>
+        <w:spacing w:after="120" w:line="360" w:lineRule="auto"/>
+        <w:ind w:left="900" w:leftChars="200" w:hanging="480" w:hangingChars="200"/>
+        <w:jc w:val="both"/>
+        <w:rPr>
+          <w:rFonts w:ascii="Times New Roman" w:hAnsi="Times New Roman" w:eastAsia="宋体" w:cs="Times New Roman"/>
+          <w:b w:val="0"/>
+          <w:i w:val="0"/>
+          <w:strike w:val="0"/>
+          <w:color w:val="auto"/>
+          <w:sz w:val="24"/>
+          <w:szCs w:val="22"/>
+          <w:u w:val="none"/>
+          <w:lang w:val="en-US" w:eastAsia="zh-CN" w:bidi="ar-SA"/>
+        </w:rPr>
+      </w:pPr>
+      <w:r>
+        <w:rPr>
+          <w:rFonts w:ascii="Times New Roman" w:hAnsi="Times New Roman" w:eastAsia="宋体" w:cs="Times New Roman"/>
+          <w:b w:val="0"/>
+          <w:i w:val="0"/>
+          <w:strike w:val="0"/>
+          <w:color w:val="auto"/>
+          <w:sz w:val="24"/>
+          <w:szCs w:val="22"/>
+          <w:u w:val="none"/>
+          <w:lang w:val="en-US" w:eastAsia="zh-CN" w:bidi="ar-SA"/>
+        </w:rPr>
+        <w:t>对数据库进行定期备份，保障数据安全</w:t>
       </w:r>
     </w:p>
     <w:p>
@@ -2899,6 +8104,8 @@
         <w:spacing w:line="360" w:lineRule="atLeast"/>
         <w:ind w:left="-360"/>
       </w:pPr>
+      <w:bookmarkStart w:id="1" w:name="_GoBack"/>
+      <w:bookmarkEnd w:id="1"/>
     </w:p>
     <w:sectPr>
       <w:pgSz w:w="11905" w:h="16840"/>
@@ -2912,6 +8119,37 @@
 <file path=word/numbering.xml><?xml version="1.0" encoding="utf-8"?>
 <w:numbering xmlns:wpc="http://schemas.microsoft.com/office/word/2010/wordprocessingCanvas" xmlns:mc="http://schemas.openxmlformats.org/markup-compatibility/2006" xmlns:o="urn:schemas-microsoft-com:office:office" xmlns:r="http://schemas.openxmlformats.org/officeDocument/2006/relationships" xmlns:m="http://schemas.openxmlformats.org/officeDocument/2006/math" xmlns:v="urn:schemas-microsoft-com:vml" xmlns:wp14="http://schemas.microsoft.com/office/word/2010/wordprocessingDrawing" xmlns:wp="http://schemas.openxmlformats.org/drawingml/2006/wordprocessingDrawing" xmlns:w10="urn:schemas-microsoft-com:office:word" xmlns:w="http://schemas.openxmlformats.org/wordprocessingml/2006/main" xmlns:w14="http://schemas.microsoft.com/office/word/2010/wordml" xmlns:wpg="http://schemas.microsoft.com/office/word/2010/wordprocessingGroup" xmlns:wpi="http://schemas.microsoft.com/office/word/2010/wordprocessingInk" xmlns:wne="http://schemas.microsoft.com/office/word/2006/wordml" xmlns:wps="http://schemas.microsoft.com/office/word/2010/wordprocessingShape" xmlns:wpsCustomData="http://www.wps.cn/officeDocument/2013/wpsCustomData" mc:Ignorable="w14 wp14">
   <w:abstractNum w:abstractNumId="0">
+    <w:nsid w:val="8C185619"/>
+    <w:multiLevelType w:val="multilevel"/>
+    <w:tmpl w:val="8C185619"/>
+    <w:lvl w:ilvl="0" w:tentative="0">
+      <w:start w:val="1"/>
+      <w:numFmt w:val="bullet"/>
+      <w:lvlText w:val=""/>
+      <w:lvlJc w:val="left"/>
+      <w:pPr>
+        <w:ind w:left="720" w:hanging="360"/>
+      </w:pPr>
+      <w:rPr>
+        <w:rFonts w:hint="default" w:ascii="Symbol" w:hAnsi="Symbol" w:cs="Symbol"/>
+        <w:sz w:val="20"/>
+      </w:rPr>
+    </w:lvl>
+    <w:lvl w:ilvl="1" w:tentative="0">
+      <w:start w:val="1"/>
+      <w:numFmt w:val="bullet"/>
+      <w:lvlText w:val="o"/>
+      <w:lvlJc w:val="left"/>
+      <w:pPr>
+        <w:ind w:left="1440" w:hanging="360"/>
+      </w:pPr>
+      <w:rPr>
+        <w:rFonts w:hint="default" w:ascii="Courier New" w:hAnsi="Courier New" w:cs="Courier New"/>
+        <w:sz w:val="20"/>
+      </w:rPr>
+    </w:lvl>
+  </w:abstractNum>
+  <w:abstractNum w:abstractNumId="1">
     <w:nsid w:val="937FF1C9"/>
     <w:multiLevelType w:val="multilevel"/>
     <w:tmpl w:val="937FF1C9"/>
@@ -3060,7 +8298,159 @@
       </w:rPr>
     </w:lvl>
   </w:abstractNum>
-  <w:abstractNum w:abstractNumId="1">
+  <w:abstractNum w:abstractNumId="2">
+    <w:nsid w:val="B1C5D8B1"/>
+    <w:multiLevelType w:val="singleLevel"/>
+    <w:tmpl w:val="B1C5D8B1"/>
+    <w:lvl w:ilvl="0" w:tentative="0">
+      <w:start w:val="1"/>
+      <w:numFmt w:val="bullet"/>
+      <w:lvlText w:val=""/>
+      <w:lvlJc w:val="left"/>
+      <w:pPr>
+        <w:ind w:left="720" w:hanging="360"/>
+      </w:pPr>
+      <w:rPr>
+        <w:rFonts w:hint="default" w:ascii="Symbol" w:hAnsi="Symbol" w:cs="Symbol"/>
+        <w:sz w:val="20"/>
+      </w:rPr>
+    </w:lvl>
+  </w:abstractNum>
+  <w:abstractNum w:abstractNumId="3">
+    <w:nsid w:val="BED9DC4A"/>
+    <w:multiLevelType w:val="singleLevel"/>
+    <w:tmpl w:val="BED9DC4A"/>
+    <w:lvl w:ilvl="0" w:tentative="0">
+      <w:start w:val="1"/>
+      <w:numFmt w:val="bullet"/>
+      <w:lvlText w:val=""/>
+      <w:lvlJc w:val="left"/>
+      <w:pPr>
+        <w:ind w:left="720" w:hanging="360"/>
+      </w:pPr>
+      <w:rPr>
+        <w:rFonts w:hint="default" w:ascii="Symbol" w:hAnsi="Symbol" w:cs="Symbol"/>
+        <w:sz w:val="20"/>
+      </w:rPr>
+    </w:lvl>
+  </w:abstractNum>
+  <w:abstractNum w:abstractNumId="4">
+    <w:nsid w:val="DF7C23CC"/>
+    <w:multiLevelType w:val="multilevel"/>
+    <w:tmpl w:val="DF7C23CC"/>
+    <w:lvl w:ilvl="0" w:tentative="0">
+      <w:start w:val="1"/>
+      <w:numFmt w:val="bullet"/>
+      <w:lvlText w:val=""/>
+      <w:lvlJc w:val="left"/>
+      <w:pPr>
+        <w:ind w:left="720" w:hanging="360"/>
+      </w:pPr>
+      <w:rPr>
+        <w:rFonts w:hint="default" w:ascii="Symbol" w:hAnsi="Symbol" w:cs="Symbol"/>
+        <w:sz w:val="20"/>
+      </w:rPr>
+    </w:lvl>
+    <w:lvl w:ilvl="1" w:tentative="0">
+      <w:start w:val="1"/>
+      <w:numFmt w:val="bullet"/>
+      <w:lvlText w:val="o"/>
+      <w:lvlJc w:val="left"/>
+      <w:pPr>
+        <w:ind w:left="1440" w:hanging="360"/>
+      </w:pPr>
+      <w:rPr>
+        <w:rFonts w:hint="default" w:ascii="Courier New" w:hAnsi="Courier New" w:cs="Courier New"/>
+        <w:sz w:val="20"/>
+      </w:rPr>
+    </w:lvl>
+  </w:abstractNum>
+  <w:abstractNum w:abstractNumId="5">
+    <w:nsid w:val="E02ABF1F"/>
+    <w:multiLevelType w:val="singleLevel"/>
+    <w:tmpl w:val="E02ABF1F"/>
+    <w:lvl w:ilvl="0" w:tentative="0">
+      <w:start w:val="1"/>
+      <w:numFmt w:val="bullet"/>
+      <w:lvlText w:val=""/>
+      <w:lvlJc w:val="left"/>
+      <w:pPr>
+        <w:ind w:left="720" w:hanging="360"/>
+      </w:pPr>
+      <w:rPr>
+        <w:rFonts w:hint="default" w:ascii="Symbol" w:hAnsi="Symbol" w:cs="Symbol"/>
+        <w:sz w:val="20"/>
+      </w:rPr>
+    </w:lvl>
+  </w:abstractNum>
+  <w:abstractNum w:abstractNumId="6">
+    <w:nsid w:val="E69129D7"/>
+    <w:multiLevelType w:val="multilevel"/>
+    <w:tmpl w:val="E69129D7"/>
+    <w:lvl w:ilvl="0" w:tentative="0">
+      <w:start w:val="1"/>
+      <w:numFmt w:val="bullet"/>
+      <w:lvlText w:val=""/>
+      <w:lvlJc w:val="left"/>
+      <w:pPr>
+        <w:ind w:left="720" w:hanging="360"/>
+      </w:pPr>
+      <w:rPr>
+        <w:rFonts w:hint="default" w:ascii="Symbol" w:hAnsi="Symbol" w:cs="Symbol"/>
+        <w:sz w:val="20"/>
+      </w:rPr>
+    </w:lvl>
+    <w:lvl w:ilvl="1" w:tentative="0">
+      <w:start w:val="1"/>
+      <w:numFmt w:val="bullet"/>
+      <w:lvlText w:val="o"/>
+      <w:lvlJc w:val="left"/>
+      <w:pPr>
+        <w:ind w:left="1440" w:hanging="360"/>
+      </w:pPr>
+      <w:rPr>
+        <w:rFonts w:hint="default" w:ascii="Courier New" w:hAnsi="Courier New" w:cs="Courier New"/>
+        <w:sz w:val="20"/>
+      </w:rPr>
+    </w:lvl>
+  </w:abstractNum>
+  <w:abstractNum w:abstractNumId="7">
+    <w:nsid w:val="E82D1EAF"/>
+    <w:multiLevelType w:val="singleLevel"/>
+    <w:tmpl w:val="E82D1EAF"/>
+    <w:lvl w:ilvl="0" w:tentative="0">
+      <w:start w:val="1"/>
+      <w:numFmt w:val="bullet"/>
+      <w:lvlText w:val=""/>
+      <w:lvlJc w:val="left"/>
+      <w:pPr>
+        <w:ind w:left="720" w:hanging="360"/>
+      </w:pPr>
+      <w:rPr>
+        <w:rFonts w:hint="default" w:ascii="Symbol" w:hAnsi="Symbol" w:cs="Symbol"/>
+        <w:sz w:val="20"/>
+      </w:rPr>
+    </w:lvl>
+  </w:abstractNum>
+  <w:abstractNum w:abstractNumId="8">
+    <w:nsid w:val="F72ECC02"/>
+    <w:multiLevelType w:val="singleLevel"/>
+    <w:tmpl w:val="F72ECC02"/>
+    <w:lvl w:ilvl="0" w:tentative="0">
+      <w:start w:val="1"/>
+      <w:numFmt w:val="bullet"/>
+      <w:lvlText w:val=""/>
+      <w:lvlJc w:val="left"/>
+      <w:pPr>
+        <w:ind w:left="720" w:hanging="360"/>
+      </w:pPr>
+      <w:rPr>
+        <w:rFonts w:hint="default" w:ascii="Symbol" w:hAnsi="Symbol" w:cs="Symbol"/>
+        <w:sz w:val="20"/>
+      </w:rPr>
+    </w:lvl>
+  </w:abstractNum>
+  <w:abstractNum w:abstractNumId="9">
     <w:nsid w:val="FBF7775E"/>
     <w:multiLevelType w:val="multilevel"/>
     <w:tmpl w:val="FBF7775E"/>
@@ -3209,11 +8599,415 @@
       </w:rPr>
     </w:lvl>
   </w:abstractNum>
+  <w:abstractNum w:abstractNumId="10">
+    <w:nsid w:val="FC373685"/>
+    <w:multiLevelType w:val="singleLevel"/>
+    <w:tmpl w:val="FC373685"/>
+    <w:lvl w:ilvl="0" w:tentative="0">
+      <w:start w:val="1"/>
+      <w:numFmt w:val="bullet"/>
+      <w:lvlText w:val=""/>
+      <w:lvlJc w:val="left"/>
+      <w:pPr>
+        <w:ind w:left="720" w:hanging="360"/>
+      </w:pPr>
+      <w:rPr>
+        <w:rFonts w:hint="default" w:ascii="Symbol" w:hAnsi="Symbol" w:cs="Symbol"/>
+        <w:sz w:val="20"/>
+      </w:rPr>
+    </w:lvl>
+  </w:abstractNum>
+  <w:abstractNum w:abstractNumId="11">
+    <w:nsid w:val="FC722263"/>
+    <w:multiLevelType w:val="singleLevel"/>
+    <w:tmpl w:val="FC722263"/>
+    <w:lvl w:ilvl="0" w:tentative="0">
+      <w:start w:val="1"/>
+      <w:numFmt w:val="bullet"/>
+      <w:lvlText w:val=""/>
+      <w:lvlJc w:val="left"/>
+      <w:pPr>
+        <w:ind w:left="720" w:hanging="360"/>
+      </w:pPr>
+      <w:rPr>
+        <w:rFonts w:hint="default" w:ascii="Symbol" w:hAnsi="Symbol" w:cs="Symbol"/>
+        <w:sz w:val="20"/>
+      </w:rPr>
+    </w:lvl>
+  </w:abstractNum>
+  <w:abstractNum w:abstractNumId="12">
+    <w:nsid w:val="0112481A"/>
+    <w:multiLevelType w:val="multilevel"/>
+    <w:tmpl w:val="0112481A"/>
+    <w:lvl w:ilvl="0" w:tentative="0">
+      <w:start w:val="1"/>
+      <w:numFmt w:val="bullet"/>
+      <w:lvlText w:val=""/>
+      <w:lvlJc w:val="left"/>
+      <w:pPr>
+        <w:ind w:left="720" w:hanging="360"/>
+      </w:pPr>
+      <w:rPr>
+        <w:rFonts w:hint="default" w:ascii="Symbol" w:hAnsi="Symbol" w:cs="Symbol"/>
+        <w:sz w:val="20"/>
+      </w:rPr>
+    </w:lvl>
+    <w:lvl w:ilvl="1" w:tentative="0">
+      <w:start w:val="1"/>
+      <w:numFmt w:val="bullet"/>
+      <w:lvlText w:val="o"/>
+      <w:lvlJc w:val="left"/>
+      <w:pPr>
+        <w:ind w:left="1440" w:hanging="360"/>
+      </w:pPr>
+      <w:rPr>
+        <w:rFonts w:hint="default" w:ascii="Courier New" w:hAnsi="Courier New" w:cs="Courier New"/>
+        <w:sz w:val="20"/>
+      </w:rPr>
+    </w:lvl>
+  </w:abstractNum>
+  <w:abstractNum w:abstractNumId="13">
+    <w:nsid w:val="152E330B"/>
+    <w:multiLevelType w:val="singleLevel"/>
+    <w:tmpl w:val="152E330B"/>
+    <w:lvl w:ilvl="0" w:tentative="0">
+      <w:start w:val="1"/>
+      <w:numFmt w:val="bullet"/>
+      <w:lvlText w:val=""/>
+      <w:lvlJc w:val="left"/>
+      <w:pPr>
+        <w:ind w:left="720" w:hanging="360"/>
+      </w:pPr>
+      <w:rPr>
+        <w:rFonts w:hint="default" w:ascii="Symbol" w:hAnsi="Symbol" w:cs="Symbol"/>
+        <w:sz w:val="20"/>
+      </w:rPr>
+    </w:lvl>
+  </w:abstractNum>
+  <w:abstractNum w:abstractNumId="14">
+    <w:nsid w:val="1698A191"/>
+    <w:multiLevelType w:val="multilevel"/>
+    <w:tmpl w:val="1698A191"/>
+    <w:lvl w:ilvl="0" w:tentative="0">
+      <w:start w:val="1"/>
+      <w:numFmt w:val="bullet"/>
+      <w:lvlText w:val=""/>
+      <w:lvlJc w:val="left"/>
+      <w:pPr>
+        <w:ind w:left="720" w:hanging="360"/>
+      </w:pPr>
+      <w:rPr>
+        <w:rFonts w:hint="default" w:ascii="Symbol" w:hAnsi="Symbol" w:cs="Symbol"/>
+        <w:sz w:val="20"/>
+      </w:rPr>
+    </w:lvl>
+    <w:lvl w:ilvl="1" w:tentative="0">
+      <w:start w:val="1"/>
+      <w:numFmt w:val="bullet"/>
+      <w:lvlText w:val="o"/>
+      <w:lvlJc w:val="left"/>
+      <w:pPr>
+        <w:ind w:left="1440" w:hanging="360"/>
+      </w:pPr>
+      <w:rPr>
+        <w:rFonts w:hint="default" w:ascii="Courier New" w:hAnsi="Courier New" w:cs="Courier New"/>
+        <w:sz w:val="20"/>
+      </w:rPr>
+    </w:lvl>
+  </w:abstractNum>
+  <w:abstractNum w:abstractNumId="15">
+    <w:nsid w:val="2C850A90"/>
+    <w:multiLevelType w:val="multilevel"/>
+    <w:tmpl w:val="2C850A90"/>
+    <w:lvl w:ilvl="0" w:tentative="0">
+      <w:start w:val="1"/>
+      <w:numFmt w:val="decimal"/>
+      <w:lvlText w:val="%1."/>
+      <w:lvlJc w:val="left"/>
+      <w:pPr>
+        <w:tabs>
+          <w:tab w:val="left" w:pos="720"/>
+        </w:tabs>
+        <w:ind w:left="720" w:hanging="360"/>
+      </w:pPr>
+      <w:rPr>
+        <w:sz w:val="24"/>
+        <w:szCs w:val="24"/>
+      </w:rPr>
+    </w:lvl>
+    <w:lvl w:ilvl="1" w:tentative="0">
+      <w:start w:val="1"/>
+      <w:numFmt w:val="decimal"/>
+      <w:lvlText w:val="%2."/>
+      <w:lvlJc w:val="left"/>
+      <w:pPr>
+        <w:tabs>
+          <w:tab w:val="left" w:pos="1440"/>
+        </w:tabs>
+        <w:ind w:left="1440" w:hanging="360"/>
+      </w:pPr>
+      <w:rPr>
+        <w:sz w:val="24"/>
+        <w:szCs w:val="24"/>
+      </w:rPr>
+    </w:lvl>
+    <w:lvl w:ilvl="2" w:tentative="0">
+      <w:start w:val="1"/>
+      <w:numFmt w:val="decimal"/>
+      <w:lvlText w:val="%3."/>
+      <w:lvlJc w:val="left"/>
+      <w:pPr>
+        <w:tabs>
+          <w:tab w:val="left" w:pos="2160"/>
+        </w:tabs>
+        <w:ind w:left="2160" w:hanging="360"/>
+      </w:pPr>
+      <w:rPr>
+        <w:sz w:val="24"/>
+        <w:szCs w:val="24"/>
+      </w:rPr>
+    </w:lvl>
+    <w:lvl w:ilvl="3" w:tentative="0">
+      <w:start w:val="1"/>
+      <w:numFmt w:val="decimal"/>
+      <w:lvlText w:val="%4."/>
+      <w:lvlJc w:val="left"/>
+      <w:pPr>
+        <w:tabs>
+          <w:tab w:val="left" w:pos="2517"/>
+        </w:tabs>
+        <w:ind w:left="2880" w:hanging="360"/>
+      </w:pPr>
+      <w:rPr>
+        <w:sz w:val="24"/>
+        <w:szCs w:val="24"/>
+      </w:rPr>
+    </w:lvl>
+    <w:lvl w:ilvl="4" w:tentative="0">
+      <w:start w:val="1"/>
+      <w:numFmt w:val="decimal"/>
+      <w:lvlText w:val="%5."/>
+      <w:lvlJc w:val="left"/>
+      <w:pPr>
+        <w:tabs>
+          <w:tab w:val="left" w:pos="3238"/>
+        </w:tabs>
+        <w:ind w:left="3600" w:hanging="360"/>
+      </w:pPr>
+      <w:rPr>
+        <w:sz w:val="24"/>
+        <w:szCs w:val="24"/>
+      </w:rPr>
+    </w:lvl>
+    <w:lvl w:ilvl="5" w:tentative="0">
+      <w:start w:val="1"/>
+      <w:numFmt w:val="decimal"/>
+      <w:lvlText w:val="%6."/>
+      <w:lvlJc w:val="left"/>
+      <w:pPr>
+        <w:tabs>
+          <w:tab w:val="left" w:pos="3958"/>
+        </w:tabs>
+        <w:ind w:left="4320" w:hanging="360"/>
+      </w:pPr>
+      <w:rPr>
+        <w:sz w:val="24"/>
+        <w:szCs w:val="24"/>
+      </w:rPr>
+    </w:lvl>
+    <w:lvl w:ilvl="6" w:tentative="0">
+      <w:start w:val="1"/>
+      <w:numFmt w:val="decimal"/>
+      <w:lvlText w:val="%7."/>
+      <w:lvlJc w:val="left"/>
+      <w:pPr>
+        <w:tabs>
+          <w:tab w:val="left" w:pos="4678"/>
+        </w:tabs>
+        <w:ind w:left="5040" w:hanging="360"/>
+      </w:pPr>
+      <w:rPr>
+        <w:sz w:val="24"/>
+        <w:szCs w:val="24"/>
+      </w:rPr>
+    </w:lvl>
+    <w:lvl w:ilvl="7" w:tentative="0">
+      <w:start w:val="1"/>
+      <w:numFmt w:val="decimal"/>
+      <w:lvlText w:val="%8."/>
+      <w:lvlJc w:val="left"/>
+      <w:pPr>
+        <w:tabs>
+          <w:tab w:val="left" w:pos="5398"/>
+        </w:tabs>
+        <w:ind w:left="5760" w:hanging="360"/>
+      </w:pPr>
+      <w:rPr>
+        <w:sz w:val="24"/>
+        <w:szCs w:val="24"/>
+      </w:rPr>
+    </w:lvl>
+    <w:lvl w:ilvl="8" w:tentative="0">
+      <w:start w:val="1"/>
+      <w:numFmt w:val="decimal"/>
+      <w:lvlText w:val="%9."/>
+      <w:lvlJc w:val="left"/>
+      <w:pPr>
+        <w:tabs>
+          <w:tab w:val="left" w:pos="6118"/>
+        </w:tabs>
+        <w:ind w:left="6480" w:hanging="360"/>
+      </w:pPr>
+      <w:rPr>
+        <w:sz w:val="24"/>
+        <w:szCs w:val="24"/>
+      </w:rPr>
+    </w:lvl>
+  </w:abstractNum>
+  <w:abstractNum w:abstractNumId="16">
+    <w:nsid w:val="470958D9"/>
+    <w:multiLevelType w:val="singleLevel"/>
+    <w:tmpl w:val="470958D9"/>
+    <w:lvl w:ilvl="0" w:tentative="0">
+      <w:start w:val="1"/>
+      <w:numFmt w:val="bullet"/>
+      <w:lvlText w:val=""/>
+      <w:lvlJc w:val="left"/>
+      <w:pPr>
+        <w:ind w:left="720" w:hanging="360"/>
+      </w:pPr>
+      <w:rPr>
+        <w:rFonts w:hint="default" w:ascii="Symbol" w:hAnsi="Symbol" w:cs="Symbol"/>
+        <w:sz w:val="20"/>
+      </w:rPr>
+    </w:lvl>
+  </w:abstractNum>
+  <w:abstractNum w:abstractNumId="17">
+    <w:nsid w:val="58606353"/>
+    <w:multiLevelType w:val="singleLevel"/>
+    <w:tmpl w:val="58606353"/>
+    <w:lvl w:ilvl="0" w:tentative="0">
+      <w:start w:val="1"/>
+      <w:numFmt w:val="bullet"/>
+      <w:lvlText w:val=""/>
+      <w:lvlJc w:val="left"/>
+      <w:pPr>
+        <w:ind w:left="720" w:hanging="360"/>
+      </w:pPr>
+      <w:rPr>
+        <w:rFonts w:hint="default" w:ascii="Symbol" w:hAnsi="Symbol" w:cs="Symbol"/>
+        <w:sz w:val="20"/>
+      </w:rPr>
+    </w:lvl>
+  </w:abstractNum>
+  <w:abstractNum w:abstractNumId="18">
+    <w:nsid w:val="6D705CAE"/>
+    <w:multiLevelType w:val="singleLevel"/>
+    <w:tmpl w:val="6D705CAE"/>
+    <w:lvl w:ilvl="0" w:tentative="0">
+      <w:start w:val="1"/>
+      <w:numFmt w:val="bullet"/>
+      <w:lvlText w:val=""/>
+      <w:lvlJc w:val="left"/>
+      <w:pPr>
+        <w:ind w:left="720" w:hanging="360"/>
+      </w:pPr>
+      <w:rPr>
+        <w:rFonts w:hint="default" w:ascii="Symbol" w:hAnsi="Symbol" w:cs="Symbol"/>
+        <w:sz w:val="20"/>
+      </w:rPr>
+    </w:lvl>
+  </w:abstractNum>
+  <w:abstractNum w:abstractNumId="19">
+    <w:nsid w:val="706F81D1"/>
+    <w:multiLevelType w:val="multilevel"/>
+    <w:tmpl w:val="706F81D1"/>
+    <w:lvl w:ilvl="0" w:tentative="0">
+      <w:start w:val="1"/>
+      <w:numFmt w:val="bullet"/>
+      <w:lvlText w:val=""/>
+      <w:lvlJc w:val="left"/>
+      <w:pPr>
+        <w:ind w:left="720" w:hanging="360"/>
+      </w:pPr>
+      <w:rPr>
+        <w:rFonts w:hint="default" w:ascii="Symbol" w:hAnsi="Symbol" w:cs="Symbol"/>
+        <w:sz w:val="20"/>
+      </w:rPr>
+    </w:lvl>
+    <w:lvl w:ilvl="1" w:tentative="0">
+      <w:start w:val="1"/>
+      <w:numFmt w:val="bullet"/>
+      <w:lvlText w:val="o"/>
+      <w:lvlJc w:val="left"/>
+      <w:pPr>
+        <w:ind w:left="1440" w:hanging="360"/>
+      </w:pPr>
+      <w:rPr>
+        <w:rFonts w:hint="default" w:ascii="Courier New" w:hAnsi="Courier New" w:cs="Courier New"/>
+        <w:sz w:val="20"/>
+      </w:rPr>
+    </w:lvl>
+  </w:abstractNum>
   <w:num w:numId="1">
+    <w:abstractNumId w:val="1"/>
+  </w:num>
+  <w:num w:numId="2">
+    <w:abstractNumId w:val="9"/>
+  </w:num>
+  <w:num w:numId="3">
+    <w:abstractNumId w:val="15"/>
+  </w:num>
+  <w:num w:numId="4">
+    <w:abstractNumId w:val="8"/>
+  </w:num>
+  <w:num w:numId="5">
+    <w:abstractNumId w:val="5"/>
+  </w:num>
+  <w:num w:numId="6">
+    <w:abstractNumId w:val="11"/>
+  </w:num>
+  <w:num w:numId="7">
+    <w:abstractNumId w:val="3"/>
+  </w:num>
+  <w:num w:numId="8">
+    <w:abstractNumId w:val="10"/>
+  </w:num>
+  <w:num w:numId="9">
     <w:abstractNumId w:val="0"/>
   </w:num>
-  <w:num w:numId="2">
-    <w:abstractNumId w:val="1"/>
+  <w:num w:numId="10">
+    <w:abstractNumId w:val="4"/>
+  </w:num>
+  <w:num w:numId="11">
+    <w:abstractNumId w:val="19"/>
+  </w:num>
+  <w:num w:numId="12">
+    <w:abstractNumId w:val="12"/>
+  </w:num>
+  <w:num w:numId="13">
+    <w:abstractNumId w:val="14"/>
+  </w:num>
+  <w:num w:numId="14">
+    <w:abstractNumId w:val="2"/>
+  </w:num>
+  <w:num w:numId="15">
+    <w:abstractNumId w:val="7"/>
+  </w:num>
+  <w:num w:numId="16">
+    <w:abstractNumId w:val="13"/>
+  </w:num>
+  <w:num w:numId="17">
+    <w:abstractNumId w:val="6"/>
+  </w:num>
+  <w:num w:numId="18">
+    <w:abstractNumId w:val="17"/>
+  </w:num>
+  <w:num w:numId="19">
+    <w:abstractNumId w:val="16"/>
+  </w:num>
+  <w:num w:numId="20">
+    <w:abstractNumId w:val="18"/>
   </w:num>
 </w:numbering>
 </file>
@@ -3248,7 +9042,7 @@
     <w:lsdException w:unhideWhenUsed="0" w:uiPriority="0" w:semiHidden="0" w:name="index 7"/>
     <w:lsdException w:unhideWhenUsed="0" w:uiPriority="0" w:semiHidden="0" w:name="index 8"/>
     <w:lsdException w:unhideWhenUsed="0" w:uiPriority="0" w:semiHidden="0" w:name="index 9"/>
-    <w:lsdException w:unhideWhenUsed="0" w:uiPriority="0" w:semiHidden="0" w:name="toc 1"/>
+    <w:lsdException w:qFormat="1" w:unhideWhenUsed="0" w:uiPriority="0" w:semiHidden="0" w:name="toc 1"/>
     <w:lsdException w:unhideWhenUsed="0" w:uiPriority="0" w:semiHidden="0" w:name="toc 2"/>
     <w:lsdException w:unhideWhenUsed="0" w:uiPriority="0" w:semiHidden="0" w:name="toc 3"/>
     <w:lsdException w:unhideWhenUsed="0" w:uiPriority="0" w:semiHidden="0" w:name="toc 4"/>
@@ -3325,14 +9119,14 @@
     <w:lsdException w:unhideWhenUsed="0" w:uiPriority="0" w:semiHidden="0" w:name="HTML Acronym"/>
     <w:lsdException w:unhideWhenUsed="0" w:uiPriority="0" w:semiHidden="0" w:name="HTML Address"/>
     <w:lsdException w:unhideWhenUsed="0" w:uiPriority="0" w:semiHidden="0" w:name="HTML Cite"/>
-    <w:lsdException w:unhideWhenUsed="0" w:uiPriority="0" w:semiHidden="0" w:name="HTML Code"/>
+    <w:lsdException w:qFormat="1" w:unhideWhenUsed="0" w:uiPriority="0" w:semiHidden="0" w:name="HTML Code"/>
     <w:lsdException w:unhideWhenUsed="0" w:uiPriority="0" w:semiHidden="0" w:name="HTML Definition"/>
     <w:lsdException w:unhideWhenUsed="0" w:uiPriority="0" w:semiHidden="0" w:name="HTML Keyboard"/>
-    <w:lsdException w:unhideWhenUsed="0" w:uiPriority="0" w:semiHidden="0" w:name="HTML Preformatted"/>
+    <w:lsdException w:qFormat="1" w:unhideWhenUsed="0" w:uiPriority="0" w:semiHidden="0" w:name="HTML Preformatted"/>
     <w:lsdException w:unhideWhenUsed="0" w:uiPriority="0" w:semiHidden="0" w:name="HTML Sample"/>
     <w:lsdException w:unhideWhenUsed="0" w:uiPriority="0" w:semiHidden="0" w:name="HTML Typewriter"/>
     <w:lsdException w:unhideWhenUsed="0" w:uiPriority="0" w:semiHidden="0" w:name="HTML Variable"/>
-    <w:lsdException w:uiPriority="99" w:name="Normal Table"/>
+    <w:lsdException w:qFormat="1" w:uiPriority="99" w:name="Normal Table"/>
     <w:lsdException w:unhideWhenUsed="0" w:uiPriority="0" w:semiHidden="0" w:name="annotation subject"/>
     <w:lsdException w:uiPriority="0" w:name="Table Simple 1"/>
     <w:lsdException w:uiPriority="0" w:name="Table Simple 2"/>
@@ -3534,16 +9328,39 @@
       <w:szCs w:val="36"/>
     </w:rPr>
   </w:style>
-  <w:style w:type="character" w:default="1" w:styleId="9">
+  <w:style w:type="paragraph" w:styleId="4">
+    <w:name w:val="heading 3"/>
+    <w:basedOn w:val="1"/>
+    <w:next w:val="1"/>
+    <w:semiHidden/>
+    <w:unhideWhenUsed/>
+    <w:qFormat/>
+    <w:uiPriority w:val="0"/>
+    <w:pPr>
+      <w:spacing w:before="0" w:beforeAutospacing="1" w:after="0" w:afterAutospacing="1"/>
+      <w:jc w:val="left"/>
+    </w:pPr>
+    <w:rPr>
+      <w:rFonts w:hint="eastAsia" w:ascii="宋体" w:hAnsi="宋体" w:eastAsia="宋体" w:cs="宋体"/>
+      <w:b/>
+      <w:bCs/>
+      <w:kern w:val="0"/>
+      <w:sz w:val="27"/>
+      <w:szCs w:val="27"/>
+      <w:lang w:val="en-US" w:eastAsia="zh-CN" w:bidi="ar"/>
+    </w:rPr>
+  </w:style>
+  <w:style w:type="character" w:default="1" w:styleId="11">
     <w:name w:val="Default Paragraph Font"/>
     <w:semiHidden/>
     <w:unhideWhenUsed/>
     <w:uiPriority w:val="1"/>
   </w:style>
-  <w:style w:type="table" w:default="1" w:styleId="8">
+  <w:style w:type="table" w:default="1" w:styleId="10">
     <w:name w:val="Normal Table"/>
     <w:semiHidden/>
     <w:unhideWhenUsed/>
+    <w:qFormat/>
     <w:uiPriority w:val="99"/>
     <w:tblPr>
       <w:tblCellMar>
@@ -3554,10 +9371,10 @@
       </w:tblCellMar>
     </w:tblPr>
   </w:style>
-  <w:style w:type="paragraph" w:styleId="4">
+  <w:style w:type="paragraph" w:styleId="5">
     <w:name w:val="footer"/>
     <w:basedOn w:val="1"/>
-    <w:link w:val="16"/>
+    <w:link w:val="18"/>
     <w:qFormat/>
     <w:uiPriority w:val="0"/>
     <w:pPr>
@@ -3573,10 +9390,10 @@
       <w:szCs w:val="18"/>
     </w:rPr>
   </w:style>
-  <w:style w:type="paragraph" w:styleId="5">
+  <w:style w:type="paragraph" w:styleId="6">
     <w:name w:val="header"/>
     <w:basedOn w:val="1"/>
-    <w:link w:val="15"/>
+    <w:link w:val="17"/>
     <w:qFormat/>
     <w:uiPriority w:val="0"/>
     <w:pPr>
@@ -3592,10 +9409,11 @@
       <w:szCs w:val="18"/>
     </w:rPr>
   </w:style>
-  <w:style w:type="paragraph" w:styleId="6">
+  <w:style w:type="paragraph" w:styleId="7">
     <w:name w:val="toc 1"/>
     <w:basedOn w:val="1"/>
     <w:next w:val="1"/>
+    <w:qFormat/>
     <w:uiPriority w:val="0"/>
     <w:pPr>
       <w:tabs>
@@ -3611,9 +9429,10 @@
       <w:szCs w:val="28"/>
     </w:rPr>
   </w:style>
-  <w:style w:type="paragraph" w:styleId="7">
+  <w:style w:type="paragraph" w:styleId="8">
     <w:name w:val="HTML Preformatted"/>
     <w:basedOn w:val="1"/>
+    <w:qFormat/>
     <w:uiPriority w:val="0"/>
     <w:pPr>
       <w:tabs>
@@ -3642,18 +9461,33 @@
       <w:szCs w:val="24"/>
     </w:rPr>
   </w:style>
-  <w:style w:type="character" w:styleId="10">
+  <w:style w:type="paragraph" w:styleId="9">
+    <w:name w:val="Normal (Web)"/>
+    <w:basedOn w:val="1"/>
+    <w:uiPriority w:val="0"/>
+    <w:pPr>
+      <w:spacing w:before="0" w:beforeAutospacing="1" w:after="0" w:afterAutospacing="1"/>
+      <w:ind w:left="0" w:right="0"/>
+      <w:jc w:val="left"/>
+    </w:pPr>
+    <w:rPr>
+      <w:kern w:val="0"/>
+      <w:sz w:val="24"/>
+      <w:lang w:val="en-US" w:eastAsia="zh-CN" w:bidi="ar"/>
+    </w:rPr>
+  </w:style>
+  <w:style w:type="character" w:styleId="12">
     <w:name w:val="Strong"/>
-    <w:basedOn w:val="9"/>
+    <w:basedOn w:val="11"/>
     <w:qFormat/>
     <w:uiPriority w:val="0"/>
     <w:rPr>
       <w:b/>
     </w:rPr>
   </w:style>
-  <w:style w:type="character" w:styleId="11">
+  <w:style w:type="character" w:styleId="13">
     <w:name w:val="Hyperlink"/>
-    <w:basedOn w:val="9"/>
+    <w:basedOn w:val="11"/>
     <w:qFormat/>
     <w:uiPriority w:val="0"/>
     <w:rPr>
@@ -3661,18 +9495,19 @@
       <w:u w:val="single"/>
     </w:rPr>
   </w:style>
-  <w:style w:type="character" w:styleId="12">
+  <w:style w:type="character" w:styleId="14">
     <w:name w:val="HTML Code"/>
-    <w:basedOn w:val="9"/>
+    <w:basedOn w:val="11"/>
+    <w:qFormat/>
     <w:uiPriority w:val="0"/>
     <w:rPr>
       <w:rFonts w:ascii="Courier New" w:hAnsi="Courier New"/>
       <w:sz w:val="20"/>
     </w:rPr>
   </w:style>
-  <w:style w:type="character" w:customStyle="1" w:styleId="13">
+  <w:style w:type="character" w:customStyle="1" w:styleId="15">
     <w:name w:val="15"/>
-    <w:basedOn w:val="9"/>
+    <w:basedOn w:val="11"/>
     <w:qFormat/>
     <w:uiPriority w:val="0"/>
     <w:rPr>
@@ -3681,29 +9516,30 @@
       <w:u w:val="single"/>
     </w:rPr>
   </w:style>
-  <w:style w:type="character" w:customStyle="1" w:styleId="14">
+  <w:style w:type="character" w:customStyle="1" w:styleId="16">
     <w:name w:val="10"/>
-    <w:basedOn w:val="9"/>
+    <w:basedOn w:val="11"/>
     <w:qFormat/>
     <w:uiPriority w:val="0"/>
     <w:rPr>
       <w:rFonts w:hint="default" w:ascii="等线" w:hAnsi="等线" w:eastAsia="等线" w:cs="等线"/>
     </w:rPr>
   </w:style>
-  <w:style w:type="character" w:customStyle="1" w:styleId="15">
+  <w:style w:type="character" w:customStyle="1" w:styleId="17">
     <w:name w:val="页眉 字符"/>
-    <w:basedOn w:val="9"/>
-    <w:link w:val="5"/>
+    <w:basedOn w:val="11"/>
+    <w:link w:val="6"/>
+    <w:qFormat/>
     <w:uiPriority w:val="0"/>
     <w:rPr>
       <w:sz w:val="18"/>
       <w:szCs w:val="18"/>
     </w:rPr>
   </w:style>
-  <w:style w:type="character" w:customStyle="1" w:styleId="16">
+  <w:style w:type="character" w:customStyle="1" w:styleId="18">
     <w:name w:val="页脚 字符"/>
-    <w:basedOn w:val="9"/>
-    <w:link w:val="4"/>
+    <w:basedOn w:val="11"/>
+    <w:link w:val="5"/>
     <w:uiPriority w:val="0"/>
     <w:rPr>
       <w:sz w:val="18"/>
